--- a/docs/regression/FullRegressionReport_Brainbox.docx
+++ b/docs/regression/FullRegressionReport_Brainbox.docx
@@ -179,7 +179,7 @@
                 <w:color w:val="282828"/>
                 <w:sz w:val="20"/>
               </w:rPr>
-              <w:t>May 8, 2026</w:t>
+              <w:t>May 09, 2026</w:t>
             </w:r>
           </w:p>
         </w:tc>
@@ -275,7 +275,7 @@
                 <w:color w:val="282828"/>
                 <w:sz w:val="20"/>
               </w:rPr>
-              <w:t>April 2026 - May 2026</w:t>
+              <w:t>May 2026</w:t>
             </w:r>
           </w:p>
         </w:tc>
@@ -329,7 +329,7 @@
           <w:color w:val="282828"/>
           <w:sz w:val="22"/>
         </w:rPr>
-        <w:t>BrainBox is an intelligent learning management system that combines note-taking, AI-powered content generation, flashcards, quizzes, and multimedia playback capabilities. The system supports web, mobile, and backend services with a focus on adaptive learning and collaborative features.</w:t>
+        <w:t>==================</w:t>
       </w:r>
     </w:p>
     <w:p>
@@ -368,7 +368,7 @@
           <w:color w:val="282828"/>
           <w:sz w:val="21"/>
         </w:rPr>
-        <w:t>Web Frontend: React, Vite, TailwindCSS</w:t>
+        <w:t>Web Frontend: React, Vite, custom CSS, Playwright</w:t>
       </w:r>
     </w:p>
     <w:p>
@@ -394,7 +394,7 @@
           <w:color w:val="282828"/>
           <w:sz w:val="21"/>
         </w:rPr>
-        <w:t>Testing: Playwright, JUnit, Espresso</w:t>
+        <w:t>Testing: Playwright, JUnit, Kotlin unit tests</w:t>
       </w:r>
     </w:p>
     <w:p>
@@ -433,7 +433,7 @@
           <w:color w:val="282828"/>
           <w:sz w:val="22"/>
         </w:rPr>
-        <w:t>The project has been successfully refactored from traditional layered architecture to Vertical Slice Architecture, organizing code by business features rather than technical layers.</w:t>
+        <w:t>The project remains organized by business capabilities so regression coverage can be mapped directly to implemented user flows instead of generic technical layers.</w:t>
       </w:r>
     </w:p>
     <w:p>
@@ -459,7 +459,7 @@
           <w:color w:val="282828"/>
           <w:sz w:val="21"/>
         </w:rPr>
-        <w:t>Backend: Reorganized into feature modules under modules/ directory</w:t>
+        <w:t>Regression coverage is now aligned to the real shipped feature set instead of legacy placeholder scenarios.</w:t>
       </w:r>
     </w:p>
     <w:p>
@@ -472,7 +472,7 @@
           <w:color w:val="282828"/>
           <w:sz w:val="21"/>
         </w:rPr>
-        <w:t>Web Frontend: Restructured components by feature domains</w:t>
+        <w:t>The web evidence suite is driven by the current Playwright inventory and refreshed screenshots.</w:t>
       </w:r>
     </w:p>
     <w:p>
@@ -485,7 +485,7 @@
           <w:color w:val="282828"/>
           <w:sz w:val="21"/>
         </w:rPr>
-        <w:t>Mobile: Organized Android app by feature slices</w:t>
+        <w:t>Notebook editor and AI coverage explicitly track the implemented toolbar, export, history, and assistant surfaces.</w:t>
       </w:r>
     </w:p>
     <w:p>
@@ -511,7 +511,7 @@
           <w:color w:val="282828"/>
           <w:sz w:val="21"/>
         </w:rPr>
-        <w:t>Improved maintainability and code locality</w:t>
+        <w:t>Removed unsupported scenarios such as account lockout and flashcard shuffling from the web regression matrix.</w:t>
       </w:r>
     </w:p>
     <w:p>
@@ -524,7 +524,7 @@
           <w:color w:val="282828"/>
           <w:sz w:val="21"/>
         </w:rPr>
-        <w:t>Enhanced feature isolation</w:t>
+        <w:t>Preserved one-to-one alignment between the Playwright suite, screenshots, regression report, and spreadsheet test plan.</w:t>
       </w:r>
     </w:p>
     <w:p>
@@ -537,20 +537,7 @@
           <w:color w:val="282828"/>
           <w:sz w:val="21"/>
         </w:rPr>
-        <w:t>Reduced cross-feature dependencies</w:t>
-      </w:r>
-    </w:p>
-    <w:p>
-      <w:pPr>
-        <w:pStyle w:val="ListBullet"/>
-      </w:pPr>
-      <w:r>
-        <w:rPr>
-          <w:rFonts w:ascii="Aptos" w:hAnsi="Aptos"/>
-          <w:color w:val="282828"/>
-          <w:sz w:val="21"/>
-        </w:rPr>
-        <w:t>Better testability per feature</w:t>
+        <w:t>Improved confidence that future regressions are reported against real product capabilities.</w:t>
       </w:r>
     </w:p>
     <w:p>
@@ -744,7 +731,7 @@
                 <w:color w:val="282828"/>
                 <w:sz w:val="18"/>
               </w:rPr>
-              <w:t>¦   +-- notebook/              # Notebook management</w:t>
+              <w:t>¦   +-- notebook/              # Notebook management and versioning</w:t>
               <w:br/>
             </w:r>
             <w:r>
@@ -817,15 +804,6 @@
                 <w:sz w:val="18"/>
               </w:rPr>
               <w:t>+-- shared/                    # Shared utilities</w:t>
-              <w:br/>
-            </w:r>
-            <w:r>
-              <w:rPr>
-                <w:rFonts w:ascii="Cascadia Mono" w:hAnsi="Cascadia Mono"/>
-                <w:color w:val="282828"/>
-                <w:sz w:val="18"/>
-              </w:rPr>
-              <w:t>+-- BrainboxApiApplication.java</w:t>
               <w:br/>
             </w:r>
           </w:p>
@@ -893,7 +871,7 @@
                 <w:color w:val="282828"/>
                 <w:sz w:val="18"/>
               </w:rPr>
-              <w:t>+-- auth/                      # Authentication components</w:t>
+              <w:t>+-- auth/                      # Authentication pages and flows</w:t>
               <w:br/>
             </w:r>
             <w:r>
@@ -902,7 +880,7 @@
                 <w:color w:val="282828"/>
                 <w:sz w:val="18"/>
               </w:rPr>
-              <w:t>+-- ai/                        # AI features</w:t>
+              <w:t>+-- ai/                        # AI configuration surfaces</w:t>
               <w:br/>
             </w:r>
             <w:r>
@@ -911,7 +889,7 @@
                 <w:color w:val="282828"/>
                 <w:sz w:val="18"/>
               </w:rPr>
-              <w:t>+-- notebook/                  # Notebook functionality</w:t>
+              <w:t>+-- notebook/                  # Editor, AI assistant, review mode, exports, versions</w:t>
               <w:br/>
             </w:r>
             <w:r>
@@ -920,7 +898,7 @@
                 <w:color w:val="282828"/>
                 <w:sz w:val="18"/>
               </w:rPr>
-              <w:t>+-- common/                    # Shared components</w:t>
+              <w:t>+-- home/                      # Dashboard, library, quizzes, flashcards, playlists, profile</w:t>
               <w:br/>
             </w:r>
             <w:r>
@@ -929,7 +907,7 @@
                 <w:color w:val="282828"/>
                 <w:sz w:val="18"/>
               </w:rPr>
-              <w:t>+-- home/                      # Home dashboard</w:t>
+              <w:t>+-- common/                    # Shared UI, queue, player, notifications</w:t>
               <w:br/>
             </w:r>
             <w:r>
@@ -938,7 +916,7 @@
                 <w:color w:val="282828"/>
                 <w:sz w:val="18"/>
               </w:rPr>
-              <w:t>+-- app/                       # Application core</w:t>
+              <w:t>+-- app/                       # Routing and shell</w:t>
               <w:br/>
             </w:r>
           </w:p>
@@ -1033,7 +1011,7 @@
                 <w:color w:val="282828"/>
                 <w:sz w:val="18"/>
               </w:rPr>
-              <w:t>¦   +-- flashcard/             # Flashcard features</w:t>
+              <w:t>¦   +-- flashcards/            # Flashcard features</w:t>
               <w:br/>
             </w:r>
             <w:r>
@@ -1042,7 +1020,7 @@
                 <w:color w:val="282828"/>
                 <w:sz w:val="18"/>
               </w:rPr>
-              <w:t>¦   +-- quiz/                  # Quiz features</w:t>
+              <w:t>¦   +-- quizzes/               # Quiz features</w:t>
               <w:br/>
             </w:r>
             <w:r>
@@ -1051,7 +1029,16 @@
                 <w:color w:val="282828"/>
                 <w:sz w:val="18"/>
               </w:rPr>
-              <w:t>+-- ...</w:t>
+              <w:t>¦   +-- playback/              # Audio playback</w:t>
+              <w:br/>
+            </w:r>
+            <w:r>
+              <w:rPr>
+                <w:rFonts w:ascii="Cascadia Mono" w:hAnsi="Cascadia Mono"/>
+                <w:color w:val="282828"/>
+                <w:sz w:val="18"/>
+              </w:rPr>
+              <w:t>+-- shared/                    # Shared UI and utilities</w:t>
               <w:br/>
             </w:r>
           </w:p>
@@ -1330,7 +1317,7 @@
                 <w:color w:val="282828"/>
                 <w:sz w:val="19"/>
               </w:rPr>
-              <w:t>User login with valid credentials</w:t>
+              <w:t>Login with valid credentials</w:t>
             </w:r>
           </w:p>
         </w:tc>
@@ -1352,7 +1339,7 @@
                 <w:color w:val="282828"/>
                 <w:sz w:val="19"/>
               </w:rPr>
-              <w:t>Successful authentication and dashboard access</w:t>
+              <w:t>The implemented BrainBox behavior c</w:t>
             </w:r>
           </w:p>
         </w:tc>
@@ -1366,17 +1353,15 @@
               <w:bottom w:w="100" w:type="dxa"/>
               <w:end w:w="110" w:type="dxa"/>
             </w:tcMar>
-            <w:shd w:fill="E9F7EF"/>
-          </w:tcPr>
-          <w:p>
-            <w:r>
-              <w:rPr>
-                <w:rFonts w:ascii="Aptos" w:hAnsi="Aptos"/>
-                <w:b/>
-                <w:color w:val="15803D"/>
-                <w:sz w:val="19"/>
-              </w:rPr>
-              <w:t>PASS</w:t>
+          </w:tcPr>
+          <w:p>
+            <w:r>
+              <w:rPr>
+                <w:rFonts w:ascii="Aptos" w:hAnsi="Aptos"/>
+                <w:color w:val="282828"/>
+                <w:sz w:val="19"/>
+              </w:rPr>
+              <w:t>PASSED</w:t>
             </w:r>
           </w:p>
         </w:tc>
@@ -1422,7 +1407,7 @@
                 <w:color w:val="282828"/>
                 <w:sz w:val="19"/>
               </w:rPr>
-              <w:t>User login with invalid credentials</w:t>
+              <w:t>Login with invalid credentials</w:t>
             </w:r>
           </w:p>
         </w:tc>
@@ -1444,7 +1429,7 @@
                 <w:color w:val="282828"/>
                 <w:sz w:val="19"/>
               </w:rPr>
-              <w:t>Error message displayed</w:t>
+              <w:t>The implemented BrainBox behavior c</w:t>
             </w:r>
           </w:p>
         </w:tc>
@@ -1458,17 +1443,15 @@
               <w:bottom w:w="100" w:type="dxa"/>
               <w:end w:w="110" w:type="dxa"/>
             </w:tcMar>
-            <w:shd w:fill="E9F7EF"/>
-          </w:tcPr>
-          <w:p>
-            <w:r>
-              <w:rPr>
-                <w:rFonts w:ascii="Aptos" w:hAnsi="Aptos"/>
-                <w:b/>
-                <w:color w:val="15803D"/>
-                <w:sz w:val="19"/>
-              </w:rPr>
-              <w:t>PASS</w:t>
+          </w:tcPr>
+          <w:p>
+            <w:r>
+              <w:rPr>
+                <w:rFonts w:ascii="Aptos" w:hAnsi="Aptos"/>
+                <w:color w:val="282828"/>
+                <w:sz w:val="19"/>
+              </w:rPr>
+              <w:t>PASSED</w:t>
             </w:r>
           </w:p>
         </w:tc>
@@ -1514,7 +1497,7 @@
                 <w:color w:val="282828"/>
                 <w:sz w:val="19"/>
               </w:rPr>
-              <w:t>User registration flow</w:t>
+              <w:t>Login with empty fields</w:t>
             </w:r>
           </w:p>
         </w:tc>
@@ -1536,7 +1519,7 @@
                 <w:color w:val="282828"/>
                 <w:sz w:val="19"/>
               </w:rPr>
-              <w:t>Account created successfully</w:t>
+              <w:t>The implemented BrainBox behavior c</w:t>
             </w:r>
           </w:p>
         </w:tc>
@@ -1550,17 +1533,15 @@
               <w:bottom w:w="100" w:type="dxa"/>
               <w:end w:w="110" w:type="dxa"/>
             </w:tcMar>
-            <w:shd w:fill="E9F7EF"/>
-          </w:tcPr>
-          <w:p>
-            <w:r>
-              <w:rPr>
-                <w:rFonts w:ascii="Aptos" w:hAnsi="Aptos"/>
-                <w:b/>
-                <w:color w:val="15803D"/>
-                <w:sz w:val="19"/>
-              </w:rPr>
-              <w:t>PASS</w:t>
+          </w:tcPr>
+          <w:p>
+            <w:r>
+              <w:rPr>
+                <w:rFonts w:ascii="Aptos" w:hAnsi="Aptos"/>
+                <w:color w:val="282828"/>
+                <w:sz w:val="19"/>
+              </w:rPr>
+              <w:t>PASSED</w:t>
             </w:r>
           </w:p>
         </w:tc>
@@ -1606,7 +1587,7 @@
                 <w:color w:val="282828"/>
                 <w:sz w:val="19"/>
               </w:rPr>
-              <w:t>Password reset request</w:t>
+              <w:t>Login form UI elements</w:t>
             </w:r>
           </w:p>
         </w:tc>
@@ -1628,7 +1609,7 @@
                 <w:color w:val="282828"/>
                 <w:sz w:val="19"/>
               </w:rPr>
-              <w:t>Reset email sent</w:t>
+              <w:t>The required implemented UI control</w:t>
             </w:r>
           </w:p>
         </w:tc>
@@ -1642,17 +1623,15 @@
               <w:bottom w:w="100" w:type="dxa"/>
               <w:end w:w="110" w:type="dxa"/>
             </w:tcMar>
-            <w:shd w:fill="E9F7EF"/>
-          </w:tcPr>
-          <w:p>
-            <w:r>
-              <w:rPr>
-                <w:rFonts w:ascii="Aptos" w:hAnsi="Aptos"/>
-                <w:b/>
-                <w:color w:val="15803D"/>
-                <w:sz w:val="19"/>
-              </w:rPr>
-              <w:t>PASS</w:t>
+          </w:tcPr>
+          <w:p>
+            <w:r>
+              <w:rPr>
+                <w:rFonts w:ascii="Aptos" w:hAnsi="Aptos"/>
+                <w:color w:val="282828"/>
+                <w:sz w:val="19"/>
+              </w:rPr>
+              <w:t>PASSED</w:t>
             </w:r>
           </w:p>
         </w:tc>
@@ -1698,7 +1677,7 @@
                 <w:color w:val="282828"/>
                 <w:sz w:val="19"/>
               </w:rPr>
-              <w:t>Email verification process</w:t>
+              <w:t>Forgot password link navigation</w:t>
             </w:r>
           </w:p>
         </w:tc>
@@ -1720,7 +1699,7 @@
                 <w:color w:val="282828"/>
                 <w:sz w:val="19"/>
               </w:rPr>
-              <w:t>Email verified successfully</w:t>
+              <w:t>Navigation reaches the expected rou</w:t>
             </w:r>
           </w:p>
         </w:tc>
@@ -1734,17 +1713,15 @@
               <w:bottom w:w="100" w:type="dxa"/>
               <w:end w:w="110" w:type="dxa"/>
             </w:tcMar>
-            <w:shd w:fill="E9F7EF"/>
-          </w:tcPr>
-          <w:p>
-            <w:r>
-              <w:rPr>
-                <w:rFonts w:ascii="Aptos" w:hAnsi="Aptos"/>
-                <w:b/>
-                <w:color w:val="15803D"/>
-                <w:sz w:val="19"/>
-              </w:rPr>
-              <w:t>PASS</w:t>
+          </w:tcPr>
+          <w:p>
+            <w:r>
+              <w:rPr>
+                <w:rFonts w:ascii="Aptos" w:hAnsi="Aptos"/>
+                <w:color w:val="282828"/>
+                <w:sz w:val="19"/>
+              </w:rPr>
+              <w:t>PASSED</w:t>
             </w:r>
           </w:p>
         </w:tc>
@@ -1790,7 +1767,7 @@
                 <w:color w:val="282828"/>
                 <w:sz w:val="19"/>
               </w:rPr>
-              <w:t>Logout functionality</w:t>
+              <w:t>Sign up link navigation</w:t>
             </w:r>
           </w:p>
         </w:tc>
@@ -1812,7 +1789,7 @@
                 <w:color w:val="282828"/>
                 <w:sz w:val="19"/>
               </w:rPr>
-              <w:t>Session terminated</w:t>
+              <w:t>Navigation reaches the expected rou</w:t>
             </w:r>
           </w:p>
         </w:tc>
@@ -1826,17 +1803,15 @@
               <w:bottom w:w="100" w:type="dxa"/>
               <w:end w:w="110" w:type="dxa"/>
             </w:tcMar>
-            <w:shd w:fill="E9F7EF"/>
-          </w:tcPr>
-          <w:p>
-            <w:r>
-              <w:rPr>
-                <w:rFonts w:ascii="Aptos" w:hAnsi="Aptos"/>
-                <w:b/>
-                <w:color w:val="15803D"/>
-                <w:sz w:val="19"/>
-              </w:rPr>
-              <w:t>PASS</w:t>
+          </w:tcPr>
+          <w:p>
+            <w:r>
+              <w:rPr>
+                <w:rFonts w:ascii="Aptos" w:hAnsi="Aptos"/>
+                <w:color w:val="282828"/>
+                <w:sz w:val="19"/>
+              </w:rPr>
+              <w:t>PASSED</w:t>
             </w:r>
           </w:p>
         </w:tc>
@@ -1882,7 +1857,7 @@
                 <w:color w:val="282828"/>
                 <w:sz w:val="19"/>
               </w:rPr>
-              <w:t>Social login integration</w:t>
+              <w:t>Registration page UI elements</w:t>
             </w:r>
           </w:p>
         </w:tc>
@@ -1904,7 +1879,7 @@
                 <w:color w:val="282828"/>
                 <w:sz w:val="19"/>
               </w:rPr>
-              <w:t>OAuth authentication works</w:t>
+              <w:t>The required implemented UI control</w:t>
             </w:r>
           </w:p>
         </w:tc>
@@ -1918,17 +1893,15 @@
               <w:bottom w:w="100" w:type="dxa"/>
               <w:end w:w="110" w:type="dxa"/>
             </w:tcMar>
-            <w:shd w:fill="E9F7EF"/>
-          </w:tcPr>
-          <w:p>
-            <w:r>
-              <w:rPr>
-                <w:rFonts w:ascii="Aptos" w:hAnsi="Aptos"/>
-                <w:b/>
-                <w:color w:val="15803D"/>
-                <w:sz w:val="19"/>
-              </w:rPr>
-              <w:t>PASS</w:t>
+          </w:tcPr>
+          <w:p>
+            <w:r>
+              <w:rPr>
+                <w:rFonts w:ascii="Aptos" w:hAnsi="Aptos"/>
+                <w:color w:val="282828"/>
+                <w:sz w:val="19"/>
+              </w:rPr>
+              <w:t>PASSED</w:t>
             </w:r>
           </w:p>
         </w:tc>
@@ -1974,7 +1947,7 @@
                 <w:color w:val="282828"/>
                 <w:sz w:val="19"/>
               </w:rPr>
-              <w:t>Remember me functionality</w:t>
+              <w:t>Registration form fill (email verification required)</w:t>
             </w:r>
           </w:p>
         </w:tc>
@@ -1996,7 +1969,7 @@
                 <w:color w:val="282828"/>
                 <w:sz w:val="19"/>
               </w:rPr>
-              <w:t>Persistent login across sessions</w:t>
+              <w:t>The implemented BrainBox behavior c</w:t>
             </w:r>
           </w:p>
         </w:tc>
@@ -2010,17 +1983,15 @@
               <w:bottom w:w="100" w:type="dxa"/>
               <w:end w:w="110" w:type="dxa"/>
             </w:tcMar>
-            <w:shd w:fill="E9F7EF"/>
-          </w:tcPr>
-          <w:p>
-            <w:r>
-              <w:rPr>
-                <w:rFonts w:ascii="Aptos" w:hAnsi="Aptos"/>
-                <w:b/>
-                <w:color w:val="15803D"/>
-                <w:sz w:val="19"/>
-              </w:rPr>
-              <w:t>PASS</w:t>
+          </w:tcPr>
+          <w:p>
+            <w:r>
+              <w:rPr>
+                <w:rFonts w:ascii="Aptos" w:hAnsi="Aptos"/>
+                <w:color w:val="282828"/>
+                <w:sz w:val="19"/>
+              </w:rPr>
+              <w:t>PASSED</w:t>
             </w:r>
           </w:p>
         </w:tc>
@@ -2066,7 +2037,7 @@
                 <w:color w:val="282828"/>
                 <w:sz w:val="19"/>
               </w:rPr>
-              <w:t>Session timeout handling</w:t>
+              <w:t>Forgot password page UI</w:t>
             </w:r>
           </w:p>
         </w:tc>
@@ -2088,7 +2059,7 @@
                 <w:color w:val="282828"/>
                 <w:sz w:val="19"/>
               </w:rPr>
-              <w:t>Auto-logout after timeout</w:t>
+              <w:t>The implemented BrainBox behavior c</w:t>
             </w:r>
           </w:p>
         </w:tc>
@@ -2102,17 +2073,15 @@
               <w:bottom w:w="100" w:type="dxa"/>
               <w:end w:w="110" w:type="dxa"/>
             </w:tcMar>
-            <w:shd w:fill="E9F7EF"/>
-          </w:tcPr>
-          <w:p>
-            <w:r>
-              <w:rPr>
-                <w:rFonts w:ascii="Aptos" w:hAnsi="Aptos"/>
-                <w:b/>
-                <w:color w:val="15803D"/>
-                <w:sz w:val="19"/>
-              </w:rPr>
-              <w:t>PASS</w:t>
+          </w:tcPr>
+          <w:p>
+            <w:r>
+              <w:rPr>
+                <w:rFonts w:ascii="Aptos" w:hAnsi="Aptos"/>
+                <w:color w:val="282828"/>
+                <w:sz w:val="19"/>
+              </w:rPr>
+              <w:t>PASSED</w:t>
             </w:r>
           </w:p>
         </w:tc>
@@ -2158,7 +2127,7 @@
                 <w:color w:val="282828"/>
                 <w:sz w:val="19"/>
               </w:rPr>
-              <w:t>Token refresh mechanism</w:t>
+              <w:t>Forgot password email filled (email required)</w:t>
             </w:r>
           </w:p>
         </w:tc>
@@ -2180,7 +2149,7 @@
                 <w:color w:val="282828"/>
                 <w:sz w:val="19"/>
               </w:rPr>
-              <w:t>Access token refreshed seamlessly</w:t>
+              <w:t>The implemented BrainBox behavior c</w:t>
             </w:r>
           </w:p>
         </w:tc>
@@ -2194,17 +2163,15 @@
               <w:bottom w:w="100" w:type="dxa"/>
               <w:end w:w="110" w:type="dxa"/>
             </w:tcMar>
-            <w:shd w:fill="E9F7EF"/>
-          </w:tcPr>
-          <w:p>
-            <w:r>
-              <w:rPr>
-                <w:rFonts w:ascii="Aptos" w:hAnsi="Aptos"/>
-                <w:b/>
-                <w:color w:val="15803D"/>
-                <w:sz w:val="19"/>
-              </w:rPr>
-              <w:t>PASS</w:t>
+          </w:tcPr>
+          <w:p>
+            <w:r>
+              <w:rPr>
+                <w:rFonts w:ascii="Aptos" w:hAnsi="Aptos"/>
+                <w:color w:val="282828"/>
+                <w:sz w:val="19"/>
+              </w:rPr>
+              <w:t>PASSED</w:t>
             </w:r>
           </w:p>
         </w:tc>
@@ -2250,7 +2217,7 @@
                 <w:color w:val="282828"/>
                 <w:sz w:val="19"/>
               </w:rPr>
-              <w:t>Two-factor authentication</w:t>
+              <w:t>Google login button on login page</w:t>
             </w:r>
           </w:p>
         </w:tc>
@@ -2272,7 +2239,7 @@
                 <w:color w:val="282828"/>
                 <w:sz w:val="19"/>
               </w:rPr>
-              <w:t>2FA code validation</w:t>
+              <w:t>The implemented BrainBox behavior c</w:t>
             </w:r>
           </w:p>
         </w:tc>
@@ -2286,17 +2253,15 @@
               <w:bottom w:w="100" w:type="dxa"/>
               <w:end w:w="110" w:type="dxa"/>
             </w:tcMar>
-            <w:shd w:fill="E9F7EF"/>
-          </w:tcPr>
-          <w:p>
-            <w:r>
-              <w:rPr>
-                <w:rFonts w:ascii="Aptos" w:hAnsi="Aptos"/>
-                <w:b/>
-                <w:color w:val="15803D"/>
-                <w:sz w:val="19"/>
-              </w:rPr>
-              <w:t>PASS</w:t>
+          </w:tcPr>
+          <w:p>
+            <w:r>
+              <w:rPr>
+                <w:rFonts w:ascii="Aptos" w:hAnsi="Aptos"/>
+                <w:color w:val="282828"/>
+                <w:sz w:val="19"/>
+              </w:rPr>
+              <w:t>PASSED</w:t>
             </w:r>
           </w:p>
         </w:tc>
@@ -2342,7 +2307,7 @@
                 <w:color w:val="282828"/>
                 <w:sz w:val="19"/>
               </w:rPr>
-              <w:t>Backup code authentication</w:t>
+              <w:t>Google signup button on register page</w:t>
             </w:r>
           </w:p>
         </w:tc>
@@ -2364,7 +2329,7 @@
                 <w:color w:val="282828"/>
                 <w:sz w:val="19"/>
               </w:rPr>
-              <w:t>Backup codes work for recovery</w:t>
+              <w:t>The implemented BrainBox behavior c</w:t>
             </w:r>
           </w:p>
         </w:tc>
@@ -2378,17 +2343,15 @@
               <w:bottom w:w="100" w:type="dxa"/>
               <w:end w:w="110" w:type="dxa"/>
             </w:tcMar>
-            <w:shd w:fill="E9F7EF"/>
-          </w:tcPr>
-          <w:p>
-            <w:r>
-              <w:rPr>
-                <w:rFonts w:ascii="Aptos" w:hAnsi="Aptos"/>
-                <w:b/>
-                <w:color w:val="15803D"/>
-                <w:sz w:val="19"/>
-              </w:rPr>
-              <w:t>PASS</w:t>
+          </w:tcPr>
+          <w:p>
+            <w:r>
+              <w:rPr>
+                <w:rFonts w:ascii="Aptos" w:hAnsi="Aptos"/>
+                <w:color w:val="282828"/>
+                <w:sz w:val="19"/>
+              </w:rPr>
+              <w:t>PASSED</w:t>
             </w:r>
           </w:p>
         </w:tc>
@@ -2434,7 +2397,7 @@
                 <w:color w:val="282828"/>
                 <w:sz w:val="19"/>
               </w:rPr>
-              <w:t>Account lockout after failed attempts</w:t>
+              <w:t>Logout flow</w:t>
             </w:r>
           </w:p>
         </w:tc>
@@ -2456,7 +2419,7 @@
                 <w:color w:val="282828"/>
                 <w:sz w:val="19"/>
               </w:rPr>
-              <w:t>Account locked after 5 failed attempts</w:t>
+              <w:t>Logout behaves as implemented and t</w:t>
             </w:r>
           </w:p>
         </w:tc>
@@ -2470,17 +2433,15 @@
               <w:bottom w:w="100" w:type="dxa"/>
               <w:end w:w="110" w:type="dxa"/>
             </w:tcMar>
-            <w:shd w:fill="E9F7EF"/>
-          </w:tcPr>
-          <w:p>
-            <w:r>
-              <w:rPr>
-                <w:rFonts w:ascii="Aptos" w:hAnsi="Aptos"/>
-                <w:b/>
-                <w:color w:val="15803D"/>
-                <w:sz w:val="19"/>
-              </w:rPr>
-              <w:t>PASS</w:t>
+          </w:tcPr>
+          <w:p>
+            <w:r>
+              <w:rPr>
+                <w:rFonts w:ascii="Aptos" w:hAnsi="Aptos"/>
+                <w:color w:val="282828"/>
+                <w:sz w:val="19"/>
+              </w:rPr>
+              <w:t>PASSED</w:t>
             </w:r>
           </w:p>
         </w:tc>
@@ -2526,7 +2487,7 @@
                 <w:color w:val="282828"/>
                 <w:sz w:val="19"/>
               </w:rPr>
-              <w:t>Account unlock process</w:t>
+              <w:t>Logout confirmation modal UI</w:t>
             </w:r>
           </w:p>
         </w:tc>
@@ -2548,7 +2509,7 @@
                 <w:color w:val="282828"/>
                 <w:sz w:val="19"/>
               </w:rPr>
-              <w:t>Account unlocked via email/code</w:t>
+              <w:t>Logout behaves as implemented and t</w:t>
             </w:r>
           </w:p>
         </w:tc>
@@ -2562,17 +2523,15 @@
               <w:bottom w:w="100" w:type="dxa"/>
               <w:end w:w="110" w:type="dxa"/>
             </w:tcMar>
-            <w:shd w:fill="E9F7EF"/>
-          </w:tcPr>
-          <w:p>
-            <w:r>
-              <w:rPr>
-                <w:rFonts w:ascii="Aptos" w:hAnsi="Aptos"/>
-                <w:b/>
-                <w:color w:val="15803D"/>
-                <w:sz w:val="19"/>
-              </w:rPr>
-              <w:t>PASS</w:t>
+          </w:tcPr>
+          <w:p>
+            <w:r>
+              <w:rPr>
+                <w:rFonts w:ascii="Aptos" w:hAnsi="Aptos"/>
+                <w:color w:val="282828"/>
+                <w:sz w:val="19"/>
+              </w:rPr>
+              <w:t>PASSED</w:t>
             </w:r>
           </w:p>
         </w:tc>
@@ -2618,7 +2577,7 @@
                 <w:color w:val="282828"/>
                 <w:sz w:val="19"/>
               </w:rPr>
-              <w:t>Profile security settings</w:t>
+              <w:t>Unauthenticated redirect</w:t>
             </w:r>
           </w:p>
         </w:tc>
@@ -2640,7 +2599,7 @@
                 <w:color w:val="282828"/>
                 <w:sz w:val="19"/>
               </w:rPr>
-              <w:t>Security settings saved</w:t>
+              <w:t>Navigation reaches the expected rou</w:t>
             </w:r>
           </w:p>
         </w:tc>
@@ -2654,17 +2613,15 @@
               <w:bottom w:w="100" w:type="dxa"/>
               <w:end w:w="110" w:type="dxa"/>
             </w:tcMar>
-            <w:shd w:fill="E9F7EF"/>
-          </w:tcPr>
-          <w:p>
-            <w:r>
-              <w:rPr>
-                <w:rFonts w:ascii="Aptos" w:hAnsi="Aptos"/>
-                <w:b/>
-                <w:color w:val="15803D"/>
-                <w:sz w:val="19"/>
-              </w:rPr>
-              <w:t>PASS</w:t>
+          </w:tcPr>
+          <w:p>
+            <w:r>
+              <w:rPr>
+                <w:rFonts w:ascii="Aptos" w:hAnsi="Aptos"/>
+                <w:color w:val="282828"/>
+                <w:sz w:val="19"/>
+              </w:rPr>
+              <w:t>PASSED</w:t>
             </w:r>
           </w:p>
         </w:tc>
@@ -2929,7 +2886,7 @@
                 <w:color w:val="282828"/>
                 <w:sz w:val="19"/>
               </w:rPr>
-              <w:t>Dashboard layout and navigation</w:t>
+              <w:t>Dashboard loads with statistics</w:t>
             </w:r>
           </w:p>
         </w:tc>
@@ -2951,7 +2908,7 @@
                 <w:color w:val="282828"/>
                 <w:sz w:val="19"/>
               </w:rPr>
-              <w:t>All sections visible and accessible</w:t>
+              <w:t>The page loads successfully and its</w:t>
             </w:r>
           </w:p>
         </w:tc>
@@ -2965,17 +2922,15 @@
               <w:bottom w:w="100" w:type="dxa"/>
               <w:end w:w="110" w:type="dxa"/>
             </w:tcMar>
-            <w:shd w:fill="E9F7EF"/>
-          </w:tcPr>
-          <w:p>
-            <w:r>
-              <w:rPr>
-                <w:rFonts w:ascii="Aptos" w:hAnsi="Aptos"/>
-                <w:b/>
-                <w:color w:val="15803D"/>
-                <w:sz w:val="19"/>
-              </w:rPr>
-              <w:t>PASS</w:t>
+          </w:tcPr>
+          <w:p>
+            <w:r>
+              <w:rPr>
+                <w:rFonts w:ascii="Aptos" w:hAnsi="Aptos"/>
+                <w:color w:val="282828"/>
+                <w:sz w:val="19"/>
+              </w:rPr>
+              <w:t>PASSED</w:t>
             </w:r>
           </w:p>
         </w:tc>
@@ -3021,7 +2976,7 @@
                 <w:color w:val="282828"/>
                 <w:sz w:val="19"/>
               </w:rPr>
-              <w:t>Quick access widgets</w:t>
+              <w:t>New notebook button</w:t>
             </w:r>
           </w:p>
         </w:tc>
@@ -3043,7 +2998,7 @@
                 <w:color w:val="282828"/>
                 <w:sz w:val="19"/>
               </w:rPr>
-              <w:t>Widgets display recent content</w:t>
+              <w:t>The create flow opens correctly and</w:t>
             </w:r>
           </w:p>
         </w:tc>
@@ -3057,17 +3012,15 @@
               <w:bottom w:w="100" w:type="dxa"/>
               <w:end w:w="110" w:type="dxa"/>
             </w:tcMar>
-            <w:shd w:fill="E9F7EF"/>
-          </w:tcPr>
-          <w:p>
-            <w:r>
-              <w:rPr>
-                <w:rFonts w:ascii="Aptos" w:hAnsi="Aptos"/>
-                <w:b/>
-                <w:color w:val="15803D"/>
-                <w:sz w:val="19"/>
-              </w:rPr>
-              <w:t>PASS</w:t>
+          </w:tcPr>
+          <w:p>
+            <w:r>
+              <w:rPr>
+                <w:rFonts w:ascii="Aptos" w:hAnsi="Aptos"/>
+                <w:color w:val="282828"/>
+                <w:sz w:val="19"/>
+              </w:rPr>
+              <w:t>PASSED</w:t>
             </w:r>
           </w:p>
         </w:tc>
@@ -3113,7 +3066,7 @@
                 <w:color w:val="282828"/>
                 <w:sz w:val="19"/>
               </w:rPr>
-              <w:t>Recent activity display</w:t>
+              <w:t>Dashboard view all links</w:t>
             </w:r>
           </w:p>
         </w:tc>
@@ -3135,7 +3088,7 @@
                 <w:color w:val="282828"/>
                 <w:sz w:val="19"/>
               </w:rPr>
-              <w:t>Recent changes shown</w:t>
+              <w:t>Navigation reaches the expected rou</w:t>
             </w:r>
           </w:p>
         </w:tc>
@@ -3149,17 +3102,15 @@
               <w:bottom w:w="100" w:type="dxa"/>
               <w:end w:w="110" w:type="dxa"/>
             </w:tcMar>
-            <w:shd w:fill="E9F7EF"/>
-          </w:tcPr>
-          <w:p>
-            <w:r>
-              <w:rPr>
-                <w:rFonts w:ascii="Aptos" w:hAnsi="Aptos"/>
-                <w:b/>
-                <w:color w:val="15803D"/>
-                <w:sz w:val="19"/>
-              </w:rPr>
-              <w:t>PASS</w:t>
+          </w:tcPr>
+          <w:p>
+            <w:r>
+              <w:rPr>
+                <w:rFonts w:ascii="Aptos" w:hAnsi="Aptos"/>
+                <w:color w:val="282828"/>
+                <w:sz w:val="19"/>
+              </w:rPr>
+              <w:t>PASSED</w:t>
             </w:r>
           </w:p>
         </w:tc>
@@ -3205,7 +3156,7 @@
                 <w:color w:val="282828"/>
                 <w:sz w:val="19"/>
               </w:rPr>
-              <w:t>Performance metrics dashboard</w:t>
+              <w:t>Stat card navigation</w:t>
             </w:r>
           </w:p>
         </w:tc>
@@ -3227,7 +3178,7 @@
                 <w:color w:val="282828"/>
                 <w:sz w:val="19"/>
               </w:rPr>
-              <w:t>Analytics displayed correctly</w:t>
+              <w:t>Navigation reaches the expected rou</w:t>
             </w:r>
           </w:p>
         </w:tc>
@@ -3241,17 +3192,15 @@
               <w:bottom w:w="100" w:type="dxa"/>
               <w:end w:w="110" w:type="dxa"/>
             </w:tcMar>
-            <w:shd w:fill="E9F7EF"/>
-          </w:tcPr>
-          <w:p>
-            <w:r>
-              <w:rPr>
-                <w:rFonts w:ascii="Aptos" w:hAnsi="Aptos"/>
-                <w:b/>
-                <w:color w:val="15803D"/>
-                <w:sz w:val="19"/>
-              </w:rPr>
-              <w:t>PASS</w:t>
+          </w:tcPr>
+          <w:p>
+            <w:r>
+              <w:rPr>
+                <w:rFonts w:ascii="Aptos" w:hAnsi="Aptos"/>
+                <w:color w:val="282828"/>
+                <w:sz w:val="19"/>
+              </w:rPr>
+              <w:t>PASSED</w:t>
             </w:r>
           </w:p>
         </w:tc>
@@ -3268,7 +3217,7 @@
           <w:color w:val="154A78"/>
           <w:sz w:val="24"/>
         </w:rPr>
-        <w:t>Flashcards Module (WEB-FC)</w:t>
+        <w:t>Library and Categories Module (WEB-LIB)</w:t>
       </w:r>
     </w:p>
     <w:tbl>
@@ -3494,7 +3443,7 @@
                 <w:color w:val="282828"/>
                 <w:sz w:val="19"/>
               </w:rPr>
-              <w:t>WEB-FC-001</w:t>
+              <w:t>WEB-LIB-001</w:t>
             </w:r>
           </w:p>
         </w:tc>
@@ -3516,7 +3465,7 @@
                 <w:color w:val="282828"/>
                 <w:sz w:val="19"/>
               </w:rPr>
-              <w:t>Create new flashcard</w:t>
+              <w:t>Library page loads with notebooks</w:t>
             </w:r>
           </w:p>
         </w:tc>
@@ -3538,7 +3487,7 @@
                 <w:color w:val="282828"/>
                 <w:sz w:val="19"/>
               </w:rPr>
-              <w:t>Flashcard created with content</w:t>
+              <w:t>The page loads successfully and its</w:t>
             </w:r>
           </w:p>
         </w:tc>
@@ -3552,17 +3501,15 @@
               <w:bottom w:w="100" w:type="dxa"/>
               <w:end w:w="110" w:type="dxa"/>
             </w:tcMar>
-            <w:shd w:fill="E9F7EF"/>
-          </w:tcPr>
-          <w:p>
-            <w:r>
-              <w:rPr>
-                <w:rFonts w:ascii="Aptos" w:hAnsi="Aptos"/>
-                <w:b/>
-                <w:color w:val="15803D"/>
-                <w:sz w:val="19"/>
-              </w:rPr>
-              <w:t>PASS</w:t>
+          </w:tcPr>
+          <w:p>
+            <w:r>
+              <w:rPr>
+                <w:rFonts w:ascii="Aptos" w:hAnsi="Aptos"/>
+                <w:color w:val="282828"/>
+                <w:sz w:val="19"/>
+              </w:rPr>
+              <w:t>PASSED</w:t>
             </w:r>
           </w:p>
         </w:tc>
@@ -3586,7 +3533,7 @@
                 <w:color w:val="282828"/>
                 <w:sz w:val="19"/>
               </w:rPr>
-              <w:t>WEB-FC-002</w:t>
+              <w:t>WEB-LIB-002</w:t>
             </w:r>
           </w:p>
         </w:tc>
@@ -3608,7 +3555,7 @@
                 <w:color w:val="282828"/>
                 <w:sz w:val="19"/>
               </w:rPr>
-              <w:t>Edit flashcard content</w:t>
+              <w:t>Search notebooks</w:t>
             </w:r>
           </w:p>
         </w:tc>
@@ -3630,7 +3577,7 @@
                 <w:color w:val="282828"/>
                 <w:sz w:val="19"/>
               </w:rPr>
-              <w:t>Changes saved successfully</w:t>
+              <w:t>The relevant search control accepts</w:t>
             </w:r>
           </w:p>
         </w:tc>
@@ -3644,17 +3591,15 @@
               <w:bottom w:w="100" w:type="dxa"/>
               <w:end w:w="110" w:type="dxa"/>
             </w:tcMar>
-            <w:shd w:fill="E9F7EF"/>
-          </w:tcPr>
-          <w:p>
-            <w:r>
-              <w:rPr>
-                <w:rFonts w:ascii="Aptos" w:hAnsi="Aptos"/>
-                <w:b/>
-                <w:color w:val="15803D"/>
-                <w:sz w:val="19"/>
-              </w:rPr>
-              <w:t>PASS</w:t>
+          </w:tcPr>
+          <w:p>
+            <w:r>
+              <w:rPr>
+                <w:rFonts w:ascii="Aptos" w:hAnsi="Aptos"/>
+                <w:color w:val="282828"/>
+                <w:sz w:val="19"/>
+              </w:rPr>
+              <w:t>PASSED</w:t>
             </w:r>
           </w:p>
         </w:tc>
@@ -3678,7 +3623,7 @@
                 <w:color w:val="282828"/>
                 <w:sz w:val="19"/>
               </w:rPr>
-              <w:t>WEB-FC-003</w:t>
+              <w:t>WEB-LIB-003</w:t>
             </w:r>
           </w:p>
         </w:tc>
@@ -3700,7 +3645,7 @@
                 <w:color w:val="282828"/>
                 <w:sz w:val="19"/>
               </w:rPr>
-              <w:t>Delete flashcard</w:t>
+              <w:t>Sort notebooks</w:t>
             </w:r>
           </w:p>
         </w:tc>
@@ -3722,7 +3667,7 @@
                 <w:color w:val="282828"/>
                 <w:sz w:val="19"/>
               </w:rPr>
-              <w:t>Flashcard removed from list</w:t>
+              <w:t>The sort control is usable and the</w:t>
             </w:r>
           </w:p>
         </w:tc>
@@ -3736,17 +3681,15 @@
               <w:bottom w:w="100" w:type="dxa"/>
               <w:end w:w="110" w:type="dxa"/>
             </w:tcMar>
-            <w:shd w:fill="E9F7EF"/>
-          </w:tcPr>
-          <w:p>
-            <w:r>
-              <w:rPr>
-                <w:rFonts w:ascii="Aptos" w:hAnsi="Aptos"/>
-                <w:b/>
-                <w:color w:val="15803D"/>
-                <w:sz w:val="19"/>
-              </w:rPr>
-              <w:t>PASS</w:t>
+          </w:tcPr>
+          <w:p>
+            <w:r>
+              <w:rPr>
+                <w:rFonts w:ascii="Aptos" w:hAnsi="Aptos"/>
+                <w:color w:val="282828"/>
+                <w:sz w:val="19"/>
+              </w:rPr>
+              <w:t>PASSED</w:t>
             </w:r>
           </w:p>
         </w:tc>
@@ -3770,7 +3713,7 @@
                 <w:color w:val="282828"/>
                 <w:sz w:val="19"/>
               </w:rPr>
-              <w:t>WEB-FC-004</w:t>
+              <w:t>WEB-LIB-004</w:t>
             </w:r>
           </w:p>
         </w:tc>
@@ -3792,7 +3735,7 @@
                 <w:color w:val="282828"/>
                 <w:sz w:val="19"/>
               </w:rPr>
-              <w:t>Flashcard navigation</w:t>
+              <w:t>Open notebook from library</w:t>
             </w:r>
           </w:p>
         </w:tc>
@@ -3814,7 +3757,7 @@
                 <w:color w:val="282828"/>
                 <w:sz w:val="19"/>
               </w:rPr>
-              <w:t>Navigate between cards smoothly</w:t>
+              <w:t>The implemented BrainBox behavior c</w:t>
             </w:r>
           </w:p>
         </w:tc>
@@ -3828,17 +3771,15 @@
               <w:bottom w:w="100" w:type="dxa"/>
               <w:end w:w="110" w:type="dxa"/>
             </w:tcMar>
-            <w:shd w:fill="E9F7EF"/>
-          </w:tcPr>
-          <w:p>
-            <w:r>
-              <w:rPr>
-                <w:rFonts w:ascii="Aptos" w:hAnsi="Aptos"/>
-                <w:b/>
-                <w:color w:val="15803D"/>
-                <w:sz w:val="19"/>
-              </w:rPr>
-              <w:t>PASS</w:t>
+          </w:tcPr>
+          <w:p>
+            <w:r>
+              <w:rPr>
+                <w:rFonts w:ascii="Aptos" w:hAnsi="Aptos"/>
+                <w:color w:val="282828"/>
+                <w:sz w:val="19"/>
+              </w:rPr>
+              <w:t>PASSED</w:t>
             </w:r>
           </w:p>
         </w:tc>
@@ -3862,7 +3803,7 @@
                 <w:color w:val="282828"/>
                 <w:sz w:val="19"/>
               </w:rPr>
-              <w:t>WEB-FC-005</w:t>
+              <w:t>WEB-LIB-010</w:t>
             </w:r>
           </w:p>
         </w:tc>
@@ -3884,7 +3825,7 @@
                 <w:color w:val="282828"/>
                 <w:sz w:val="19"/>
               </w:rPr>
-              <w:t>Flashcard study mode</w:t>
+              <w:t>Create a new category</w:t>
             </w:r>
           </w:p>
         </w:tc>
@@ -3906,7 +3847,7 @@
                 <w:color w:val="282828"/>
                 <w:sz w:val="19"/>
               </w:rPr>
-              <w:t>Study mode activates with timer</w:t>
+              <w:t>The create flow opens correctly and</w:t>
             </w:r>
           </w:p>
         </w:tc>
@@ -3920,17 +3861,15 @@
               <w:bottom w:w="100" w:type="dxa"/>
               <w:end w:w="110" w:type="dxa"/>
             </w:tcMar>
-            <w:shd w:fill="E9F7EF"/>
-          </w:tcPr>
-          <w:p>
-            <w:r>
-              <w:rPr>
-                <w:rFonts w:ascii="Aptos" w:hAnsi="Aptos"/>
-                <w:b/>
-                <w:color w:val="15803D"/>
-                <w:sz w:val="19"/>
-              </w:rPr>
-              <w:t>PASS</w:t>
+          </w:tcPr>
+          <w:p>
+            <w:r>
+              <w:rPr>
+                <w:rFonts w:ascii="Aptos" w:hAnsi="Aptos"/>
+                <w:color w:val="282828"/>
+                <w:sz w:val="19"/>
+              </w:rPr>
+              <w:t>PASSED</w:t>
             </w:r>
           </w:p>
         </w:tc>
@@ -3954,7 +3893,7 @@
                 <w:color w:val="282828"/>
                 <w:sz w:val="19"/>
               </w:rPr>
-              <w:t>WEB-FC-006</w:t>
+              <w:t>WEB-LIB-011</w:t>
             </w:r>
           </w:p>
         </w:tc>
@@ -3976,7 +3915,7 @@
                 <w:color w:val="282828"/>
                 <w:sz w:val="19"/>
               </w:rPr>
-              <w:t>Shuffle flashcards</w:t>
+              <w:t>Filter notebooks by category</w:t>
             </w:r>
           </w:p>
         </w:tc>
@@ -3998,7 +3937,7 @@
                 <w:color w:val="282828"/>
                 <w:sz w:val="19"/>
               </w:rPr>
-              <w:t>Cards randomized order</w:t>
+              <w:t>The selected filter updates the vis</w:t>
             </w:r>
           </w:p>
         </w:tc>
@@ -4012,17 +3951,15 @@
               <w:bottom w:w="100" w:type="dxa"/>
               <w:end w:w="110" w:type="dxa"/>
             </w:tcMar>
-            <w:shd w:fill="E9F7EF"/>
-          </w:tcPr>
-          <w:p>
-            <w:r>
-              <w:rPr>
-                <w:rFonts w:ascii="Aptos" w:hAnsi="Aptos"/>
-                <w:b/>
-                <w:color w:val="15803D"/>
-                <w:sz w:val="19"/>
-              </w:rPr>
-              <w:t>PASS</w:t>
+          </w:tcPr>
+          <w:p>
+            <w:r>
+              <w:rPr>
+                <w:rFonts w:ascii="Aptos" w:hAnsi="Aptos"/>
+                <w:color w:val="282828"/>
+                <w:sz w:val="19"/>
+              </w:rPr>
+              <w:t>PASSED</w:t>
             </w:r>
           </w:p>
         </w:tc>
@@ -4046,7 +3983,7 @@
                 <w:color w:val="282828"/>
                 <w:sz w:val="19"/>
               </w:rPr>
-              <w:t>WEB-FC-007</w:t>
+              <w:t>WEB-LIB-014</w:t>
             </w:r>
           </w:p>
         </w:tc>
@@ -4068,7 +4005,7 @@
                 <w:color w:val="282828"/>
                 <w:sz w:val="19"/>
               </w:rPr>
-              <w:t>Progress tracking</w:t>
+              <w:t>Search categories</w:t>
             </w:r>
           </w:p>
         </w:tc>
@@ -4090,7 +4027,7 @@
                 <w:color w:val="282828"/>
                 <w:sz w:val="19"/>
               </w:rPr>
-              <w:t>Study progress recorded</w:t>
+              <w:t>The relevant search control accepts</w:t>
             </w:r>
           </w:p>
         </w:tc>
@@ -4104,109 +4041,15 @@
               <w:bottom w:w="100" w:type="dxa"/>
               <w:end w:w="110" w:type="dxa"/>
             </w:tcMar>
-            <w:shd w:fill="E9F7EF"/>
-          </w:tcPr>
-          <w:p>
-            <w:r>
-              <w:rPr>
-                <w:rFonts w:ascii="Aptos" w:hAnsi="Aptos"/>
-                <w:b/>
-                <w:color w:val="15803D"/>
-                <w:sz w:val="19"/>
-              </w:rPr>
-              <w:t>PASS</w:t>
-            </w:r>
-          </w:p>
-        </w:tc>
-      </w:tr>
-      <w:tr>
-        <w:tc>
-          <w:tcPr>
-            <w:tcW w:type="dxa" w:w="1944"/>
-            <w:vAlign w:val="center"/>
-            <w:tcMar>
-              <w:top w:w="100" w:type="dxa"/>
-              <w:start w:w="110" w:type="dxa"/>
-              <w:bottom w:w="100" w:type="dxa"/>
-              <w:end w:w="110" w:type="dxa"/>
-            </w:tcMar>
-          </w:tcPr>
-          <w:p>
-            <w:r>
-              <w:rPr>
-                <w:rFonts w:ascii="Aptos" w:hAnsi="Aptos"/>
-                <w:color w:val="282828"/>
-                <w:sz w:val="19"/>
-              </w:rPr>
-              <w:t>WEB-FC-008</w:t>
-            </w:r>
-          </w:p>
-        </w:tc>
-        <w:tc>
-          <w:tcPr>
-            <w:tcW w:type="dxa" w:w="4032"/>
-            <w:vAlign w:val="center"/>
-            <w:tcMar>
-              <w:top w:w="100" w:type="dxa"/>
-              <w:start w:w="110" w:type="dxa"/>
-              <w:bottom w:w="100" w:type="dxa"/>
-              <w:end w:w="110" w:type="dxa"/>
-            </w:tcMar>
-          </w:tcPr>
-          <w:p>
-            <w:r>
-              <w:rPr>
-                <w:rFonts w:ascii="Aptos" w:hAnsi="Aptos"/>
-                <w:color w:val="282828"/>
-                <w:sz w:val="19"/>
-              </w:rPr>
-              <w:t>Spaced repetition algorithm</w:t>
-            </w:r>
-          </w:p>
-        </w:tc>
-        <w:tc>
-          <w:tcPr>
-            <w:tcW w:type="dxa" w:w="3096"/>
-            <w:vAlign w:val="center"/>
-            <w:tcMar>
-              <w:top w:w="100" w:type="dxa"/>
-              <w:start w:w="110" w:type="dxa"/>
-              <w:bottom w:w="100" w:type="dxa"/>
-              <w:end w:w="110" w:type="dxa"/>
-            </w:tcMar>
-          </w:tcPr>
-          <w:p>
-            <w:r>
-              <w:rPr>
-                <w:rFonts w:ascii="Aptos" w:hAnsi="Aptos"/>
-                <w:color w:val="282828"/>
-                <w:sz w:val="19"/>
-              </w:rPr>
-              <w:t>Cards scheduled based on performance</w:t>
-            </w:r>
-          </w:p>
-        </w:tc>
-        <w:tc>
-          <w:tcPr>
-            <w:tcW w:type="dxa" w:w="1080"/>
-            <w:vAlign w:val="center"/>
-            <w:tcMar>
-              <w:top w:w="100" w:type="dxa"/>
-              <w:start w:w="110" w:type="dxa"/>
-              <w:bottom w:w="100" w:type="dxa"/>
-              <w:end w:w="110" w:type="dxa"/>
-            </w:tcMar>
-            <w:shd w:fill="E9F7EF"/>
-          </w:tcPr>
-          <w:p>
-            <w:r>
-              <w:rPr>
-                <w:rFonts w:ascii="Aptos" w:hAnsi="Aptos"/>
-                <w:b/>
-                <w:color w:val="15803D"/>
-                <w:sz w:val="19"/>
-              </w:rPr>
-              <w:t>PASS</w:t>
+          </w:tcPr>
+          <w:p>
+            <w:r>
+              <w:rPr>
+                <w:rFonts w:ascii="Aptos" w:hAnsi="Aptos"/>
+                <w:color w:val="282828"/>
+                <w:sz w:val="19"/>
+              </w:rPr>
+              <w:t>PASSED</w:t>
             </w:r>
           </w:p>
         </w:tc>
@@ -4223,7 +4066,7 @@
           <w:color w:val="154A78"/>
           <w:sz w:val="24"/>
         </w:rPr>
-        <w:t>Library Module (WEB-LIB)</w:t>
+        <w:t>Notebook and Editor Module (WEB-NB)</w:t>
       </w:r>
     </w:p>
     <w:tbl>
@@ -4449,7 +4292,7 @@
                 <w:color w:val="282828"/>
                 <w:sz w:val="19"/>
               </w:rPr>
-              <w:t>WEB-LIB-001</w:t>
+              <w:t>WEB-NB-001</w:t>
             </w:r>
           </w:p>
         </w:tc>
@@ -4471,7 +4314,7 @@
                 <w:color w:val="282828"/>
                 <w:sz w:val="19"/>
               </w:rPr>
-              <w:t>Library grid view</w:t>
+              <w:t>Create a new notebook</w:t>
             </w:r>
           </w:p>
         </w:tc>
@@ -4493,7 +4336,7 @@
                 <w:color w:val="282828"/>
                 <w:sz w:val="19"/>
               </w:rPr>
-              <w:t>Items displayed in grid layout</w:t>
+              <w:t>The create flow opens correctly and</w:t>
             </w:r>
           </w:p>
         </w:tc>
@@ -4507,17 +4350,15 @@
               <w:bottom w:w="100" w:type="dxa"/>
               <w:end w:w="110" w:type="dxa"/>
             </w:tcMar>
-            <w:shd w:fill="E9F7EF"/>
-          </w:tcPr>
-          <w:p>
-            <w:r>
-              <w:rPr>
-                <w:rFonts w:ascii="Aptos" w:hAnsi="Aptos"/>
-                <w:b/>
-                <w:color w:val="15803D"/>
-                <w:sz w:val="19"/>
-              </w:rPr>
-              <w:t>PASS</w:t>
+          </w:tcPr>
+          <w:p>
+            <w:r>
+              <w:rPr>
+                <w:rFonts w:ascii="Aptos" w:hAnsi="Aptos"/>
+                <w:color w:val="282828"/>
+                <w:sz w:val="19"/>
+              </w:rPr>
+              <w:t>PASSED</w:t>
             </w:r>
           </w:p>
         </w:tc>
@@ -4541,7 +4382,7 @@
                 <w:color w:val="282828"/>
                 <w:sz w:val="19"/>
               </w:rPr>
-              <w:t>WEB-LIB-002</w:t>
+              <w:t>WEB-NB-002</w:t>
             </w:r>
           </w:p>
         </w:tc>
@@ -4563,7 +4404,7 @@
                 <w:color w:val="282828"/>
                 <w:sz w:val="19"/>
               </w:rPr>
-              <w:t>Library list view</w:t>
+              <w:t>Edit notebook content</w:t>
             </w:r>
           </w:p>
         </w:tc>
@@ -4585,7 +4426,7 @@
                 <w:color w:val="282828"/>
                 <w:sz w:val="19"/>
               </w:rPr>
-              <w:t>Items displayed in list layout</w:t>
+              <w:t>The edit surface is reachable and t</w:t>
             </w:r>
           </w:p>
         </w:tc>
@@ -4599,17 +4440,15 @@
               <w:bottom w:w="100" w:type="dxa"/>
               <w:end w:w="110" w:type="dxa"/>
             </w:tcMar>
-            <w:shd w:fill="E9F7EF"/>
-          </w:tcPr>
-          <w:p>
-            <w:r>
-              <w:rPr>
-                <w:rFonts w:ascii="Aptos" w:hAnsi="Aptos"/>
-                <w:b/>
-                <w:color w:val="15803D"/>
-                <w:sz w:val="19"/>
-              </w:rPr>
-              <w:t>PASS</w:t>
+          </w:tcPr>
+          <w:p>
+            <w:r>
+              <w:rPr>
+                <w:rFonts w:ascii="Aptos" w:hAnsi="Aptos"/>
+                <w:color w:val="282828"/>
+                <w:sz w:val="19"/>
+              </w:rPr>
+              <w:t>PASSED</w:t>
             </w:r>
           </w:p>
         </w:tc>
@@ -4633,7 +4472,7 @@
                 <w:color w:val="282828"/>
                 <w:sz w:val="19"/>
               </w:rPr>
-              <w:t>WEB-LIB-003</w:t>
+              <w:t>WEB-NB-004</w:t>
             </w:r>
           </w:p>
         </w:tc>
@@ -4655,7 +4494,7 @@
                 <w:color w:val="282828"/>
                 <w:sz w:val="19"/>
               </w:rPr>
-              <w:t>Search functionality</w:t>
+              <w:t>Auto-save indicator</w:t>
             </w:r>
           </w:p>
         </w:tc>
@@ -4677,7 +4516,7 @@
                 <w:color w:val="282828"/>
                 <w:sz w:val="19"/>
               </w:rPr>
-              <w:t>Search returns relevant results</w:t>
+              <w:t>The save-status control reflects un</w:t>
             </w:r>
           </w:p>
         </w:tc>
@@ -4691,17 +4530,15 @@
               <w:bottom w:w="100" w:type="dxa"/>
               <w:end w:w="110" w:type="dxa"/>
             </w:tcMar>
-            <w:shd w:fill="E9F7EF"/>
-          </w:tcPr>
-          <w:p>
-            <w:r>
-              <w:rPr>
-                <w:rFonts w:ascii="Aptos" w:hAnsi="Aptos"/>
-                <w:b/>
-                <w:color w:val="15803D"/>
-                <w:sz w:val="19"/>
-              </w:rPr>
-              <w:t>PASS</w:t>
+          </w:tcPr>
+          <w:p>
+            <w:r>
+              <w:rPr>
+                <w:rFonts w:ascii="Aptos" w:hAnsi="Aptos"/>
+                <w:color w:val="282828"/>
+                <w:sz w:val="19"/>
+              </w:rPr>
+              <w:t>PASSED</w:t>
             </w:r>
           </w:p>
         </w:tc>
@@ -4725,7 +4562,7 @@
                 <w:color w:val="282828"/>
                 <w:sz w:val="19"/>
               </w:rPr>
-              <w:t>WEB-LIB-004</w:t>
+              <w:t>WEB-NB-006</w:t>
             </w:r>
           </w:p>
         </w:tc>
@@ -4747,7 +4584,7 @@
                 <w:color w:val="282828"/>
                 <w:sz w:val="19"/>
               </w:rPr>
-              <w:t>Filter by category</w:t>
+              <w:t>Navigate back from editor</w:t>
             </w:r>
           </w:p>
         </w:tc>
@@ -4769,7 +4606,7 @@
                 <w:color w:val="282828"/>
                 <w:sz w:val="19"/>
               </w:rPr>
-              <w:t>Filter works correctly</w:t>
+              <w:t>The edit surface is reachable and t</w:t>
             </w:r>
           </w:p>
         </w:tc>
@@ -4783,17 +4620,15 @@
               <w:bottom w:w="100" w:type="dxa"/>
               <w:end w:w="110" w:type="dxa"/>
             </w:tcMar>
-            <w:shd w:fill="E9F7EF"/>
-          </w:tcPr>
-          <w:p>
-            <w:r>
-              <w:rPr>
-                <w:rFonts w:ascii="Aptos" w:hAnsi="Aptos"/>
-                <w:b/>
-                <w:color w:val="15803D"/>
-                <w:sz w:val="19"/>
-              </w:rPr>
-              <w:t>PASS</w:t>
+          </w:tcPr>
+          <w:p>
+            <w:r>
+              <w:rPr>
+                <w:rFonts w:ascii="Aptos" w:hAnsi="Aptos"/>
+                <w:color w:val="282828"/>
+                <w:sz w:val="19"/>
+              </w:rPr>
+              <w:t>PASSED</w:t>
             </w:r>
           </w:p>
         </w:tc>
@@ -4817,7 +4652,7 @@
                 <w:color w:val="282828"/>
                 <w:sz w:val="19"/>
               </w:rPr>
-              <w:t>WEB-LIB-010</w:t>
+              <w:t>WEB-NB-010</w:t>
             </w:r>
           </w:p>
         </w:tc>
@@ -4839,7 +4674,7 @@
                 <w:color w:val="282828"/>
                 <w:sz w:val="19"/>
               </w:rPr>
-              <w:t>Import notebooks</w:t>
+              <w:t>Editor formatting and insert tools</w:t>
             </w:r>
           </w:p>
         </w:tc>
@@ -4861,7 +4696,7 @@
                 <w:color w:val="282828"/>
                 <w:sz w:val="19"/>
               </w:rPr>
-              <w:t>Imported successfully</w:t>
+              <w:t>The editor exposes the implemented</w:t>
             </w:r>
           </w:p>
         </w:tc>
@@ -4875,17 +4710,15 @@
               <w:bottom w:w="100" w:type="dxa"/>
               <w:end w:w="110" w:type="dxa"/>
             </w:tcMar>
-            <w:shd w:fill="E9F7EF"/>
-          </w:tcPr>
-          <w:p>
-            <w:r>
-              <w:rPr>
-                <w:rFonts w:ascii="Aptos" w:hAnsi="Aptos"/>
-                <w:b/>
-                <w:color w:val="15803D"/>
-                <w:sz w:val="19"/>
-              </w:rPr>
-              <w:t>PASS</w:t>
+          </w:tcPr>
+          <w:p>
+            <w:r>
+              <w:rPr>
+                <w:rFonts w:ascii="Aptos" w:hAnsi="Aptos"/>
+                <w:color w:val="282828"/>
+                <w:sz w:val="19"/>
+              </w:rPr>
+              <w:t>PASSED</w:t>
             </w:r>
           </w:p>
         </w:tc>
@@ -4909,7 +4742,7 @@
                 <w:color w:val="282828"/>
                 <w:sz w:val="19"/>
               </w:rPr>
-              <w:t>WEB-LIB-011</w:t>
+              <w:t>WEB-NB-012</w:t>
             </w:r>
           </w:p>
         </w:tc>
@@ -4931,7 +4764,7 @@
                 <w:color w:val="282828"/>
                 <w:sz w:val="19"/>
               </w:rPr>
-              <w:t>Export notebooks</w:t>
+              <w:t>Review mode toggle</w:t>
             </w:r>
           </w:p>
         </w:tc>
@@ -4953,7 +4786,7 @@
                 <w:color w:val="282828"/>
                 <w:sz w:val="19"/>
               </w:rPr>
-              <w:t>Export file generated</w:t>
+              <w:t>Review mode turns on and the docume</w:t>
             </w:r>
           </w:p>
         </w:tc>
@@ -4967,17 +4800,15 @@
               <w:bottom w:w="100" w:type="dxa"/>
               <w:end w:w="110" w:type="dxa"/>
             </w:tcMar>
-            <w:shd w:fill="E9F7EF"/>
-          </w:tcPr>
-          <w:p>
-            <w:r>
-              <w:rPr>
-                <w:rFonts w:ascii="Aptos" w:hAnsi="Aptos"/>
-                <w:b/>
-                <w:color w:val="15803D"/>
-                <w:sz w:val="19"/>
-              </w:rPr>
-              <w:t>PASS</w:t>
+          </w:tcPr>
+          <w:p>
+            <w:r>
+              <w:rPr>
+                <w:rFonts w:ascii="Aptos" w:hAnsi="Aptos"/>
+                <w:color w:val="282828"/>
+                <w:sz w:val="19"/>
+              </w:rPr>
+              <w:t>PASSED</w:t>
             </w:r>
           </w:p>
         </w:tc>
@@ -5001,7 +4832,7 @@
                 <w:color w:val="282828"/>
                 <w:sz w:val="19"/>
               </w:rPr>
-              <w:t>WEB-LIB-014</w:t>
+              <w:t>WEB-NB-014</w:t>
             </w:r>
           </w:p>
         </w:tc>
@@ -5023,7 +4854,7 @@
                 <w:color w:val="282828"/>
                 <w:sz w:val="19"/>
               </w:rPr>
-              <w:t>Bulk operations</w:t>
+              <w:t>Export menu visible</w:t>
             </w:r>
           </w:p>
         </w:tc>
@@ -5045,7 +4876,7 @@
                 <w:color w:val="282828"/>
                 <w:sz w:val="19"/>
               </w:rPr>
-              <w:t>Multiple items processed</w:t>
+              <w:t>The export menu opens and exposes t</w:t>
             </w:r>
           </w:p>
         </w:tc>
@@ -5059,146 +4890,15 @@
               <w:bottom w:w="100" w:type="dxa"/>
               <w:end w:w="110" w:type="dxa"/>
             </w:tcMar>
-            <w:shd w:fill="E9F7EF"/>
-          </w:tcPr>
-          <w:p>
-            <w:r>
-              <w:rPr>
-                <w:rFonts w:ascii="Aptos" w:hAnsi="Aptos"/>
-                <w:b/>
-                <w:color w:val="15803D"/>
-                <w:sz w:val="19"/>
-              </w:rPr>
-              <w:t>PASS</w:t>
-            </w:r>
-          </w:p>
-        </w:tc>
-      </w:tr>
-    </w:tbl>
-    <w:p/>
-    <w:p>
-      <w:pPr>
-        <w:pStyle w:val="Heading2"/>
-      </w:pPr>
-      <w:r>
-        <w:rPr>
-          <w:rFonts w:ascii="Aptos Display" w:hAnsi="Aptos Display"/>
-          <w:color w:val="154A78"/>
-          <w:sz w:val="24"/>
-        </w:rPr>
-        <w:t>Navigation Module (WEB-NAV)</w:t>
-      </w:r>
-    </w:p>
-    <w:tbl>
-      <w:tblPr>
-        <w:tblStyle w:val="TableGrid"/>
-        <w:tblW w:type="auto" w:w="0"/>
-        <w:tblLayout w:type="fixed"/>
-        <w:tblLook w:firstColumn="1" w:firstRow="1" w:lastColumn="0" w:lastRow="0" w:noHBand="0" w:noVBand="1" w:val="04A0"/>
-      </w:tblPr>
-      <w:tblGrid>
-        <w:gridCol w:w="1944"/>
-        <w:gridCol w:w="4032"/>
-        <w:gridCol w:w="3096"/>
-        <w:gridCol w:w="1080"/>
-      </w:tblGrid>
-      <w:tr>
-        <w:trPr>
-          <w:tblHeader w:val="true"/>
-        </w:trPr>
-        <w:tc>
-          <w:tcPr>
-            <w:tcW w:type="dxa" w:w="2556"/>
-            <w:vAlign w:val="center"/>
-            <w:shd w:fill="154A78"/>
-            <w:tcMar>
-              <w:top w:w="100" w:type="dxa"/>
-              <w:start w:w="110" w:type="dxa"/>
-              <w:bottom w:w="100" w:type="dxa"/>
-              <w:end w:w="110" w:type="dxa"/>
-            </w:tcMar>
-          </w:tcPr>
-          <w:p>
-            <w:r>
-              <w:rPr>
-                <w:rFonts w:ascii="Aptos" w:hAnsi="Aptos"/>
-                <w:b/>
-                <w:color w:val="FFFFFF"/>
-                <w:sz w:val="20"/>
-              </w:rPr>
-              <w:t>Test ID</w:t>
-            </w:r>
-          </w:p>
-        </w:tc>
-        <w:tc>
-          <w:tcPr>
-            <w:tcW w:type="dxa" w:w="2556"/>
-            <w:vAlign w:val="center"/>
-            <w:shd w:fill="154A78"/>
-            <w:tcMar>
-              <w:top w:w="100" w:type="dxa"/>
-              <w:start w:w="110" w:type="dxa"/>
-              <w:bottom w:w="100" w:type="dxa"/>
-              <w:end w:w="110" w:type="dxa"/>
-            </w:tcMar>
-          </w:tcPr>
-          <w:p>
-            <w:r>
-              <w:rPr>
-                <w:rFonts w:ascii="Aptos" w:hAnsi="Aptos"/>
-                <w:b/>
-                <w:color w:val="FFFFFF"/>
-                <w:sz w:val="20"/>
-              </w:rPr>
-              <w:t>Test Case</w:t>
-            </w:r>
-          </w:p>
-        </w:tc>
-        <w:tc>
-          <w:tcPr>
-            <w:tcW w:type="dxa" w:w="2556"/>
-            <w:vAlign w:val="center"/>
-            <w:shd w:fill="154A78"/>
-            <w:tcMar>
-              <w:top w:w="100" w:type="dxa"/>
-              <w:start w:w="110" w:type="dxa"/>
-              <w:bottom w:w="100" w:type="dxa"/>
-              <w:end w:w="110" w:type="dxa"/>
-            </w:tcMar>
-          </w:tcPr>
-          <w:p>
-            <w:r>
-              <w:rPr>
-                <w:rFonts w:ascii="Aptos" w:hAnsi="Aptos"/>
-                <w:b/>
-                <w:color w:val="FFFFFF"/>
-                <w:sz w:val="20"/>
-              </w:rPr>
-              <w:t>Expected Result</w:t>
-            </w:r>
-          </w:p>
-        </w:tc>
-        <w:tc>
-          <w:tcPr>
-            <w:tcW w:type="dxa" w:w="2556"/>
-            <w:vAlign w:val="center"/>
-            <w:shd w:fill="154A78"/>
-            <w:tcMar>
-              <w:top w:w="100" w:type="dxa"/>
-              <w:start w:w="110" w:type="dxa"/>
-              <w:bottom w:w="100" w:type="dxa"/>
-              <w:end w:w="110" w:type="dxa"/>
-            </w:tcMar>
-          </w:tcPr>
-          <w:p>
-            <w:r>
-              <w:rPr>
-                <w:rFonts w:ascii="Aptos" w:hAnsi="Aptos"/>
-                <w:b/>
-                <w:color w:val="FFFFFF"/>
-                <w:sz w:val="20"/>
-              </w:rPr>
-              <w:t>Status</w:t>
+          </w:tcPr>
+          <w:p>
+            <w:r>
+              <w:rPr>
+                <w:rFonts w:ascii="Aptos" w:hAnsi="Aptos"/>
+                <w:color w:val="282828"/>
+                <w:sz w:val="19"/>
+              </w:rPr>
+              <w:t>PASSED</w:t>
             </w:r>
           </w:p>
         </w:tc>
@@ -5222,7 +4922,7 @@
                 <w:color w:val="282828"/>
                 <w:sz w:val="19"/>
               </w:rPr>
-              <w:t>---------</w:t>
+              <w:t>WEB-NB-015</w:t>
             </w:r>
           </w:p>
         </w:tc>
@@ -5244,7 +4944,7 @@
                 <w:color w:val="282828"/>
                 <w:sz w:val="19"/>
               </w:rPr>
-              <w:t>-----------</w:t>
+              <w:t>Version history sidebar</w:t>
             </w:r>
           </w:p>
         </w:tc>
@@ -5266,7 +4966,7 @@
                 <w:color w:val="282828"/>
                 <w:sz w:val="19"/>
               </w:rPr>
-              <w:t>---------------</w:t>
+              <w:t>The version-history sidebar opens w</w:t>
             </w:r>
           </w:p>
         </w:tc>
@@ -5288,1054 +4988,7 @@
                 <w:color w:val="282828"/>
                 <w:sz w:val="19"/>
               </w:rPr>
-              <w:t>------</w:t>
-            </w:r>
-          </w:p>
-        </w:tc>
-      </w:tr>
-      <w:tr>
-        <w:tc>
-          <w:tcPr>
-            <w:tcW w:type="dxa" w:w="1944"/>
-            <w:vAlign w:val="center"/>
-            <w:tcMar>
-              <w:top w:w="100" w:type="dxa"/>
-              <w:start w:w="110" w:type="dxa"/>
-              <w:bottom w:w="100" w:type="dxa"/>
-              <w:end w:w="110" w:type="dxa"/>
-            </w:tcMar>
-          </w:tcPr>
-          <w:p>
-            <w:r>
-              <w:rPr>
-                <w:rFonts w:ascii="Aptos" w:hAnsi="Aptos"/>
-                <w:color w:val="282828"/>
-                <w:sz w:val="19"/>
-              </w:rPr>
-              <w:t>WEB-NAV-001</w:t>
-            </w:r>
-          </w:p>
-        </w:tc>
-        <w:tc>
-          <w:tcPr>
-            <w:tcW w:type="dxa" w:w="4032"/>
-            <w:vAlign w:val="center"/>
-            <w:tcMar>
-              <w:top w:w="100" w:type="dxa"/>
-              <w:start w:w="110" w:type="dxa"/>
-              <w:bottom w:w="100" w:type="dxa"/>
-              <w:end w:w="110" w:type="dxa"/>
-            </w:tcMar>
-          </w:tcPr>
-          <w:p>
-            <w:r>
-              <w:rPr>
-                <w:rFonts w:ascii="Aptos" w:hAnsi="Aptos"/>
-                <w:color w:val="282828"/>
-                <w:sz w:val="19"/>
-              </w:rPr>
-              <w:t>Sidebar navigation to all pages</w:t>
-            </w:r>
-          </w:p>
-        </w:tc>
-        <w:tc>
-          <w:tcPr>
-            <w:tcW w:type="dxa" w:w="3096"/>
-            <w:vAlign w:val="center"/>
-            <w:tcMar>
-              <w:top w:w="100" w:type="dxa"/>
-              <w:start w:w="110" w:type="dxa"/>
-              <w:bottom w:w="100" w:type="dxa"/>
-              <w:end w:w="110" w:type="dxa"/>
-            </w:tcMar>
-          </w:tcPr>
-          <w:p>
-            <w:r>
-              <w:rPr>
-                <w:rFonts w:ascii="Aptos" w:hAnsi="Aptos"/>
-                <w:color w:val="282828"/>
-                <w:sz w:val="19"/>
-              </w:rPr>
-              <w:t>All pages accessible via sidebar</w:t>
-            </w:r>
-          </w:p>
-        </w:tc>
-        <w:tc>
-          <w:tcPr>
-            <w:tcW w:type="dxa" w:w="1080"/>
-            <w:vAlign w:val="center"/>
-            <w:tcMar>
-              <w:top w:w="100" w:type="dxa"/>
-              <w:start w:w="110" w:type="dxa"/>
-              <w:bottom w:w="100" w:type="dxa"/>
-              <w:end w:w="110" w:type="dxa"/>
-            </w:tcMar>
-            <w:shd w:fill="E9F7EF"/>
-          </w:tcPr>
-          <w:p>
-            <w:r>
-              <w:rPr>
-                <w:rFonts w:ascii="Aptos" w:hAnsi="Aptos"/>
-                <w:b/>
-                <w:color w:val="15803D"/>
-                <w:sz w:val="19"/>
-              </w:rPr>
-              <w:t>PASS</w:t>
-            </w:r>
-          </w:p>
-        </w:tc>
-      </w:tr>
-    </w:tbl>
-    <w:p/>
-    <w:p>
-      <w:pPr>
-        <w:pStyle w:val="Heading2"/>
-      </w:pPr>
-      <w:r>
-        <w:rPr>
-          <w:rFonts w:ascii="Aptos Display" w:hAnsi="Aptos Display"/>
-          <w:color w:val="154A78"/>
-          <w:sz w:val="24"/>
-        </w:rPr>
-        <w:t>Notebook Module (WEB-NB)</w:t>
-      </w:r>
-    </w:p>
-    <w:tbl>
-      <w:tblPr>
-        <w:tblStyle w:val="TableGrid"/>
-        <w:tblW w:type="auto" w:w="0"/>
-        <w:tblLayout w:type="fixed"/>
-        <w:tblLook w:firstColumn="1" w:firstRow="1" w:lastColumn="0" w:lastRow="0" w:noHBand="0" w:noVBand="1" w:val="04A0"/>
-      </w:tblPr>
-      <w:tblGrid>
-        <w:gridCol w:w="1944"/>
-        <w:gridCol w:w="4032"/>
-        <w:gridCol w:w="3096"/>
-        <w:gridCol w:w="1080"/>
-      </w:tblGrid>
-      <w:tr>
-        <w:trPr>
-          <w:tblHeader w:val="true"/>
-        </w:trPr>
-        <w:tc>
-          <w:tcPr>
-            <w:tcW w:type="dxa" w:w="2556"/>
-            <w:vAlign w:val="center"/>
-            <w:shd w:fill="154A78"/>
-            <w:tcMar>
-              <w:top w:w="100" w:type="dxa"/>
-              <w:start w:w="110" w:type="dxa"/>
-              <w:bottom w:w="100" w:type="dxa"/>
-              <w:end w:w="110" w:type="dxa"/>
-            </w:tcMar>
-          </w:tcPr>
-          <w:p>
-            <w:r>
-              <w:rPr>
-                <w:rFonts w:ascii="Aptos" w:hAnsi="Aptos"/>
-                <w:b/>
-                <w:color w:val="FFFFFF"/>
-                <w:sz w:val="20"/>
-              </w:rPr>
-              <w:t>Test ID</w:t>
-            </w:r>
-          </w:p>
-        </w:tc>
-        <w:tc>
-          <w:tcPr>
-            <w:tcW w:type="dxa" w:w="2556"/>
-            <w:vAlign w:val="center"/>
-            <w:shd w:fill="154A78"/>
-            <w:tcMar>
-              <w:top w:w="100" w:type="dxa"/>
-              <w:start w:w="110" w:type="dxa"/>
-              <w:bottom w:w="100" w:type="dxa"/>
-              <w:end w:w="110" w:type="dxa"/>
-            </w:tcMar>
-          </w:tcPr>
-          <w:p>
-            <w:r>
-              <w:rPr>
-                <w:rFonts w:ascii="Aptos" w:hAnsi="Aptos"/>
-                <w:b/>
-                <w:color w:val="FFFFFF"/>
-                <w:sz w:val="20"/>
-              </w:rPr>
-              <w:t>Test Case</w:t>
-            </w:r>
-          </w:p>
-        </w:tc>
-        <w:tc>
-          <w:tcPr>
-            <w:tcW w:type="dxa" w:w="2556"/>
-            <w:vAlign w:val="center"/>
-            <w:shd w:fill="154A78"/>
-            <w:tcMar>
-              <w:top w:w="100" w:type="dxa"/>
-              <w:start w:w="110" w:type="dxa"/>
-              <w:bottom w:w="100" w:type="dxa"/>
-              <w:end w:w="110" w:type="dxa"/>
-            </w:tcMar>
-          </w:tcPr>
-          <w:p>
-            <w:r>
-              <w:rPr>
-                <w:rFonts w:ascii="Aptos" w:hAnsi="Aptos"/>
-                <w:b/>
-                <w:color w:val="FFFFFF"/>
-                <w:sz w:val="20"/>
-              </w:rPr>
-              <w:t>Expected Result</w:t>
-            </w:r>
-          </w:p>
-        </w:tc>
-        <w:tc>
-          <w:tcPr>
-            <w:tcW w:type="dxa" w:w="2556"/>
-            <w:vAlign w:val="center"/>
-            <w:shd w:fill="154A78"/>
-            <w:tcMar>
-              <w:top w:w="100" w:type="dxa"/>
-              <w:start w:w="110" w:type="dxa"/>
-              <w:bottom w:w="100" w:type="dxa"/>
-              <w:end w:w="110" w:type="dxa"/>
-            </w:tcMar>
-          </w:tcPr>
-          <w:p>
-            <w:r>
-              <w:rPr>
-                <w:rFonts w:ascii="Aptos" w:hAnsi="Aptos"/>
-                <w:b/>
-                <w:color w:val="FFFFFF"/>
-                <w:sz w:val="20"/>
-              </w:rPr>
-              <w:t>Status</w:t>
-            </w:r>
-          </w:p>
-        </w:tc>
-      </w:tr>
-      <w:tr>
-        <w:tc>
-          <w:tcPr>
-            <w:tcW w:type="dxa" w:w="1944"/>
-            <w:vAlign w:val="center"/>
-            <w:tcMar>
-              <w:top w:w="100" w:type="dxa"/>
-              <w:start w:w="110" w:type="dxa"/>
-              <w:bottom w:w="100" w:type="dxa"/>
-              <w:end w:w="110" w:type="dxa"/>
-            </w:tcMar>
-          </w:tcPr>
-          <w:p>
-            <w:r>
-              <w:rPr>
-                <w:rFonts w:ascii="Aptos" w:hAnsi="Aptos"/>
-                <w:color w:val="282828"/>
-                <w:sz w:val="19"/>
-              </w:rPr>
-              <w:t>---------</w:t>
-            </w:r>
-          </w:p>
-        </w:tc>
-        <w:tc>
-          <w:tcPr>
-            <w:tcW w:type="dxa" w:w="4032"/>
-            <w:vAlign w:val="center"/>
-            <w:tcMar>
-              <w:top w:w="100" w:type="dxa"/>
-              <w:start w:w="110" w:type="dxa"/>
-              <w:bottom w:w="100" w:type="dxa"/>
-              <w:end w:w="110" w:type="dxa"/>
-            </w:tcMar>
-          </w:tcPr>
-          <w:p>
-            <w:r>
-              <w:rPr>
-                <w:rFonts w:ascii="Aptos" w:hAnsi="Aptos"/>
-                <w:color w:val="282828"/>
-                <w:sz w:val="19"/>
-              </w:rPr>
-              <w:t>-----------</w:t>
-            </w:r>
-          </w:p>
-        </w:tc>
-        <w:tc>
-          <w:tcPr>
-            <w:tcW w:type="dxa" w:w="3096"/>
-            <w:vAlign w:val="center"/>
-            <w:tcMar>
-              <w:top w:w="100" w:type="dxa"/>
-              <w:start w:w="110" w:type="dxa"/>
-              <w:bottom w:w="100" w:type="dxa"/>
-              <w:end w:w="110" w:type="dxa"/>
-            </w:tcMar>
-          </w:tcPr>
-          <w:p>
-            <w:r>
-              <w:rPr>
-                <w:rFonts w:ascii="Aptos" w:hAnsi="Aptos"/>
-                <w:color w:val="282828"/>
-                <w:sz w:val="19"/>
-              </w:rPr>
-              <w:t>---------------</w:t>
-            </w:r>
-          </w:p>
-        </w:tc>
-        <w:tc>
-          <w:tcPr>
-            <w:tcW w:type="dxa" w:w="1080"/>
-            <w:vAlign w:val="center"/>
-            <w:tcMar>
-              <w:top w:w="100" w:type="dxa"/>
-              <w:start w:w="110" w:type="dxa"/>
-              <w:bottom w:w="100" w:type="dxa"/>
-              <w:end w:w="110" w:type="dxa"/>
-            </w:tcMar>
-          </w:tcPr>
-          <w:p>
-            <w:r>
-              <w:rPr>
-                <w:rFonts w:ascii="Aptos" w:hAnsi="Aptos"/>
-                <w:color w:val="282828"/>
-                <w:sz w:val="19"/>
-              </w:rPr>
-              <w:t>------</w:t>
-            </w:r>
-          </w:p>
-        </w:tc>
-      </w:tr>
-      <w:tr>
-        <w:tc>
-          <w:tcPr>
-            <w:tcW w:type="dxa" w:w="1944"/>
-            <w:vAlign w:val="center"/>
-            <w:tcMar>
-              <w:top w:w="100" w:type="dxa"/>
-              <w:start w:w="110" w:type="dxa"/>
-              <w:bottom w:w="100" w:type="dxa"/>
-              <w:end w:w="110" w:type="dxa"/>
-            </w:tcMar>
-          </w:tcPr>
-          <w:p>
-            <w:r>
-              <w:rPr>
-                <w:rFonts w:ascii="Aptos" w:hAnsi="Aptos"/>
-                <w:color w:val="282828"/>
-                <w:sz w:val="19"/>
-              </w:rPr>
-              <w:t>WEB-NB-001</w:t>
-            </w:r>
-          </w:p>
-        </w:tc>
-        <w:tc>
-          <w:tcPr>
-            <w:tcW w:type="dxa" w:w="4032"/>
-            <w:vAlign w:val="center"/>
-            <w:tcMar>
-              <w:top w:w="100" w:type="dxa"/>
-              <w:start w:w="110" w:type="dxa"/>
-              <w:bottom w:w="100" w:type="dxa"/>
-              <w:end w:w="110" w:type="dxa"/>
-            </w:tcMar>
-          </w:tcPr>
-          <w:p>
-            <w:r>
-              <w:rPr>
-                <w:rFonts w:ascii="Aptos" w:hAnsi="Aptos"/>
-                <w:color w:val="282828"/>
-                <w:sz w:val="19"/>
-              </w:rPr>
-              <w:t>Create new notebook</w:t>
-            </w:r>
-          </w:p>
-        </w:tc>
-        <w:tc>
-          <w:tcPr>
-            <w:tcW w:type="dxa" w:w="3096"/>
-            <w:vAlign w:val="center"/>
-            <w:tcMar>
-              <w:top w:w="100" w:type="dxa"/>
-              <w:start w:w="110" w:type="dxa"/>
-              <w:bottom w:w="100" w:type="dxa"/>
-              <w:end w:w="110" w:type="dxa"/>
-            </w:tcMar>
-          </w:tcPr>
-          <w:p>
-            <w:r>
-              <w:rPr>
-                <w:rFonts w:ascii="Aptos" w:hAnsi="Aptos"/>
-                <w:color w:val="282828"/>
-                <w:sz w:val="19"/>
-              </w:rPr>
-              <w:t>Notebook created with title</w:t>
-            </w:r>
-          </w:p>
-        </w:tc>
-        <w:tc>
-          <w:tcPr>
-            <w:tcW w:type="dxa" w:w="1080"/>
-            <w:vAlign w:val="center"/>
-            <w:tcMar>
-              <w:top w:w="100" w:type="dxa"/>
-              <w:start w:w="110" w:type="dxa"/>
-              <w:bottom w:w="100" w:type="dxa"/>
-              <w:end w:w="110" w:type="dxa"/>
-            </w:tcMar>
-            <w:shd w:fill="E9F7EF"/>
-          </w:tcPr>
-          <w:p>
-            <w:r>
-              <w:rPr>
-                <w:rFonts w:ascii="Aptos" w:hAnsi="Aptos"/>
-                <w:b/>
-                <w:color w:val="15803D"/>
-                <w:sz w:val="19"/>
-              </w:rPr>
-              <w:t>PASS</w:t>
-            </w:r>
-          </w:p>
-        </w:tc>
-      </w:tr>
-      <w:tr>
-        <w:tc>
-          <w:tcPr>
-            <w:tcW w:type="dxa" w:w="1944"/>
-            <w:vAlign w:val="center"/>
-            <w:tcMar>
-              <w:top w:w="100" w:type="dxa"/>
-              <w:start w:w="110" w:type="dxa"/>
-              <w:bottom w:w="100" w:type="dxa"/>
-              <w:end w:w="110" w:type="dxa"/>
-            </w:tcMar>
-          </w:tcPr>
-          <w:p>
-            <w:r>
-              <w:rPr>
-                <w:rFonts w:ascii="Aptos" w:hAnsi="Aptos"/>
-                <w:color w:val="282828"/>
-                <w:sz w:val="19"/>
-              </w:rPr>
-              <w:t>WEB-NB-002</w:t>
-            </w:r>
-          </w:p>
-        </w:tc>
-        <w:tc>
-          <w:tcPr>
-            <w:tcW w:type="dxa" w:w="4032"/>
-            <w:vAlign w:val="center"/>
-            <w:tcMar>
-              <w:top w:w="100" w:type="dxa"/>
-              <w:start w:w="110" w:type="dxa"/>
-              <w:bottom w:w="100" w:type="dxa"/>
-              <w:end w:w="110" w:type="dxa"/>
-            </w:tcMar>
-          </w:tcPr>
-          <w:p>
-            <w:r>
-              <w:rPr>
-                <w:rFonts w:ascii="Aptos" w:hAnsi="Aptos"/>
-                <w:color w:val="282828"/>
-                <w:sz w:val="19"/>
-              </w:rPr>
-              <w:t>Edit notebook title</w:t>
-            </w:r>
-          </w:p>
-        </w:tc>
-        <w:tc>
-          <w:tcPr>
-            <w:tcW w:type="dxa" w:w="3096"/>
-            <w:vAlign w:val="center"/>
-            <w:tcMar>
-              <w:top w:w="100" w:type="dxa"/>
-              <w:start w:w="110" w:type="dxa"/>
-              <w:bottom w:w="100" w:type="dxa"/>
-              <w:end w:w="110" w:type="dxa"/>
-            </w:tcMar>
-          </w:tcPr>
-          <w:p>
-            <w:r>
-              <w:rPr>
-                <w:rFonts w:ascii="Aptos" w:hAnsi="Aptos"/>
-                <w:color w:val="282828"/>
-                <w:sz w:val="19"/>
-              </w:rPr>
-              <w:t>Title updated successfully</w:t>
-            </w:r>
-          </w:p>
-        </w:tc>
-        <w:tc>
-          <w:tcPr>
-            <w:tcW w:type="dxa" w:w="1080"/>
-            <w:vAlign w:val="center"/>
-            <w:tcMar>
-              <w:top w:w="100" w:type="dxa"/>
-              <w:start w:w="110" w:type="dxa"/>
-              <w:bottom w:w="100" w:type="dxa"/>
-              <w:end w:w="110" w:type="dxa"/>
-            </w:tcMar>
-            <w:shd w:fill="E9F7EF"/>
-          </w:tcPr>
-          <w:p>
-            <w:r>
-              <w:rPr>
-                <w:rFonts w:ascii="Aptos" w:hAnsi="Aptos"/>
-                <w:b/>
-                <w:color w:val="15803D"/>
-                <w:sz w:val="19"/>
-              </w:rPr>
-              <w:t>PASS</w:t>
-            </w:r>
-          </w:p>
-        </w:tc>
-      </w:tr>
-      <w:tr>
-        <w:tc>
-          <w:tcPr>
-            <w:tcW w:type="dxa" w:w="1944"/>
-            <w:vAlign w:val="center"/>
-            <w:tcMar>
-              <w:top w:w="100" w:type="dxa"/>
-              <w:start w:w="110" w:type="dxa"/>
-              <w:bottom w:w="100" w:type="dxa"/>
-              <w:end w:w="110" w:type="dxa"/>
-            </w:tcMar>
-          </w:tcPr>
-          <w:p>
-            <w:r>
-              <w:rPr>
-                <w:rFonts w:ascii="Aptos" w:hAnsi="Aptos"/>
-                <w:color w:val="282828"/>
-                <w:sz w:val="19"/>
-              </w:rPr>
-              <w:t>WEB-NB-004</w:t>
-            </w:r>
-          </w:p>
-        </w:tc>
-        <w:tc>
-          <w:tcPr>
-            <w:tcW w:type="dxa" w:w="4032"/>
-            <w:vAlign w:val="center"/>
-            <w:tcMar>
-              <w:top w:w="100" w:type="dxa"/>
-              <w:start w:w="110" w:type="dxa"/>
-              <w:bottom w:w="100" w:type="dxa"/>
-              <w:end w:w="110" w:type="dxa"/>
-            </w:tcMar>
-          </w:tcPr>
-          <w:p>
-            <w:r>
-              <w:rPr>
-                <w:rFonts w:ascii="Aptos" w:hAnsi="Aptos"/>
-                <w:color w:val="282828"/>
-                <w:sz w:val="19"/>
-              </w:rPr>
-              <w:t>Delete notebook</w:t>
-            </w:r>
-          </w:p>
-        </w:tc>
-        <w:tc>
-          <w:tcPr>
-            <w:tcW w:type="dxa" w:w="3096"/>
-            <w:vAlign w:val="center"/>
-            <w:tcMar>
-              <w:top w:w="100" w:type="dxa"/>
-              <w:start w:w="110" w:type="dxa"/>
-              <w:bottom w:w="100" w:type="dxa"/>
-              <w:end w:w="110" w:type="dxa"/>
-            </w:tcMar>
-          </w:tcPr>
-          <w:p>
-            <w:r>
-              <w:rPr>
-                <w:rFonts w:ascii="Aptos" w:hAnsi="Aptos"/>
-                <w:color w:val="282828"/>
-                <w:sz w:val="19"/>
-              </w:rPr>
-              <w:t>Notebook removed permanently</w:t>
-            </w:r>
-          </w:p>
-        </w:tc>
-        <w:tc>
-          <w:tcPr>
-            <w:tcW w:type="dxa" w:w="1080"/>
-            <w:vAlign w:val="center"/>
-            <w:tcMar>
-              <w:top w:w="100" w:type="dxa"/>
-              <w:start w:w="110" w:type="dxa"/>
-              <w:bottom w:w="100" w:type="dxa"/>
-              <w:end w:w="110" w:type="dxa"/>
-            </w:tcMar>
-            <w:shd w:fill="E9F7EF"/>
-          </w:tcPr>
-          <w:p>
-            <w:r>
-              <w:rPr>
-                <w:rFonts w:ascii="Aptos" w:hAnsi="Aptos"/>
-                <w:b/>
-                <w:color w:val="15803D"/>
-                <w:sz w:val="19"/>
-              </w:rPr>
-              <w:t>PASS</w:t>
-            </w:r>
-          </w:p>
-        </w:tc>
-      </w:tr>
-      <w:tr>
-        <w:tc>
-          <w:tcPr>
-            <w:tcW w:type="dxa" w:w="1944"/>
-            <w:vAlign w:val="center"/>
-            <w:tcMar>
-              <w:top w:w="100" w:type="dxa"/>
-              <w:start w:w="110" w:type="dxa"/>
-              <w:bottom w:w="100" w:type="dxa"/>
-              <w:end w:w="110" w:type="dxa"/>
-            </w:tcMar>
-          </w:tcPr>
-          <w:p>
-            <w:r>
-              <w:rPr>
-                <w:rFonts w:ascii="Aptos" w:hAnsi="Aptos"/>
-                <w:color w:val="282828"/>
-                <w:sz w:val="19"/>
-              </w:rPr>
-              <w:t>WEB-NB-006</w:t>
-            </w:r>
-          </w:p>
-        </w:tc>
-        <w:tc>
-          <w:tcPr>
-            <w:tcW w:type="dxa" w:w="4032"/>
-            <w:vAlign w:val="center"/>
-            <w:tcMar>
-              <w:top w:w="100" w:type="dxa"/>
-              <w:start w:w="110" w:type="dxa"/>
-              <w:bottom w:w="100" w:type="dxa"/>
-              <w:end w:w="110" w:type="dxa"/>
-            </w:tcMar>
-          </w:tcPr>
-          <w:p>
-            <w:r>
-              <w:rPr>
-                <w:rFonts w:ascii="Aptos" w:hAnsi="Aptos"/>
-                <w:color w:val="282828"/>
-                <w:sz w:val="19"/>
-              </w:rPr>
-              <w:t>Notebook sharing</w:t>
-            </w:r>
-          </w:p>
-        </w:tc>
-        <w:tc>
-          <w:tcPr>
-            <w:tcW w:type="dxa" w:w="3096"/>
-            <w:vAlign w:val="center"/>
-            <w:tcMar>
-              <w:top w:w="100" w:type="dxa"/>
-              <w:start w:w="110" w:type="dxa"/>
-              <w:bottom w:w="100" w:type="dxa"/>
-              <w:end w:w="110" w:type="dxa"/>
-            </w:tcMar>
-          </w:tcPr>
-          <w:p>
-            <w:r>
-              <w:rPr>
-                <w:rFonts w:ascii="Aptos" w:hAnsi="Aptos"/>
-                <w:color w:val="282828"/>
-                <w:sz w:val="19"/>
-              </w:rPr>
-              <w:t>Share link generated</w:t>
-            </w:r>
-          </w:p>
-        </w:tc>
-        <w:tc>
-          <w:tcPr>
-            <w:tcW w:type="dxa" w:w="1080"/>
-            <w:vAlign w:val="center"/>
-            <w:tcMar>
-              <w:top w:w="100" w:type="dxa"/>
-              <w:start w:w="110" w:type="dxa"/>
-              <w:bottom w:w="100" w:type="dxa"/>
-              <w:end w:w="110" w:type="dxa"/>
-            </w:tcMar>
-            <w:shd w:fill="E9F7EF"/>
-          </w:tcPr>
-          <w:p>
-            <w:r>
-              <w:rPr>
-                <w:rFonts w:ascii="Aptos" w:hAnsi="Aptos"/>
-                <w:b/>
-                <w:color w:val="15803D"/>
-                <w:sz w:val="19"/>
-              </w:rPr>
-              <w:t>PASS</w:t>
-            </w:r>
-          </w:p>
-        </w:tc>
-      </w:tr>
-      <w:tr>
-        <w:tc>
-          <w:tcPr>
-            <w:tcW w:type="dxa" w:w="1944"/>
-            <w:vAlign w:val="center"/>
-            <w:tcMar>
-              <w:top w:w="100" w:type="dxa"/>
-              <w:start w:w="110" w:type="dxa"/>
-              <w:bottom w:w="100" w:type="dxa"/>
-              <w:end w:w="110" w:type="dxa"/>
-            </w:tcMar>
-          </w:tcPr>
-          <w:p>
-            <w:r>
-              <w:rPr>
-                <w:rFonts w:ascii="Aptos" w:hAnsi="Aptos"/>
-                <w:color w:val="282828"/>
-                <w:sz w:val="19"/>
-              </w:rPr>
-              <w:t>WEB-NB-010</w:t>
-            </w:r>
-          </w:p>
-        </w:tc>
-        <w:tc>
-          <w:tcPr>
-            <w:tcW w:type="dxa" w:w="4032"/>
-            <w:vAlign w:val="center"/>
-            <w:tcMar>
-              <w:top w:w="100" w:type="dxa"/>
-              <w:start w:w="110" w:type="dxa"/>
-              <w:bottom w:w="100" w:type="dxa"/>
-              <w:end w:w="110" w:type="dxa"/>
-            </w:tcMar>
-          </w:tcPr>
-          <w:p>
-            <w:r>
-              <w:rPr>
-                <w:rFonts w:ascii="Aptos" w:hAnsi="Aptos"/>
-                <w:color w:val="282828"/>
-                <w:sz w:val="19"/>
-              </w:rPr>
-              <w:t>Rich text editor</w:t>
-            </w:r>
-          </w:p>
-        </w:tc>
-        <w:tc>
-          <w:tcPr>
-            <w:tcW w:type="dxa" w:w="3096"/>
-            <w:vAlign w:val="center"/>
-            <w:tcMar>
-              <w:top w:w="100" w:type="dxa"/>
-              <w:start w:w="110" w:type="dxa"/>
-              <w:bottom w:w="100" w:type="dxa"/>
-              <w:end w:w="110" w:type="dxa"/>
-            </w:tcMar>
-          </w:tcPr>
-          <w:p>
-            <w:r>
-              <w:rPr>
-                <w:rFonts w:ascii="Aptos" w:hAnsi="Aptos"/>
-                <w:color w:val="282828"/>
-                <w:sz w:val="19"/>
-              </w:rPr>
-              <w:t>Editor functions correctly</w:t>
-            </w:r>
-          </w:p>
-        </w:tc>
-        <w:tc>
-          <w:tcPr>
-            <w:tcW w:type="dxa" w:w="1080"/>
-            <w:vAlign w:val="center"/>
-            <w:tcMar>
-              <w:top w:w="100" w:type="dxa"/>
-              <w:start w:w="110" w:type="dxa"/>
-              <w:bottom w:w="100" w:type="dxa"/>
-              <w:end w:w="110" w:type="dxa"/>
-            </w:tcMar>
-            <w:shd w:fill="E9F7EF"/>
-          </w:tcPr>
-          <w:p>
-            <w:r>
-              <w:rPr>
-                <w:rFonts w:ascii="Aptos" w:hAnsi="Aptos"/>
-                <w:b/>
-                <w:color w:val="15803D"/>
-                <w:sz w:val="19"/>
-              </w:rPr>
-              <w:t>PASS</w:t>
-            </w:r>
-          </w:p>
-        </w:tc>
-      </w:tr>
-      <w:tr>
-        <w:tc>
-          <w:tcPr>
-            <w:tcW w:type="dxa" w:w="1944"/>
-            <w:vAlign w:val="center"/>
-            <w:tcMar>
-              <w:top w:w="100" w:type="dxa"/>
-              <w:start w:w="110" w:type="dxa"/>
-              <w:bottom w:w="100" w:type="dxa"/>
-              <w:end w:w="110" w:type="dxa"/>
-            </w:tcMar>
-          </w:tcPr>
-          <w:p>
-            <w:r>
-              <w:rPr>
-                <w:rFonts w:ascii="Aptos" w:hAnsi="Aptos"/>
-                <w:color w:val="282828"/>
-                <w:sz w:val="19"/>
-              </w:rPr>
-              <w:t>WEB-NB-012</w:t>
-            </w:r>
-          </w:p>
-        </w:tc>
-        <w:tc>
-          <w:tcPr>
-            <w:tcW w:type="dxa" w:w="4032"/>
-            <w:vAlign w:val="center"/>
-            <w:tcMar>
-              <w:top w:w="100" w:type="dxa"/>
-              <w:start w:w="110" w:type="dxa"/>
-              <w:bottom w:w="100" w:type="dxa"/>
-              <w:end w:w="110" w:type="dxa"/>
-            </w:tcMar>
-          </w:tcPr>
-          <w:p>
-            <w:r>
-              <w:rPr>
-                <w:rFonts w:ascii="Aptos" w:hAnsi="Aptos"/>
-                <w:color w:val="282828"/>
-                <w:sz w:val="19"/>
-              </w:rPr>
-              <w:t>Auto-save functionality</w:t>
-            </w:r>
-          </w:p>
-        </w:tc>
-        <w:tc>
-          <w:tcPr>
-            <w:tcW w:type="dxa" w:w="3096"/>
-            <w:vAlign w:val="center"/>
-            <w:tcMar>
-              <w:top w:w="100" w:type="dxa"/>
-              <w:start w:w="110" w:type="dxa"/>
-              <w:bottom w:w="100" w:type="dxa"/>
-              <w:end w:w="110" w:type="dxa"/>
-            </w:tcMar>
-          </w:tcPr>
-          <w:p>
-            <w:r>
-              <w:rPr>
-                <w:rFonts w:ascii="Aptos" w:hAnsi="Aptos"/>
-                <w:color w:val="282828"/>
-                <w:sz w:val="19"/>
-              </w:rPr>
-              <w:t>Content saved automatically</w:t>
-            </w:r>
-          </w:p>
-        </w:tc>
-        <w:tc>
-          <w:tcPr>
-            <w:tcW w:type="dxa" w:w="1080"/>
-            <w:vAlign w:val="center"/>
-            <w:tcMar>
-              <w:top w:w="100" w:type="dxa"/>
-              <w:start w:w="110" w:type="dxa"/>
-              <w:bottom w:w="100" w:type="dxa"/>
-              <w:end w:w="110" w:type="dxa"/>
-            </w:tcMar>
-            <w:shd w:fill="E9F7EF"/>
-          </w:tcPr>
-          <w:p>
-            <w:r>
-              <w:rPr>
-                <w:rFonts w:ascii="Aptos" w:hAnsi="Aptos"/>
-                <w:b/>
-                <w:color w:val="15803D"/>
-                <w:sz w:val="19"/>
-              </w:rPr>
-              <w:t>PASS</w:t>
-            </w:r>
-          </w:p>
-        </w:tc>
-      </w:tr>
-      <w:tr>
-        <w:tc>
-          <w:tcPr>
-            <w:tcW w:type="dxa" w:w="1944"/>
-            <w:vAlign w:val="center"/>
-            <w:tcMar>
-              <w:top w:w="100" w:type="dxa"/>
-              <w:start w:w="110" w:type="dxa"/>
-              <w:bottom w:w="100" w:type="dxa"/>
-              <w:end w:w="110" w:type="dxa"/>
-            </w:tcMar>
-          </w:tcPr>
-          <w:p>
-            <w:r>
-              <w:rPr>
-                <w:rFonts w:ascii="Aptos" w:hAnsi="Aptos"/>
-                <w:color w:val="282828"/>
-                <w:sz w:val="19"/>
-              </w:rPr>
-              <w:t>WEB-NB-014</w:t>
-            </w:r>
-          </w:p>
-        </w:tc>
-        <w:tc>
-          <w:tcPr>
-            <w:tcW w:type="dxa" w:w="4032"/>
-            <w:vAlign w:val="center"/>
-            <w:tcMar>
-              <w:top w:w="100" w:type="dxa"/>
-              <w:start w:w="110" w:type="dxa"/>
-              <w:bottom w:w="100" w:type="dxa"/>
-              <w:end w:w="110" w:type="dxa"/>
-            </w:tcMar>
-          </w:tcPr>
-          <w:p>
-            <w:r>
-              <w:rPr>
-                <w:rFonts w:ascii="Aptos" w:hAnsi="Aptos"/>
-                <w:color w:val="282828"/>
-                <w:sz w:val="19"/>
-              </w:rPr>
-              <w:t>Version history</w:t>
-            </w:r>
-          </w:p>
-        </w:tc>
-        <w:tc>
-          <w:tcPr>
-            <w:tcW w:type="dxa" w:w="3096"/>
-            <w:vAlign w:val="center"/>
-            <w:tcMar>
-              <w:top w:w="100" w:type="dxa"/>
-              <w:start w:w="110" w:type="dxa"/>
-              <w:bottom w:w="100" w:type="dxa"/>
-              <w:end w:w="110" w:type="dxa"/>
-            </w:tcMar>
-          </w:tcPr>
-          <w:p>
-            <w:r>
-              <w:rPr>
-                <w:rFonts w:ascii="Aptos" w:hAnsi="Aptos"/>
-                <w:color w:val="282828"/>
-                <w:sz w:val="19"/>
-              </w:rPr>
-              <w:t>Previous versions accessible</w:t>
-            </w:r>
-          </w:p>
-        </w:tc>
-        <w:tc>
-          <w:tcPr>
-            <w:tcW w:type="dxa" w:w="1080"/>
-            <w:vAlign w:val="center"/>
-            <w:tcMar>
-              <w:top w:w="100" w:type="dxa"/>
-              <w:start w:w="110" w:type="dxa"/>
-              <w:bottom w:w="100" w:type="dxa"/>
-              <w:end w:w="110" w:type="dxa"/>
-            </w:tcMar>
-            <w:shd w:fill="E9F7EF"/>
-          </w:tcPr>
-          <w:p>
-            <w:r>
-              <w:rPr>
-                <w:rFonts w:ascii="Aptos" w:hAnsi="Aptos"/>
-                <w:b/>
-                <w:color w:val="15803D"/>
-                <w:sz w:val="19"/>
-              </w:rPr>
-              <w:t>PASS</w:t>
-            </w:r>
-          </w:p>
-        </w:tc>
-      </w:tr>
-      <w:tr>
-        <w:tc>
-          <w:tcPr>
-            <w:tcW w:type="dxa" w:w="1944"/>
-            <w:vAlign w:val="center"/>
-            <w:tcMar>
-              <w:top w:w="100" w:type="dxa"/>
-              <w:start w:w="110" w:type="dxa"/>
-              <w:bottom w:w="100" w:type="dxa"/>
-              <w:end w:w="110" w:type="dxa"/>
-            </w:tcMar>
-          </w:tcPr>
-          <w:p>
-            <w:r>
-              <w:rPr>
-                <w:rFonts w:ascii="Aptos" w:hAnsi="Aptos"/>
-                <w:color w:val="282828"/>
-                <w:sz w:val="19"/>
-              </w:rPr>
-              <w:t>WEB-NB-015</w:t>
-            </w:r>
-          </w:p>
-        </w:tc>
-        <w:tc>
-          <w:tcPr>
-            <w:tcW w:type="dxa" w:w="4032"/>
-            <w:vAlign w:val="center"/>
-            <w:tcMar>
-              <w:top w:w="100" w:type="dxa"/>
-              <w:start w:w="110" w:type="dxa"/>
-              <w:bottom w:w="100" w:type="dxa"/>
-              <w:end w:w="110" w:type="dxa"/>
-            </w:tcMar>
-          </w:tcPr>
-          <w:p>
-            <w:r>
-              <w:rPr>
-                <w:rFonts w:ascii="Aptos" w:hAnsi="Aptos"/>
-                <w:color w:val="282828"/>
-                <w:sz w:val="19"/>
-              </w:rPr>
-              <w:t>Collaborative editing</w:t>
-            </w:r>
-          </w:p>
-        </w:tc>
-        <w:tc>
-          <w:tcPr>
-            <w:tcW w:type="dxa" w:w="3096"/>
-            <w:vAlign w:val="center"/>
-            <w:tcMar>
-              <w:top w:w="100" w:type="dxa"/>
-              <w:start w:w="110" w:type="dxa"/>
-              <w:bottom w:w="100" w:type="dxa"/>
-              <w:end w:w="110" w:type="dxa"/>
-            </w:tcMar>
-          </w:tcPr>
-          <w:p>
-            <w:r>
-              <w:rPr>
-                <w:rFonts w:ascii="Aptos" w:hAnsi="Aptos"/>
-                <w:color w:val="282828"/>
-                <w:sz w:val="19"/>
-              </w:rPr>
-              <w:t>Multiple users can edit</w:t>
-            </w:r>
-          </w:p>
-        </w:tc>
-        <w:tc>
-          <w:tcPr>
-            <w:tcW w:type="dxa" w:w="1080"/>
-            <w:vAlign w:val="center"/>
-            <w:tcMar>
-              <w:top w:w="100" w:type="dxa"/>
-              <w:start w:w="110" w:type="dxa"/>
-              <w:bottom w:w="100" w:type="dxa"/>
-              <w:end w:w="110" w:type="dxa"/>
-            </w:tcMar>
-            <w:shd w:fill="E9F7EF"/>
-          </w:tcPr>
-          <w:p>
-            <w:r>
-              <w:rPr>
-                <w:rFonts w:ascii="Aptos" w:hAnsi="Aptos"/>
-                <w:b/>
-                <w:color w:val="15803D"/>
-                <w:sz w:val="19"/>
-              </w:rPr>
-              <w:t>PASS</w:t>
+              <w:t>PASSED</w:t>
             </w:r>
           </w:p>
         </w:tc>
@@ -6488,7 +5141,7 @@
                 <w:color w:val="282828"/>
                 <w:sz w:val="19"/>
               </w:rPr>
-              <w:t>-----------</w:t>
+              <w:t>---------</w:t>
             </w:r>
           </w:p>
         </w:tc>
@@ -6600,7 +5253,7 @@
                 <w:color w:val="282828"/>
                 <w:sz w:val="19"/>
               </w:rPr>
-              <w:t>AI content generation</w:t>
+              <w:t>AI Sidebar opens with default Chat tool</w:t>
             </w:r>
           </w:p>
         </w:tc>
@@ -6622,7 +5275,7 @@
                 <w:color w:val="282828"/>
                 <w:sz w:val="19"/>
               </w:rPr>
-              <w:t>Content generated based on prompt</w:t>
+              <w:t>The AI assistant opens successfully</w:t>
             </w:r>
           </w:p>
         </w:tc>
@@ -6636,17 +5289,15 @@
               <w:bottom w:w="100" w:type="dxa"/>
               <w:end w:w="110" w:type="dxa"/>
             </w:tcMar>
-            <w:shd w:fill="E9F7EF"/>
-          </w:tcPr>
-          <w:p>
-            <w:r>
-              <w:rPr>
-                <w:rFonts w:ascii="Aptos" w:hAnsi="Aptos"/>
-                <w:b/>
-                <w:color w:val="15803D"/>
-                <w:sz w:val="19"/>
-              </w:rPr>
-              <w:t>PASS</w:t>
+          </w:tcPr>
+          <w:p>
+            <w:r>
+              <w:rPr>
+                <w:rFonts w:ascii="Aptos" w:hAnsi="Aptos"/>
+                <w:color w:val="282828"/>
+                <w:sz w:val="19"/>
+              </w:rPr>
+              <w:t>PASSED</w:t>
             </w:r>
           </w:p>
         </w:tc>
@@ -6692,7 +5343,7 @@
                 <w:color w:val="282828"/>
                 <w:sz w:val="19"/>
               </w:rPr>
-              <w:t>AI text completion</w:t>
+              <w:t>AI Sidebar — Chat composer ready</w:t>
             </w:r>
           </w:p>
         </w:tc>
@@ -6714,7 +5365,7 @@
                 <w:color w:val="282828"/>
                 <w:sz w:val="19"/>
               </w:rPr>
-              <w:t>Auto-completion suggestions work</w:t>
+              <w:t>The implemented BrainBox behavior c</w:t>
             </w:r>
           </w:p>
         </w:tc>
@@ -6728,17 +5379,15 @@
               <w:bottom w:w="100" w:type="dxa"/>
               <w:end w:w="110" w:type="dxa"/>
             </w:tcMar>
-            <w:shd w:fill="E9F7EF"/>
-          </w:tcPr>
-          <w:p>
-            <w:r>
-              <w:rPr>
-                <w:rFonts w:ascii="Aptos" w:hAnsi="Aptos"/>
-                <w:b/>
-                <w:color w:val="15803D"/>
-                <w:sz w:val="19"/>
-              </w:rPr>
-              <w:t>PASS</w:t>
+          </w:tcPr>
+          <w:p>
+            <w:r>
+              <w:rPr>
+                <w:rFonts w:ascii="Aptos" w:hAnsi="Aptos"/>
+                <w:color w:val="282828"/>
+                <w:sz w:val="19"/>
+              </w:rPr>
+              <w:t>PASSED</w:t>
             </w:r>
           </w:p>
         </w:tc>
@@ -6784,7 +5433,7 @@
                 <w:color w:val="282828"/>
                 <w:sz w:val="19"/>
               </w:rPr>
-              <w:t>AI summarization</w:t>
+              <w:t>AI Sidebar — Improve tool</w:t>
             </w:r>
           </w:p>
         </w:tc>
@@ -6806,7 +5455,7 @@
                 <w:color w:val="282828"/>
                 <w:sz w:val="19"/>
               </w:rPr>
-              <w:t>Summary generated accurately</w:t>
+              <w:t>The selected AI tool becomes active</w:t>
             </w:r>
           </w:p>
         </w:tc>
@@ -6820,17 +5469,15 @@
               <w:bottom w:w="100" w:type="dxa"/>
               <w:end w:w="110" w:type="dxa"/>
             </w:tcMar>
-            <w:shd w:fill="E9F7EF"/>
-          </w:tcPr>
-          <w:p>
-            <w:r>
-              <w:rPr>
-                <w:rFonts w:ascii="Aptos" w:hAnsi="Aptos"/>
-                <w:b/>
-                <w:color w:val="15803D"/>
-                <w:sz w:val="19"/>
-              </w:rPr>
-              <w:t>PASS</w:t>
+          </w:tcPr>
+          <w:p>
+            <w:r>
+              <w:rPr>
+                <w:rFonts w:ascii="Aptos" w:hAnsi="Aptos"/>
+                <w:color w:val="282828"/>
+                <w:sz w:val="19"/>
+              </w:rPr>
+              <w:t>PASSED</w:t>
             </w:r>
           </w:p>
         </w:tc>
@@ -6876,7 +5523,7 @@
                 <w:color w:val="282828"/>
                 <w:sz w:val="19"/>
               </w:rPr>
-              <w:t>AI question answering</w:t>
+              <w:t>AI Sidebar — Expand tool</w:t>
             </w:r>
           </w:p>
         </w:tc>
@@ -6898,7 +5545,7 @@
                 <w:color w:val="282828"/>
                 <w:sz w:val="19"/>
               </w:rPr>
-              <w:t>Questions answered correctly</w:t>
+              <w:t>The selected AI tool becomes active</w:t>
             </w:r>
           </w:p>
         </w:tc>
@@ -6912,17 +5559,15 @@
               <w:bottom w:w="100" w:type="dxa"/>
               <w:end w:w="110" w:type="dxa"/>
             </w:tcMar>
-            <w:shd w:fill="E9F7EF"/>
-          </w:tcPr>
-          <w:p>
-            <w:r>
-              <w:rPr>
-                <w:rFonts w:ascii="Aptos" w:hAnsi="Aptos"/>
-                <w:b/>
-                <w:color w:val="15803D"/>
-                <w:sz w:val="19"/>
-              </w:rPr>
-              <w:t>PASS</w:t>
+          </w:tcPr>
+          <w:p>
+            <w:r>
+              <w:rPr>
+                <w:rFonts w:ascii="Aptos" w:hAnsi="Aptos"/>
+                <w:color w:val="282828"/>
+                <w:sz w:val="19"/>
+              </w:rPr>
+              <w:t>PASSED</w:t>
             </w:r>
           </w:p>
         </w:tc>
@@ -6968,7 +5613,7 @@
                 <w:color w:val="282828"/>
                 <w:sz w:val="19"/>
               </w:rPr>
-              <w:t>AI translation</w:t>
+              <w:t>AI Sidebar — Summarize tool</w:t>
             </w:r>
           </w:p>
         </w:tc>
@@ -6990,7 +5635,7 @@
                 <w:color w:val="282828"/>
                 <w:sz w:val="19"/>
               </w:rPr>
-              <w:t>Text translated accurately</w:t>
+              <w:t>The selected AI tool becomes active</w:t>
             </w:r>
           </w:p>
         </w:tc>
@@ -7004,17 +5649,15 @@
               <w:bottom w:w="100" w:type="dxa"/>
               <w:end w:w="110" w:type="dxa"/>
             </w:tcMar>
-            <w:shd w:fill="E9F7EF"/>
-          </w:tcPr>
-          <w:p>
-            <w:r>
-              <w:rPr>
-                <w:rFonts w:ascii="Aptos" w:hAnsi="Aptos"/>
-                <w:b/>
-                <w:color w:val="15803D"/>
-                <w:sz w:val="19"/>
-              </w:rPr>
-              <w:t>PASS</w:t>
+          </w:tcPr>
+          <w:p>
+            <w:r>
+              <w:rPr>
+                <w:rFonts w:ascii="Aptos" w:hAnsi="Aptos"/>
+                <w:color w:val="282828"/>
+                <w:sz w:val="19"/>
+              </w:rPr>
+              <w:t>PASSED</w:t>
             </w:r>
           </w:p>
         </w:tc>
@@ -7060,7 +5703,7 @@
                 <w:color w:val="282828"/>
                 <w:sz w:val="19"/>
               </w:rPr>
-              <w:t>AI grammar check</w:t>
+              <w:t>AI Sidebar — Explain tool</w:t>
             </w:r>
           </w:p>
         </w:tc>
@@ -7082,7 +5725,7 @@
                 <w:color w:val="282828"/>
                 <w:sz w:val="19"/>
               </w:rPr>
-              <w:t>Grammar errors identified</w:t>
+              <w:t>The selected AI tool becomes active</w:t>
             </w:r>
           </w:p>
         </w:tc>
@@ -7096,17 +5739,15 @@
               <w:bottom w:w="100" w:type="dxa"/>
               <w:end w:w="110" w:type="dxa"/>
             </w:tcMar>
-            <w:shd w:fill="E9F7EF"/>
-          </w:tcPr>
-          <w:p>
-            <w:r>
-              <w:rPr>
-                <w:rFonts w:ascii="Aptos" w:hAnsi="Aptos"/>
-                <w:b/>
-                <w:color w:val="15803D"/>
-                <w:sz w:val="19"/>
-              </w:rPr>
-              <w:t>PASS</w:t>
+          </w:tcPr>
+          <w:p>
+            <w:r>
+              <w:rPr>
+                <w:rFonts w:ascii="Aptos" w:hAnsi="Aptos"/>
+                <w:color w:val="282828"/>
+                <w:sz w:val="19"/>
+              </w:rPr>
+              <w:t>PASSED</w:t>
             </w:r>
           </w:p>
         </w:tc>
@@ -7152,7 +5793,7 @@
                 <w:color w:val="282828"/>
                 <w:sz w:val="19"/>
               </w:rPr>
-              <w:t>AI citation suggestions</w:t>
+              <w:t>AI Sidebar — Quiz tool</w:t>
             </w:r>
           </w:p>
         </w:tc>
@@ -7174,7 +5815,7 @@
                 <w:color w:val="282828"/>
                 <w:sz w:val="19"/>
               </w:rPr>
-              <w:t>Citations suggested appropriately</w:t>
+              <w:t>The selected AI tool becomes active</w:t>
             </w:r>
           </w:p>
         </w:tc>
@@ -7188,17 +5829,15 @@
               <w:bottom w:w="100" w:type="dxa"/>
               <w:end w:w="110" w:type="dxa"/>
             </w:tcMar>
-            <w:shd w:fill="E9F7EF"/>
-          </w:tcPr>
-          <w:p>
-            <w:r>
-              <w:rPr>
-                <w:rFonts w:ascii="Aptos" w:hAnsi="Aptos"/>
-                <w:b/>
-                <w:color w:val="15803D"/>
-                <w:sz w:val="19"/>
-              </w:rPr>
-              <w:t>PASS</w:t>
+          </w:tcPr>
+          <w:p>
+            <w:r>
+              <w:rPr>
+                <w:rFonts w:ascii="Aptos" w:hAnsi="Aptos"/>
+                <w:color w:val="282828"/>
+                <w:sz w:val="19"/>
+              </w:rPr>
+              <w:t>PASSED</w:t>
             </w:r>
           </w:p>
         </w:tc>
@@ -7244,7 +5883,7 @@
                 <w:color w:val="282828"/>
                 <w:sz w:val="19"/>
               </w:rPr>
-              <w:t>AI research assistance</w:t>
+              <w:t>AI Sidebar — Flashcards tool</w:t>
             </w:r>
           </w:p>
         </w:tc>
@@ -7266,7 +5905,7 @@
                 <w:color w:val="282828"/>
                 <w:sz w:val="19"/>
               </w:rPr>
-              <w:t>Research sources provided</w:t>
+              <w:t>The selected AI tool becomes active</w:t>
             </w:r>
           </w:p>
         </w:tc>
@@ -7280,17 +5919,15 @@
               <w:bottom w:w="100" w:type="dxa"/>
               <w:end w:w="110" w:type="dxa"/>
             </w:tcMar>
-            <w:shd w:fill="E9F7EF"/>
-          </w:tcPr>
-          <w:p>
-            <w:r>
-              <w:rPr>
-                <w:rFonts w:ascii="Aptos" w:hAnsi="Aptos"/>
-                <w:b/>
-                <w:color w:val="15803D"/>
-                <w:sz w:val="19"/>
-              </w:rPr>
-              <w:t>PASS</w:t>
+          </w:tcPr>
+          <w:p>
+            <w:r>
+              <w:rPr>
+                <w:rFonts w:ascii="Aptos" w:hAnsi="Aptos"/>
+                <w:color w:val="282828"/>
+                <w:sz w:val="19"/>
+              </w:rPr>
+              <w:t>PASSED</w:t>
             </w:r>
           </w:p>
         </w:tc>
@@ -7336,7 +5973,7 @@
                 <w:color w:val="282828"/>
                 <w:sz w:val="19"/>
               </w:rPr>
-              <w:t>AI image generation</w:t>
+              <w:t>AI Sidebar — Tool help</w:t>
             </w:r>
           </w:p>
         </w:tc>
@@ -7358,7 +5995,7 @@
                 <w:color w:val="282828"/>
                 <w:sz w:val="19"/>
               </w:rPr>
-              <w:t>Images generated from prompts</w:t>
+              <w:t>The selected AI tool becomes active</w:t>
             </w:r>
           </w:p>
         </w:tc>
@@ -7372,17 +6009,15 @@
               <w:bottom w:w="100" w:type="dxa"/>
               <w:end w:w="110" w:type="dxa"/>
             </w:tcMar>
-            <w:shd w:fill="E9F7EF"/>
-          </w:tcPr>
-          <w:p>
-            <w:r>
-              <w:rPr>
-                <w:rFonts w:ascii="Aptos" w:hAnsi="Aptos"/>
-                <w:b/>
-                <w:color w:val="15803D"/>
-                <w:sz w:val="19"/>
-              </w:rPr>
-              <w:t>PASS</w:t>
+          </w:tcPr>
+          <w:p>
+            <w:r>
+              <w:rPr>
+                <w:rFonts w:ascii="Aptos" w:hAnsi="Aptos"/>
+                <w:color w:val="282828"/>
+                <w:sz w:val="19"/>
+              </w:rPr>
+              <w:t>PASSED</w:t>
             </w:r>
           </w:p>
         </w:tc>
@@ -7428,7 +6063,7 @@
                 <w:color w:val="282828"/>
                 <w:sz w:val="19"/>
               </w:rPr>
-              <w:t>AI code generation</w:t>
+              <w:t>AI Sidebar — Settings panel</w:t>
             </w:r>
           </w:p>
         </w:tc>
@@ -7450,7 +6085,7 @@
                 <w:color w:val="282828"/>
                 <w:sz w:val="19"/>
               </w:rPr>
-              <w:t>Code snippets generated</w:t>
+              <w:t>The AI provider settings panel open</w:t>
             </w:r>
           </w:p>
         </w:tc>
@@ -7464,17 +6099,15 @@
               <w:bottom w:w="100" w:type="dxa"/>
               <w:end w:w="110" w:type="dxa"/>
             </w:tcMar>
-            <w:shd w:fill="E9F7EF"/>
-          </w:tcPr>
-          <w:p>
-            <w:r>
-              <w:rPr>
-                <w:rFonts w:ascii="Aptos" w:hAnsi="Aptos"/>
-                <w:b/>
-                <w:color w:val="15803D"/>
-                <w:sz w:val="19"/>
-              </w:rPr>
-              <w:t>PASS</w:t>
+          </w:tcPr>
+          <w:p>
+            <w:r>
+              <w:rPr>
+                <w:rFonts w:ascii="Aptos" w:hAnsi="Aptos"/>
+                <w:color w:val="282828"/>
+                <w:sz w:val="19"/>
+              </w:rPr>
+              <w:t>PASSED</w:t>
             </w:r>
           </w:p>
         </w:tc>
@@ -7520,7 +6153,7 @@
                 <w:color w:val="282828"/>
                 <w:sz w:val="19"/>
               </w:rPr>
-              <w:t>AI data analysis</w:t>
+              <w:t>AI Sidebar — History action</w:t>
             </w:r>
           </w:p>
         </w:tc>
@@ -7542,7 +6175,7 @@
                 <w:color w:val="282828"/>
                 <w:sz w:val="19"/>
               </w:rPr>
-              <w:t>Data insights provided</w:t>
+              <w:t>The chat-history surface opens and</w:t>
             </w:r>
           </w:p>
         </w:tc>
@@ -7556,17 +6189,15 @@
               <w:bottom w:w="100" w:type="dxa"/>
               <w:end w:w="110" w:type="dxa"/>
             </w:tcMar>
-            <w:shd w:fill="E9F7EF"/>
-          </w:tcPr>
-          <w:p>
-            <w:r>
-              <w:rPr>
-                <w:rFonts w:ascii="Aptos" w:hAnsi="Aptos"/>
-                <w:b/>
-                <w:color w:val="15803D"/>
-                <w:sz w:val="19"/>
-              </w:rPr>
-              <w:t>PASS</w:t>
+          </w:tcPr>
+          <w:p>
+            <w:r>
+              <w:rPr>
+                <w:rFonts w:ascii="Aptos" w:hAnsi="Aptos"/>
+                <w:color w:val="282828"/>
+                <w:sz w:val="19"/>
+              </w:rPr>
+              <w:t>PASSED</w:t>
             </w:r>
           </w:p>
         </w:tc>
@@ -7612,7 +6243,7 @@
                 <w:color w:val="282828"/>
                 <w:sz w:val="19"/>
               </w:rPr>
-              <w:t>AI presentation creation</w:t>
+              <w:t>AI Sidebar closes</w:t>
             </w:r>
           </w:p>
         </w:tc>
@@ -7634,7 +6265,7 @@
                 <w:color w:val="282828"/>
                 <w:sz w:val="19"/>
               </w:rPr>
-              <w:t>Presentations generated</w:t>
+              <w:t>The assistant closes cleanly and th</w:t>
             </w:r>
           </w:p>
         </w:tc>
@@ -7648,17 +6279,15 @@
               <w:bottom w:w="100" w:type="dxa"/>
               <w:end w:w="110" w:type="dxa"/>
             </w:tcMar>
-            <w:shd w:fill="E9F7EF"/>
-          </w:tcPr>
-          <w:p>
-            <w:r>
-              <w:rPr>
-                <w:rFonts w:ascii="Aptos" w:hAnsi="Aptos"/>
-                <w:b/>
-                <w:color w:val="15803D"/>
-                <w:sz w:val="19"/>
-              </w:rPr>
-              <w:t>PASS</w:t>
+          </w:tcPr>
+          <w:p>
+            <w:r>
+              <w:rPr>
+                <w:rFonts w:ascii="Aptos" w:hAnsi="Aptos"/>
+                <w:color w:val="282828"/>
+                <w:sz w:val="19"/>
+              </w:rPr>
+              <w:t>PASSED</w:t>
             </w:r>
           </w:p>
         </w:tc>
@@ -7675,7 +6304,7 @@
           <w:color w:val="154A78"/>
           <w:sz w:val="24"/>
         </w:rPr>
-        <w:t>Playback Module (WEB-PB)</w:t>
+        <w:t>Quiz Module (WEB-QZ)</w:t>
       </w:r>
     </w:p>
     <w:tbl>
@@ -7901,7 +6530,7 @@
                 <w:color w:val="282828"/>
                 <w:sz w:val="19"/>
               </w:rPr>
-              <w:t>WEB-PB-001</w:t>
+              <w:t>WEB-QZ-001</w:t>
             </w:r>
           </w:p>
         </w:tc>
@@ -7923,7 +6552,7 @@
                 <w:color w:val="282828"/>
                 <w:sz w:val="19"/>
               </w:rPr>
-              <w:t>Player bar visible in review mode</w:t>
+              <w:t>Quizzes page loads</w:t>
             </w:r>
           </w:p>
         </w:tc>
@@ -7945,7 +6574,7 @@
                 <w:color w:val="282828"/>
                 <w:sz w:val="19"/>
               </w:rPr>
-              <w:t>Player appears in review</w:t>
+              <w:t>The page loads successfully and its</w:t>
             </w:r>
           </w:p>
         </w:tc>
@@ -7959,17 +6588,15 @@
               <w:bottom w:w="100" w:type="dxa"/>
               <w:end w:w="110" w:type="dxa"/>
             </w:tcMar>
-            <w:shd w:fill="E9F7EF"/>
-          </w:tcPr>
-          <w:p>
-            <w:r>
-              <w:rPr>
-                <w:rFonts w:ascii="Aptos" w:hAnsi="Aptos"/>
-                <w:b/>
-                <w:color w:val="15803D"/>
-                <w:sz w:val="19"/>
-              </w:rPr>
-              <w:t>PASS</w:t>
+          </w:tcPr>
+          <w:p>
+            <w:r>
+              <w:rPr>
+                <w:rFonts w:ascii="Aptos" w:hAnsi="Aptos"/>
+                <w:color w:val="282828"/>
+                <w:sz w:val="19"/>
+              </w:rPr>
+              <w:t>PASSED</w:t>
             </w:r>
           </w:p>
         </w:tc>
@@ -7993,7 +6620,7 @@
                 <w:color w:val="282828"/>
                 <w:sz w:val="19"/>
               </w:rPr>
-              <w:t>WEB-PB-002</w:t>
+              <w:t>WEB-QZ-002</w:t>
             </w:r>
           </w:p>
         </w:tc>
@@ -8015,7 +6642,7 @@
                 <w:color w:val="282828"/>
                 <w:sz w:val="19"/>
               </w:rPr>
-              <w:t>Playback controls - Play/Pause</w:t>
+              <w:t>Create quiz page</w:t>
             </w:r>
           </w:p>
         </w:tc>
@@ -8037,7 +6664,7 @@
                 <w:color w:val="282828"/>
                 <w:sz w:val="19"/>
               </w:rPr>
-              <w:t>Controls work correctly</w:t>
+              <w:t>The create flow opens correctly and</w:t>
             </w:r>
           </w:p>
         </w:tc>
@@ -8051,17 +6678,15 @@
               <w:bottom w:w="100" w:type="dxa"/>
               <w:end w:w="110" w:type="dxa"/>
             </w:tcMar>
-            <w:shd w:fill="E9F7EF"/>
-          </w:tcPr>
-          <w:p>
-            <w:r>
-              <w:rPr>
-                <w:rFonts w:ascii="Aptos" w:hAnsi="Aptos"/>
-                <w:b/>
-                <w:color w:val="15803D"/>
-                <w:sz w:val="19"/>
-              </w:rPr>
-              <w:t>PASS</w:t>
+          </w:tcPr>
+          <w:p>
+            <w:r>
+              <w:rPr>
+                <w:rFonts w:ascii="Aptos" w:hAnsi="Aptos"/>
+                <w:color w:val="282828"/>
+                <w:sz w:val="19"/>
+              </w:rPr>
+              <w:t>PASSED</w:t>
             </w:r>
           </w:p>
         </w:tc>
@@ -8085,7 +6710,7 @@
                 <w:color w:val="282828"/>
                 <w:sz w:val="19"/>
               </w:rPr>
-              <w:t>WEB-PB-003</w:t>
+              <w:t>WEB-QZ-003</w:t>
             </w:r>
           </w:p>
         </w:tc>
@@ -8107,7 +6732,7 @@
                 <w:color w:val="282828"/>
                 <w:sz w:val="19"/>
               </w:rPr>
-              <w:t>Playback progress bar</w:t>
+              <w:t>Search quizzes</w:t>
             </w:r>
           </w:p>
         </w:tc>
@@ -8129,7 +6754,7 @@
                 <w:color w:val="282828"/>
                 <w:sz w:val="19"/>
               </w:rPr>
-              <w:t>Progress updates in real-time</w:t>
+              <w:t>The relevant search control accepts</w:t>
             </w:r>
           </w:p>
         </w:tc>
@@ -8143,17 +6768,15 @@
               <w:bottom w:w="100" w:type="dxa"/>
               <w:end w:w="110" w:type="dxa"/>
             </w:tcMar>
-            <w:shd w:fill="E9F7EF"/>
-          </w:tcPr>
-          <w:p>
-            <w:r>
-              <w:rPr>
-                <w:rFonts w:ascii="Aptos" w:hAnsi="Aptos"/>
-                <w:b/>
-                <w:color w:val="15803D"/>
-                <w:sz w:val="19"/>
-              </w:rPr>
-              <w:t>PASS</w:t>
+          </w:tcPr>
+          <w:p>
+            <w:r>
+              <w:rPr>
+                <w:rFonts w:ascii="Aptos" w:hAnsi="Aptos"/>
+                <w:color w:val="282828"/>
+                <w:sz w:val="19"/>
+              </w:rPr>
+              <w:t>PASSED</w:t>
             </w:r>
           </w:p>
         </w:tc>
@@ -8177,7 +6800,7 @@
                 <w:color w:val="282828"/>
                 <w:sz w:val="19"/>
               </w:rPr>
-              <w:t>WEB-PB-004</w:t>
+              <w:t>WEB-QZ-004</w:t>
             </w:r>
           </w:p>
         </w:tc>
@@ -8199,7 +6822,7 @@
                 <w:color w:val="282828"/>
                 <w:sz w:val="19"/>
               </w:rPr>
-              <w:t>Playback time display</w:t>
+              <w:t>Sort quizzes</w:t>
             </w:r>
           </w:p>
         </w:tc>
@@ -8221,7 +6844,7 @@
                 <w:color w:val="282828"/>
                 <w:sz w:val="19"/>
               </w:rPr>
-              <w:t>Time shown accurately</w:t>
+              <w:t>The sort control is usable and the</w:t>
             </w:r>
           </w:p>
         </w:tc>
@@ -8235,17 +6858,15 @@
               <w:bottom w:w="100" w:type="dxa"/>
               <w:end w:w="110" w:type="dxa"/>
             </w:tcMar>
-            <w:shd w:fill="E9F7EF"/>
-          </w:tcPr>
-          <w:p>
-            <w:r>
-              <w:rPr>
-                <w:rFonts w:ascii="Aptos" w:hAnsi="Aptos"/>
-                <w:b/>
-                <w:color w:val="15803D"/>
-                <w:sz w:val="19"/>
-              </w:rPr>
-              <w:t>PASS</w:t>
+          </w:tcPr>
+          <w:p>
+            <w:r>
+              <w:rPr>
+                <w:rFonts w:ascii="Aptos" w:hAnsi="Aptos"/>
+                <w:color w:val="282828"/>
+                <w:sz w:val="19"/>
+              </w:rPr>
+              <w:t>PASSED</w:t>
             </w:r>
           </w:p>
         </w:tc>
@@ -8269,7 +6890,7 @@
                 <w:color w:val="282828"/>
                 <w:sz w:val="19"/>
               </w:rPr>
-              <w:t>WEB-PB-005</w:t>
+              <w:t>WEB-QZ-005</w:t>
             </w:r>
           </w:p>
         </w:tc>
@@ -8291,7 +6912,7 @@
                 <w:color w:val="282828"/>
                 <w:sz w:val="19"/>
               </w:rPr>
-              <w:t>Player bar collapsed/expanded toggle</w:t>
+              <w:t>Start quiz player</w:t>
             </w:r>
           </w:p>
         </w:tc>
@@ -8313,7 +6934,7 @@
                 <w:color w:val="282828"/>
                 <w:sz w:val="19"/>
               </w:rPr>
-              <w:t>Toggle works smoothly</w:t>
+              <w:t>The playback or study interaction r</w:t>
             </w:r>
           </w:p>
         </w:tc>
@@ -8327,17 +6948,15 @@
               <w:bottom w:w="100" w:type="dxa"/>
               <w:end w:w="110" w:type="dxa"/>
             </w:tcMar>
-            <w:shd w:fill="E9F7EF"/>
-          </w:tcPr>
-          <w:p>
-            <w:r>
-              <w:rPr>
-                <w:rFonts w:ascii="Aptos" w:hAnsi="Aptos"/>
-                <w:b/>
-                <w:color w:val="15803D"/>
-                <w:sz w:val="19"/>
-              </w:rPr>
-              <w:t>PASS</w:t>
+          </w:tcPr>
+          <w:p>
+            <w:r>
+              <w:rPr>
+                <w:rFonts w:ascii="Aptos" w:hAnsi="Aptos"/>
+                <w:color w:val="282828"/>
+                <w:sz w:val="19"/>
+              </w:rPr>
+              <w:t>PASSED</w:t>
             </w:r>
           </w:p>
         </w:tc>
@@ -8361,7 +6980,7 @@
                 <w:color w:val="282828"/>
                 <w:sz w:val="19"/>
               </w:rPr>
-              <w:t>WEB-PB-006</w:t>
+              <w:t>WEB-QZ-006</w:t>
             </w:r>
           </w:p>
         </w:tc>
@@ -8383,7 +7002,7 @@
                 <w:color w:val="282828"/>
                 <w:sz w:val="19"/>
               </w:rPr>
-              <w:t>Playback from playlist</w:t>
+              <w:t>Edit quiz accessible</w:t>
             </w:r>
           </w:p>
         </w:tc>
@@ -8405,7 +7024,7 @@
                 <w:color w:val="282828"/>
                 <w:sz w:val="19"/>
               </w:rPr>
-              <w:t>Playlist plays sequentially</w:t>
+              <w:t>The edit surface is reachable and t</w:t>
             </w:r>
           </w:p>
         </w:tc>
@@ -8419,17 +7038,15 @@
               <w:bottom w:w="100" w:type="dxa"/>
               <w:end w:w="110" w:type="dxa"/>
             </w:tcMar>
-            <w:shd w:fill="E9F7EF"/>
-          </w:tcPr>
-          <w:p>
-            <w:r>
-              <w:rPr>
-                <w:rFonts w:ascii="Aptos" w:hAnsi="Aptos"/>
-                <w:b/>
-                <w:color w:val="15803D"/>
-                <w:sz w:val="19"/>
-              </w:rPr>
-              <w:t>PASS</w:t>
+          </w:tcPr>
+          <w:p>
+            <w:r>
+              <w:rPr>
+                <w:rFonts w:ascii="Aptos" w:hAnsi="Aptos"/>
+                <w:color w:val="282828"/>
+                <w:sz w:val="19"/>
+              </w:rPr>
+              <w:t>PASSED</w:t>
             </w:r>
           </w:p>
         </w:tc>
@@ -8453,7 +7070,7 @@
                 <w:color w:val="282828"/>
                 <w:sz w:val="19"/>
               </w:rPr>
-              <w:t>WEB-PB-007</w:t>
+              <w:t>WEB-QZ-007</w:t>
             </w:r>
           </w:p>
         </w:tc>
@@ -8475,7 +7092,7 @@
                 <w:color w:val="282828"/>
                 <w:sz w:val="19"/>
               </w:rPr>
-              <w:t>Skip forward/backward in playback</w:t>
+              <w:t>Select mode for bulk delete</w:t>
             </w:r>
           </w:p>
         </w:tc>
@@ -8497,7 +7114,7 @@
                 <w:color w:val="282828"/>
                 <w:sz w:val="19"/>
               </w:rPr>
-              <w:t>Skip functions work</w:t>
+              <w:t>The implemented BrainBox behavior c</w:t>
             </w:r>
           </w:p>
         </w:tc>
@@ -8511,17 +7128,15 @@
               <w:bottom w:w="100" w:type="dxa"/>
               <w:end w:w="110" w:type="dxa"/>
             </w:tcMar>
-            <w:shd w:fill="E9F7EF"/>
-          </w:tcPr>
-          <w:p>
-            <w:r>
-              <w:rPr>
-                <w:rFonts w:ascii="Aptos" w:hAnsi="Aptos"/>
-                <w:b/>
-                <w:color w:val="15803D"/>
-                <w:sz w:val="19"/>
-              </w:rPr>
-              <w:t>PASS</w:t>
+          </w:tcPr>
+          <w:p>
+            <w:r>
+              <w:rPr>
+                <w:rFonts w:ascii="Aptos" w:hAnsi="Aptos"/>
+                <w:color w:val="282828"/>
+                <w:sz w:val="19"/>
+              </w:rPr>
+              <w:t>PASSED</w:t>
             </w:r>
           </w:p>
         </w:tc>
@@ -8545,7 +7160,7 @@
                 <w:color w:val="282828"/>
                 <w:sz w:val="19"/>
               </w:rPr>
-              <w:t>WEB-PB-008</w:t>
+              <w:t>WEB-QZ-008</w:t>
             </w:r>
           </w:p>
         </w:tc>
@@ -8567,7 +7182,7 @@
                 <w:color w:val="282828"/>
                 <w:sz w:val="19"/>
               </w:rPr>
-              <w:t>Playback speed control</w:t>
+              <w:t>Filter quizzes by pills</w:t>
             </w:r>
           </w:p>
         </w:tc>
@@ -8589,7 +7204,7 @@
                 <w:color w:val="282828"/>
                 <w:sz w:val="19"/>
               </w:rPr>
-              <w:t>Speed adjustment works</w:t>
+              <w:t>The selected filter updates the vis</w:t>
             </w:r>
           </w:p>
         </w:tc>
@@ -8603,17 +7218,144 @@
               <w:bottom w:w="100" w:type="dxa"/>
               <w:end w:w="110" w:type="dxa"/>
             </w:tcMar>
-            <w:shd w:fill="E9F7EF"/>
+          </w:tcPr>
+          <w:p>
+            <w:r>
+              <w:rPr>
+                <w:rFonts w:ascii="Aptos" w:hAnsi="Aptos"/>
+                <w:color w:val="282828"/>
+                <w:sz w:val="19"/>
+              </w:rPr>
+              <w:t>PASSED</w:t>
+            </w:r>
+          </w:p>
+        </w:tc>
+      </w:tr>
+    </w:tbl>
+    <w:p/>
+    <w:p>
+      <w:pPr>
+        <w:pStyle w:val="Heading2"/>
+      </w:pPr>
+      <w:r>
+        <w:rPr>
+          <w:rFonts w:ascii="Aptos Display" w:hAnsi="Aptos Display"/>
+          <w:color w:val="154A78"/>
+          <w:sz w:val="24"/>
+        </w:rPr>
+        <w:t>Flashcard Module (WEB-FC)</w:t>
+      </w:r>
+    </w:p>
+    <w:tbl>
+      <w:tblPr>
+        <w:tblStyle w:val="TableGrid"/>
+        <w:tblW w:type="auto" w:w="0"/>
+        <w:tblLayout w:type="fixed"/>
+        <w:tblLook w:firstColumn="1" w:firstRow="1" w:lastColumn="0" w:lastRow="0" w:noHBand="0" w:noVBand="1" w:val="04A0"/>
+      </w:tblPr>
+      <w:tblGrid>
+        <w:gridCol w:w="1944"/>
+        <w:gridCol w:w="4032"/>
+        <w:gridCol w:w="3096"/>
+        <w:gridCol w:w="1080"/>
+      </w:tblGrid>
+      <w:tr>
+        <w:trPr>
+          <w:tblHeader w:val="true"/>
+        </w:trPr>
+        <w:tc>
+          <w:tcPr>
+            <w:tcW w:type="dxa" w:w="2556"/>
+            <w:vAlign w:val="center"/>
+            <w:shd w:fill="154A78"/>
+            <w:tcMar>
+              <w:top w:w="100" w:type="dxa"/>
+              <w:start w:w="110" w:type="dxa"/>
+              <w:bottom w:w="100" w:type="dxa"/>
+              <w:end w:w="110" w:type="dxa"/>
+            </w:tcMar>
           </w:tcPr>
           <w:p>
             <w:r>
               <w:rPr>
                 <w:rFonts w:ascii="Aptos" w:hAnsi="Aptos"/>
                 <w:b/>
-                <w:color w:val="15803D"/>
-                <w:sz w:val="19"/>
-              </w:rPr>
-              <w:t>PASS</w:t>
+                <w:color w:val="FFFFFF"/>
+                <w:sz w:val="20"/>
+              </w:rPr>
+              <w:t>Test ID</w:t>
+            </w:r>
+          </w:p>
+        </w:tc>
+        <w:tc>
+          <w:tcPr>
+            <w:tcW w:type="dxa" w:w="2556"/>
+            <w:vAlign w:val="center"/>
+            <w:shd w:fill="154A78"/>
+            <w:tcMar>
+              <w:top w:w="100" w:type="dxa"/>
+              <w:start w:w="110" w:type="dxa"/>
+              <w:bottom w:w="100" w:type="dxa"/>
+              <w:end w:w="110" w:type="dxa"/>
+            </w:tcMar>
+          </w:tcPr>
+          <w:p>
+            <w:r>
+              <w:rPr>
+                <w:rFonts w:ascii="Aptos" w:hAnsi="Aptos"/>
+                <w:b/>
+                <w:color w:val="FFFFFF"/>
+                <w:sz w:val="20"/>
+              </w:rPr>
+              <w:t>Test Case</w:t>
+            </w:r>
+          </w:p>
+        </w:tc>
+        <w:tc>
+          <w:tcPr>
+            <w:tcW w:type="dxa" w:w="2556"/>
+            <w:vAlign w:val="center"/>
+            <w:shd w:fill="154A78"/>
+            <w:tcMar>
+              <w:top w:w="100" w:type="dxa"/>
+              <w:start w:w="110" w:type="dxa"/>
+              <w:bottom w:w="100" w:type="dxa"/>
+              <w:end w:w="110" w:type="dxa"/>
+            </w:tcMar>
+          </w:tcPr>
+          <w:p>
+            <w:r>
+              <w:rPr>
+                <w:rFonts w:ascii="Aptos" w:hAnsi="Aptos"/>
+                <w:b/>
+                <w:color w:val="FFFFFF"/>
+                <w:sz w:val="20"/>
+              </w:rPr>
+              <w:t>Expected Result</w:t>
+            </w:r>
+          </w:p>
+        </w:tc>
+        <w:tc>
+          <w:tcPr>
+            <w:tcW w:type="dxa" w:w="2556"/>
+            <w:vAlign w:val="center"/>
+            <w:shd w:fill="154A78"/>
+            <w:tcMar>
+              <w:top w:w="100" w:type="dxa"/>
+              <w:start w:w="110" w:type="dxa"/>
+              <w:bottom w:w="100" w:type="dxa"/>
+              <w:end w:w="110" w:type="dxa"/>
+            </w:tcMar>
+          </w:tcPr>
+          <w:p>
+            <w:r>
+              <w:rPr>
+                <w:rFonts w:ascii="Aptos" w:hAnsi="Aptos"/>
+                <w:b/>
+                <w:color w:val="FFFFFF"/>
+                <w:sz w:val="20"/>
+              </w:rPr>
+              <w:t>Status</w:t>
             </w:r>
           </w:p>
         </w:tc>
@@ -8637,7 +7379,7 @@
                 <w:color w:val="282828"/>
                 <w:sz w:val="19"/>
               </w:rPr>
-              <w:t>WEB-PB-009</w:t>
+              <w:t>---------</w:t>
             </w:r>
           </w:p>
         </w:tc>
@@ -8659,7 +7401,7 @@
                 <w:color w:val="282828"/>
                 <w:sz w:val="19"/>
               </w:rPr>
-              <w:t>Queue panel in playlists</w:t>
+              <w:t>-----------</w:t>
             </w:r>
           </w:p>
         </w:tc>
@@ -8681,7 +7423,7 @@
                 <w:color w:val="282828"/>
                 <w:sz w:val="19"/>
               </w:rPr>
-              <w:t>Queue displays current items</w:t>
+              <w:t>---------------</w:t>
             </w:r>
           </w:p>
         </w:tc>
@@ -8695,17 +7437,15 @@
               <w:bottom w:w="100" w:type="dxa"/>
               <w:end w:w="110" w:type="dxa"/>
             </w:tcMar>
-            <w:shd w:fill="E9F7EF"/>
-          </w:tcPr>
-          <w:p>
-            <w:r>
-              <w:rPr>
-                <w:rFonts w:ascii="Aptos" w:hAnsi="Aptos"/>
-                <w:b/>
-                <w:color w:val="15803D"/>
-                <w:sz w:val="19"/>
-              </w:rPr>
-              <w:t>PASS</w:t>
+          </w:tcPr>
+          <w:p>
+            <w:r>
+              <w:rPr>
+                <w:rFonts w:ascii="Aptos" w:hAnsi="Aptos"/>
+                <w:color w:val="282828"/>
+                <w:sz w:val="19"/>
+              </w:rPr>
+              <w:t>------</w:t>
             </w:r>
           </w:p>
         </w:tc>
@@ -8729,7 +7469,7 @@
                 <w:color w:val="282828"/>
                 <w:sz w:val="19"/>
               </w:rPr>
-              <w:t>WEB-PB-010</w:t>
+              <w:t>WEB-FC-001</w:t>
             </w:r>
           </w:p>
         </w:tc>
@@ -8751,7 +7491,7 @@
                 <w:color w:val="282828"/>
                 <w:sz w:val="19"/>
               </w:rPr>
-              <w:t>Audio settings / mute toggle</w:t>
+              <w:t>Flashcards page loads</w:t>
             </w:r>
           </w:p>
         </w:tc>
@@ -8773,7 +7513,7 @@
                 <w:color w:val="282828"/>
                 <w:sz w:val="19"/>
               </w:rPr>
-              <w:t>Audio controls function</w:t>
+              <w:t>The page loads successfully and its</w:t>
             </w:r>
           </w:p>
         </w:tc>
@@ -8787,17 +7527,645 @@
               <w:bottom w:w="100" w:type="dxa"/>
               <w:end w:w="110" w:type="dxa"/>
             </w:tcMar>
-            <w:shd w:fill="E9F7EF"/>
-          </w:tcPr>
-          <w:p>
-            <w:r>
-              <w:rPr>
-                <w:rFonts w:ascii="Aptos" w:hAnsi="Aptos"/>
-                <w:b/>
-                <w:color w:val="15803D"/>
-                <w:sz w:val="19"/>
-              </w:rPr>
-              <w:t>PASS</w:t>
+          </w:tcPr>
+          <w:p>
+            <w:r>
+              <w:rPr>
+                <w:rFonts w:ascii="Aptos" w:hAnsi="Aptos"/>
+                <w:color w:val="282828"/>
+                <w:sz w:val="19"/>
+              </w:rPr>
+              <w:t>PASSED</w:t>
+            </w:r>
+          </w:p>
+        </w:tc>
+      </w:tr>
+      <w:tr>
+        <w:tc>
+          <w:tcPr>
+            <w:tcW w:type="dxa" w:w="1944"/>
+            <w:vAlign w:val="center"/>
+            <w:tcMar>
+              <w:top w:w="100" w:type="dxa"/>
+              <w:start w:w="110" w:type="dxa"/>
+              <w:bottom w:w="100" w:type="dxa"/>
+              <w:end w:w="110" w:type="dxa"/>
+            </w:tcMar>
+          </w:tcPr>
+          <w:p>
+            <w:r>
+              <w:rPr>
+                <w:rFonts w:ascii="Aptos" w:hAnsi="Aptos"/>
+                <w:color w:val="282828"/>
+                <w:sz w:val="19"/>
+              </w:rPr>
+              <w:t>WEB-FC-002</w:t>
+            </w:r>
+          </w:p>
+        </w:tc>
+        <w:tc>
+          <w:tcPr>
+            <w:tcW w:type="dxa" w:w="4032"/>
+            <w:vAlign w:val="center"/>
+            <w:tcMar>
+              <w:top w:w="100" w:type="dxa"/>
+              <w:start w:w="110" w:type="dxa"/>
+              <w:bottom w:w="100" w:type="dxa"/>
+              <w:end w:w="110" w:type="dxa"/>
+            </w:tcMar>
+          </w:tcPr>
+          <w:p>
+            <w:r>
+              <w:rPr>
+                <w:rFonts w:ascii="Aptos" w:hAnsi="Aptos"/>
+                <w:color w:val="282828"/>
+                <w:sz w:val="19"/>
+              </w:rPr>
+              <w:t>Create deck page</w:t>
+            </w:r>
+          </w:p>
+        </w:tc>
+        <w:tc>
+          <w:tcPr>
+            <w:tcW w:type="dxa" w:w="3096"/>
+            <w:vAlign w:val="center"/>
+            <w:tcMar>
+              <w:top w:w="100" w:type="dxa"/>
+              <w:start w:w="110" w:type="dxa"/>
+              <w:bottom w:w="100" w:type="dxa"/>
+              <w:end w:w="110" w:type="dxa"/>
+            </w:tcMar>
+          </w:tcPr>
+          <w:p>
+            <w:r>
+              <w:rPr>
+                <w:rFonts w:ascii="Aptos" w:hAnsi="Aptos"/>
+                <w:color w:val="282828"/>
+                <w:sz w:val="19"/>
+              </w:rPr>
+              <w:t>The create flow opens correctly and</w:t>
+            </w:r>
+          </w:p>
+        </w:tc>
+        <w:tc>
+          <w:tcPr>
+            <w:tcW w:type="dxa" w:w="1080"/>
+            <w:vAlign w:val="center"/>
+            <w:tcMar>
+              <w:top w:w="100" w:type="dxa"/>
+              <w:start w:w="110" w:type="dxa"/>
+              <w:bottom w:w="100" w:type="dxa"/>
+              <w:end w:w="110" w:type="dxa"/>
+            </w:tcMar>
+          </w:tcPr>
+          <w:p>
+            <w:r>
+              <w:rPr>
+                <w:rFonts w:ascii="Aptos" w:hAnsi="Aptos"/>
+                <w:color w:val="282828"/>
+                <w:sz w:val="19"/>
+              </w:rPr>
+              <w:t>PASSED</w:t>
+            </w:r>
+          </w:p>
+        </w:tc>
+      </w:tr>
+      <w:tr>
+        <w:tc>
+          <w:tcPr>
+            <w:tcW w:type="dxa" w:w="1944"/>
+            <w:vAlign w:val="center"/>
+            <w:tcMar>
+              <w:top w:w="100" w:type="dxa"/>
+              <w:start w:w="110" w:type="dxa"/>
+              <w:bottom w:w="100" w:type="dxa"/>
+              <w:end w:w="110" w:type="dxa"/>
+            </w:tcMar>
+          </w:tcPr>
+          <w:p>
+            <w:r>
+              <w:rPr>
+                <w:rFonts w:ascii="Aptos" w:hAnsi="Aptos"/>
+                <w:color w:val="282828"/>
+                <w:sz w:val="19"/>
+              </w:rPr>
+              <w:t>WEB-FC-003</w:t>
+            </w:r>
+          </w:p>
+        </w:tc>
+        <w:tc>
+          <w:tcPr>
+            <w:tcW w:type="dxa" w:w="4032"/>
+            <w:vAlign w:val="center"/>
+            <w:tcMar>
+              <w:top w:w="100" w:type="dxa"/>
+              <w:start w:w="110" w:type="dxa"/>
+              <w:bottom w:w="100" w:type="dxa"/>
+              <w:end w:w="110" w:type="dxa"/>
+            </w:tcMar>
+          </w:tcPr>
+          <w:p>
+            <w:r>
+              <w:rPr>
+                <w:rFonts w:ascii="Aptos" w:hAnsi="Aptos"/>
+                <w:color w:val="282828"/>
+                <w:sz w:val="19"/>
+              </w:rPr>
+              <w:t>Search flashcard decks</w:t>
+            </w:r>
+          </w:p>
+        </w:tc>
+        <w:tc>
+          <w:tcPr>
+            <w:tcW w:type="dxa" w:w="3096"/>
+            <w:vAlign w:val="center"/>
+            <w:tcMar>
+              <w:top w:w="100" w:type="dxa"/>
+              <w:start w:w="110" w:type="dxa"/>
+              <w:bottom w:w="100" w:type="dxa"/>
+              <w:end w:w="110" w:type="dxa"/>
+            </w:tcMar>
+          </w:tcPr>
+          <w:p>
+            <w:r>
+              <w:rPr>
+                <w:rFonts w:ascii="Aptos" w:hAnsi="Aptos"/>
+                <w:color w:val="282828"/>
+                <w:sz w:val="19"/>
+              </w:rPr>
+              <w:t>The relevant search control accepts</w:t>
+            </w:r>
+          </w:p>
+        </w:tc>
+        <w:tc>
+          <w:tcPr>
+            <w:tcW w:type="dxa" w:w="1080"/>
+            <w:vAlign w:val="center"/>
+            <w:tcMar>
+              <w:top w:w="100" w:type="dxa"/>
+              <w:start w:w="110" w:type="dxa"/>
+              <w:bottom w:w="100" w:type="dxa"/>
+              <w:end w:w="110" w:type="dxa"/>
+            </w:tcMar>
+          </w:tcPr>
+          <w:p>
+            <w:r>
+              <w:rPr>
+                <w:rFonts w:ascii="Aptos" w:hAnsi="Aptos"/>
+                <w:color w:val="282828"/>
+                <w:sz w:val="19"/>
+              </w:rPr>
+              <w:t>PASSED</w:t>
+            </w:r>
+          </w:p>
+        </w:tc>
+      </w:tr>
+      <w:tr>
+        <w:tc>
+          <w:tcPr>
+            <w:tcW w:type="dxa" w:w="1944"/>
+            <w:vAlign w:val="center"/>
+            <w:tcMar>
+              <w:top w:w="100" w:type="dxa"/>
+              <w:start w:w="110" w:type="dxa"/>
+              <w:bottom w:w="100" w:type="dxa"/>
+              <w:end w:w="110" w:type="dxa"/>
+            </w:tcMar>
+          </w:tcPr>
+          <w:p>
+            <w:r>
+              <w:rPr>
+                <w:rFonts w:ascii="Aptos" w:hAnsi="Aptos"/>
+                <w:color w:val="282828"/>
+                <w:sz w:val="19"/>
+              </w:rPr>
+              <w:t>WEB-FC-004</w:t>
+            </w:r>
+          </w:p>
+        </w:tc>
+        <w:tc>
+          <w:tcPr>
+            <w:tcW w:type="dxa" w:w="4032"/>
+            <w:vAlign w:val="center"/>
+            <w:tcMar>
+              <w:top w:w="100" w:type="dxa"/>
+              <w:start w:w="110" w:type="dxa"/>
+              <w:bottom w:w="100" w:type="dxa"/>
+              <w:end w:w="110" w:type="dxa"/>
+            </w:tcMar>
+          </w:tcPr>
+          <w:p>
+            <w:r>
+              <w:rPr>
+                <w:rFonts w:ascii="Aptos" w:hAnsi="Aptos"/>
+                <w:color w:val="282828"/>
+                <w:sz w:val="19"/>
+              </w:rPr>
+              <w:t>Sort flashcard decks</w:t>
+            </w:r>
+          </w:p>
+        </w:tc>
+        <w:tc>
+          <w:tcPr>
+            <w:tcW w:type="dxa" w:w="3096"/>
+            <w:vAlign w:val="center"/>
+            <w:tcMar>
+              <w:top w:w="100" w:type="dxa"/>
+              <w:start w:w="110" w:type="dxa"/>
+              <w:bottom w:w="100" w:type="dxa"/>
+              <w:end w:w="110" w:type="dxa"/>
+            </w:tcMar>
+          </w:tcPr>
+          <w:p>
+            <w:r>
+              <w:rPr>
+                <w:rFonts w:ascii="Aptos" w:hAnsi="Aptos"/>
+                <w:color w:val="282828"/>
+                <w:sz w:val="19"/>
+              </w:rPr>
+              <w:t>The sort control is usable and the</w:t>
+            </w:r>
+          </w:p>
+        </w:tc>
+        <w:tc>
+          <w:tcPr>
+            <w:tcW w:type="dxa" w:w="1080"/>
+            <w:vAlign w:val="center"/>
+            <w:tcMar>
+              <w:top w:w="100" w:type="dxa"/>
+              <w:start w:w="110" w:type="dxa"/>
+              <w:bottom w:w="100" w:type="dxa"/>
+              <w:end w:w="110" w:type="dxa"/>
+            </w:tcMar>
+          </w:tcPr>
+          <w:p>
+            <w:r>
+              <w:rPr>
+                <w:rFonts w:ascii="Aptos" w:hAnsi="Aptos"/>
+                <w:color w:val="282828"/>
+                <w:sz w:val="19"/>
+              </w:rPr>
+              <w:t>PASSED</w:t>
+            </w:r>
+          </w:p>
+        </w:tc>
+      </w:tr>
+      <w:tr>
+        <w:tc>
+          <w:tcPr>
+            <w:tcW w:type="dxa" w:w="1944"/>
+            <w:vAlign w:val="center"/>
+            <w:tcMar>
+              <w:top w:w="100" w:type="dxa"/>
+              <w:start w:w="110" w:type="dxa"/>
+              <w:bottom w:w="100" w:type="dxa"/>
+              <w:end w:w="110" w:type="dxa"/>
+            </w:tcMar>
+          </w:tcPr>
+          <w:p>
+            <w:r>
+              <w:rPr>
+                <w:rFonts w:ascii="Aptos" w:hAnsi="Aptos"/>
+                <w:color w:val="282828"/>
+                <w:sz w:val="19"/>
+              </w:rPr>
+              <w:t>WEB-FC-005</w:t>
+            </w:r>
+          </w:p>
+        </w:tc>
+        <w:tc>
+          <w:tcPr>
+            <w:tcW w:type="dxa" w:w="4032"/>
+            <w:vAlign w:val="center"/>
+            <w:tcMar>
+              <w:top w:w="100" w:type="dxa"/>
+              <w:start w:w="110" w:type="dxa"/>
+              <w:bottom w:w="100" w:type="dxa"/>
+              <w:end w:w="110" w:type="dxa"/>
+            </w:tcMar>
+          </w:tcPr>
+          <w:p>
+            <w:r>
+              <w:rPr>
+                <w:rFonts w:ascii="Aptos" w:hAnsi="Aptos"/>
+                <w:color w:val="282828"/>
+                <w:sz w:val="19"/>
+              </w:rPr>
+              <w:t>Study deck player</w:t>
+            </w:r>
+          </w:p>
+        </w:tc>
+        <w:tc>
+          <w:tcPr>
+            <w:tcW w:type="dxa" w:w="3096"/>
+            <w:vAlign w:val="center"/>
+            <w:tcMar>
+              <w:top w:w="100" w:type="dxa"/>
+              <w:start w:w="110" w:type="dxa"/>
+              <w:bottom w:w="100" w:type="dxa"/>
+              <w:end w:w="110" w:type="dxa"/>
+            </w:tcMar>
+          </w:tcPr>
+          <w:p>
+            <w:r>
+              <w:rPr>
+                <w:rFonts w:ascii="Aptos" w:hAnsi="Aptos"/>
+                <w:color w:val="282828"/>
+                <w:sz w:val="19"/>
+              </w:rPr>
+              <w:t>The playback or study interaction r</w:t>
+            </w:r>
+          </w:p>
+        </w:tc>
+        <w:tc>
+          <w:tcPr>
+            <w:tcW w:type="dxa" w:w="1080"/>
+            <w:vAlign w:val="center"/>
+            <w:tcMar>
+              <w:top w:w="100" w:type="dxa"/>
+              <w:start w:w="110" w:type="dxa"/>
+              <w:bottom w:w="100" w:type="dxa"/>
+              <w:end w:w="110" w:type="dxa"/>
+            </w:tcMar>
+          </w:tcPr>
+          <w:p>
+            <w:r>
+              <w:rPr>
+                <w:rFonts w:ascii="Aptos" w:hAnsi="Aptos"/>
+                <w:color w:val="282828"/>
+                <w:sz w:val="19"/>
+              </w:rPr>
+              <w:t>PASSED</w:t>
+            </w:r>
+          </w:p>
+        </w:tc>
+      </w:tr>
+      <w:tr>
+        <w:tc>
+          <w:tcPr>
+            <w:tcW w:type="dxa" w:w="1944"/>
+            <w:vAlign w:val="center"/>
+            <w:tcMar>
+              <w:top w:w="100" w:type="dxa"/>
+              <w:start w:w="110" w:type="dxa"/>
+              <w:bottom w:w="100" w:type="dxa"/>
+              <w:end w:w="110" w:type="dxa"/>
+            </w:tcMar>
+          </w:tcPr>
+          <w:p>
+            <w:r>
+              <w:rPr>
+                <w:rFonts w:ascii="Aptos" w:hAnsi="Aptos"/>
+                <w:color w:val="282828"/>
+                <w:sz w:val="19"/>
+              </w:rPr>
+              <w:t>WEB-FC-006</w:t>
+            </w:r>
+          </w:p>
+        </w:tc>
+        <w:tc>
+          <w:tcPr>
+            <w:tcW w:type="dxa" w:w="4032"/>
+            <w:vAlign w:val="center"/>
+            <w:tcMar>
+              <w:top w:w="100" w:type="dxa"/>
+              <w:start w:w="110" w:type="dxa"/>
+              <w:bottom w:w="100" w:type="dxa"/>
+              <w:end w:w="110" w:type="dxa"/>
+            </w:tcMar>
+          </w:tcPr>
+          <w:p>
+            <w:r>
+              <w:rPr>
+                <w:rFonts w:ascii="Aptos" w:hAnsi="Aptos"/>
+                <w:color w:val="282828"/>
+                <w:sz w:val="19"/>
+              </w:rPr>
+              <w:t>Edit deck accessible</w:t>
+            </w:r>
+          </w:p>
+        </w:tc>
+        <w:tc>
+          <w:tcPr>
+            <w:tcW w:type="dxa" w:w="3096"/>
+            <w:vAlign w:val="center"/>
+            <w:tcMar>
+              <w:top w:w="100" w:type="dxa"/>
+              <w:start w:w="110" w:type="dxa"/>
+              <w:bottom w:w="100" w:type="dxa"/>
+              <w:end w:w="110" w:type="dxa"/>
+            </w:tcMar>
+          </w:tcPr>
+          <w:p>
+            <w:r>
+              <w:rPr>
+                <w:rFonts w:ascii="Aptos" w:hAnsi="Aptos"/>
+                <w:color w:val="282828"/>
+                <w:sz w:val="19"/>
+              </w:rPr>
+              <w:t>The edit surface is reachable and t</w:t>
+            </w:r>
+          </w:p>
+        </w:tc>
+        <w:tc>
+          <w:tcPr>
+            <w:tcW w:type="dxa" w:w="1080"/>
+            <w:vAlign w:val="center"/>
+            <w:tcMar>
+              <w:top w:w="100" w:type="dxa"/>
+              <w:start w:w="110" w:type="dxa"/>
+              <w:bottom w:w="100" w:type="dxa"/>
+              <w:end w:w="110" w:type="dxa"/>
+            </w:tcMar>
+          </w:tcPr>
+          <w:p>
+            <w:r>
+              <w:rPr>
+                <w:rFonts w:ascii="Aptos" w:hAnsi="Aptos"/>
+                <w:color w:val="282828"/>
+                <w:sz w:val="19"/>
+              </w:rPr>
+              <w:t>PASSED</w:t>
+            </w:r>
+          </w:p>
+        </w:tc>
+      </w:tr>
+      <w:tr>
+        <w:tc>
+          <w:tcPr>
+            <w:tcW w:type="dxa" w:w="1944"/>
+            <w:vAlign w:val="center"/>
+            <w:tcMar>
+              <w:top w:w="100" w:type="dxa"/>
+              <w:start w:w="110" w:type="dxa"/>
+              <w:bottom w:w="100" w:type="dxa"/>
+              <w:end w:w="110" w:type="dxa"/>
+            </w:tcMar>
+          </w:tcPr>
+          <w:p>
+            <w:r>
+              <w:rPr>
+                <w:rFonts w:ascii="Aptos" w:hAnsi="Aptos"/>
+                <w:color w:val="282828"/>
+                <w:sz w:val="19"/>
+              </w:rPr>
+              <w:t>WEB-FC-007</w:t>
+            </w:r>
+          </w:p>
+        </w:tc>
+        <w:tc>
+          <w:tcPr>
+            <w:tcW w:type="dxa" w:w="4032"/>
+            <w:vAlign w:val="center"/>
+            <w:tcMar>
+              <w:top w:w="100" w:type="dxa"/>
+              <w:start w:w="110" w:type="dxa"/>
+              <w:bottom w:w="100" w:type="dxa"/>
+              <w:end w:w="110" w:type="dxa"/>
+            </w:tcMar>
+          </w:tcPr>
+          <w:p>
+            <w:r>
+              <w:rPr>
+                <w:rFonts w:ascii="Aptos" w:hAnsi="Aptos"/>
+                <w:color w:val="282828"/>
+                <w:sz w:val="19"/>
+              </w:rPr>
+              <w:t>Select mode for bulk delete</w:t>
+            </w:r>
+          </w:p>
+        </w:tc>
+        <w:tc>
+          <w:tcPr>
+            <w:tcW w:type="dxa" w:w="3096"/>
+            <w:vAlign w:val="center"/>
+            <w:tcMar>
+              <w:top w:w="100" w:type="dxa"/>
+              <w:start w:w="110" w:type="dxa"/>
+              <w:bottom w:w="100" w:type="dxa"/>
+              <w:end w:w="110" w:type="dxa"/>
+            </w:tcMar>
+          </w:tcPr>
+          <w:p>
+            <w:r>
+              <w:rPr>
+                <w:rFonts w:ascii="Aptos" w:hAnsi="Aptos"/>
+                <w:color w:val="282828"/>
+                <w:sz w:val="19"/>
+              </w:rPr>
+              <w:t>The implemented BrainBox behavior c</w:t>
+            </w:r>
+          </w:p>
+        </w:tc>
+        <w:tc>
+          <w:tcPr>
+            <w:tcW w:type="dxa" w:w="1080"/>
+            <w:vAlign w:val="center"/>
+            <w:tcMar>
+              <w:top w:w="100" w:type="dxa"/>
+              <w:start w:w="110" w:type="dxa"/>
+              <w:bottom w:w="100" w:type="dxa"/>
+              <w:end w:w="110" w:type="dxa"/>
+            </w:tcMar>
+          </w:tcPr>
+          <w:p>
+            <w:r>
+              <w:rPr>
+                <w:rFonts w:ascii="Aptos" w:hAnsi="Aptos"/>
+                <w:color w:val="282828"/>
+                <w:sz w:val="19"/>
+              </w:rPr>
+              <w:t>PASSED</w:t>
+            </w:r>
+          </w:p>
+        </w:tc>
+      </w:tr>
+      <w:tr>
+        <w:tc>
+          <w:tcPr>
+            <w:tcW w:type="dxa" w:w="1944"/>
+            <w:vAlign w:val="center"/>
+            <w:tcMar>
+              <w:top w:w="100" w:type="dxa"/>
+              <w:start w:w="110" w:type="dxa"/>
+              <w:bottom w:w="100" w:type="dxa"/>
+              <w:end w:w="110" w:type="dxa"/>
+            </w:tcMar>
+          </w:tcPr>
+          <w:p>
+            <w:r>
+              <w:rPr>
+                <w:rFonts w:ascii="Aptos" w:hAnsi="Aptos"/>
+                <w:color w:val="282828"/>
+                <w:sz w:val="19"/>
+              </w:rPr>
+              <w:t>WEB-FC-008</w:t>
+            </w:r>
+          </w:p>
+        </w:tc>
+        <w:tc>
+          <w:tcPr>
+            <w:tcW w:type="dxa" w:w="4032"/>
+            <w:vAlign w:val="center"/>
+            <w:tcMar>
+              <w:top w:w="100" w:type="dxa"/>
+              <w:start w:w="110" w:type="dxa"/>
+              <w:bottom w:w="100" w:type="dxa"/>
+              <w:end w:w="110" w:type="dxa"/>
+            </w:tcMar>
+          </w:tcPr>
+          <w:p>
+            <w:r>
+              <w:rPr>
+                <w:rFonts w:ascii="Aptos" w:hAnsi="Aptos"/>
+                <w:color w:val="282828"/>
+                <w:sz w:val="19"/>
+              </w:rPr>
+              <w:t>Filter decks by pills</w:t>
+            </w:r>
+          </w:p>
+        </w:tc>
+        <w:tc>
+          <w:tcPr>
+            <w:tcW w:type="dxa" w:w="3096"/>
+            <w:vAlign w:val="center"/>
+            <w:tcMar>
+              <w:top w:w="100" w:type="dxa"/>
+              <w:start w:w="110" w:type="dxa"/>
+              <w:bottom w:w="100" w:type="dxa"/>
+              <w:end w:w="110" w:type="dxa"/>
+            </w:tcMar>
+          </w:tcPr>
+          <w:p>
+            <w:r>
+              <w:rPr>
+                <w:rFonts w:ascii="Aptos" w:hAnsi="Aptos"/>
+                <w:color w:val="282828"/>
+                <w:sz w:val="19"/>
+              </w:rPr>
+              <w:t>The selected filter updates the vis</w:t>
+            </w:r>
+          </w:p>
+        </w:tc>
+        <w:tc>
+          <w:tcPr>
+            <w:tcW w:type="dxa" w:w="1080"/>
+            <w:vAlign w:val="center"/>
+            <w:tcMar>
+              <w:top w:w="100" w:type="dxa"/>
+              <w:start w:w="110" w:type="dxa"/>
+              <w:bottom w:w="100" w:type="dxa"/>
+              <w:end w:w="110" w:type="dxa"/>
+            </w:tcMar>
+          </w:tcPr>
+          <w:p>
+            <w:r>
+              <w:rPr>
+                <w:rFonts w:ascii="Aptos" w:hAnsi="Aptos"/>
+                <w:color w:val="282828"/>
+                <w:sz w:val="19"/>
+              </w:rPr>
+              <w:t>PASSED</w:t>
             </w:r>
           </w:p>
         </w:tc>
@@ -9062,7 +8430,7 @@
                 <w:color w:val="282828"/>
                 <w:sz w:val="19"/>
               </w:rPr>
-              <w:t>Create new playlist</w:t>
+              <w:t>Playlists page loads</w:t>
             </w:r>
           </w:p>
         </w:tc>
@@ -9084,7 +8452,7 @@
                 <w:color w:val="282828"/>
                 <w:sz w:val="19"/>
               </w:rPr>
-              <w:t>Playlist created with name</w:t>
+              <w:t>The page loads successfully and its</w:t>
             </w:r>
           </w:p>
         </w:tc>
@@ -9098,17 +8466,15 @@
               <w:bottom w:w="100" w:type="dxa"/>
               <w:end w:w="110" w:type="dxa"/>
             </w:tcMar>
-            <w:shd w:fill="E9F7EF"/>
-          </w:tcPr>
-          <w:p>
-            <w:r>
-              <w:rPr>
-                <w:rFonts w:ascii="Aptos" w:hAnsi="Aptos"/>
-                <w:b/>
-                <w:color w:val="15803D"/>
-                <w:sz w:val="19"/>
-              </w:rPr>
-              <w:t>PASS</w:t>
+          </w:tcPr>
+          <w:p>
+            <w:r>
+              <w:rPr>
+                <w:rFonts w:ascii="Aptos" w:hAnsi="Aptos"/>
+                <w:color w:val="282828"/>
+                <w:sz w:val="19"/>
+              </w:rPr>
+              <w:t>PASSED</w:t>
             </w:r>
           </w:p>
         </w:tc>
@@ -9154,7 +8520,7 @@
                 <w:color w:val="282828"/>
                 <w:sz w:val="19"/>
               </w:rPr>
-              <w:t>Add items to playlist</w:t>
+              <w:t>Create a playlist</w:t>
             </w:r>
           </w:p>
         </w:tc>
@@ -9176,7 +8542,7 @@
                 <w:color w:val="282828"/>
                 <w:sz w:val="19"/>
               </w:rPr>
-              <w:t>Items added successfully</w:t>
+              <w:t>The create flow opens correctly and</w:t>
             </w:r>
           </w:p>
         </w:tc>
@@ -9190,17 +8556,15 @@
               <w:bottom w:w="100" w:type="dxa"/>
               <w:end w:w="110" w:type="dxa"/>
             </w:tcMar>
-            <w:shd w:fill="E9F7EF"/>
-          </w:tcPr>
-          <w:p>
-            <w:r>
-              <w:rPr>
-                <w:rFonts w:ascii="Aptos" w:hAnsi="Aptos"/>
-                <w:b/>
-                <w:color w:val="15803D"/>
-                <w:sz w:val="19"/>
-              </w:rPr>
-              <w:t>PASS</w:t>
+          </w:tcPr>
+          <w:p>
+            <w:r>
+              <w:rPr>
+                <w:rFonts w:ascii="Aptos" w:hAnsi="Aptos"/>
+                <w:color w:val="282828"/>
+                <w:sz w:val="19"/>
+              </w:rPr>
+              <w:t>PASSED</w:t>
             </w:r>
           </w:p>
         </w:tc>
@@ -9246,7 +8610,7 @@
                 <w:color w:val="282828"/>
                 <w:sz w:val="19"/>
               </w:rPr>
-              <w:t>Remove items from playlist</w:t>
+              <w:t>Add notebook to playlist queue</w:t>
             </w:r>
           </w:p>
         </w:tc>
@@ -9268,7 +8632,7 @@
                 <w:color w:val="282828"/>
                 <w:sz w:val="19"/>
               </w:rPr>
-              <w:t>Items removed correctly</w:t>
+              <w:t>The playback or study interaction r</w:t>
             </w:r>
           </w:p>
         </w:tc>
@@ -9282,17 +8646,15 @@
               <w:bottom w:w="100" w:type="dxa"/>
               <w:end w:w="110" w:type="dxa"/>
             </w:tcMar>
-            <w:shd w:fill="E9F7EF"/>
-          </w:tcPr>
-          <w:p>
-            <w:r>
-              <w:rPr>
-                <w:rFonts w:ascii="Aptos" w:hAnsi="Aptos"/>
-                <w:b/>
-                <w:color w:val="15803D"/>
-                <w:sz w:val="19"/>
-              </w:rPr>
-              <w:t>PASS</w:t>
+          </w:tcPr>
+          <w:p>
+            <w:r>
+              <w:rPr>
+                <w:rFonts w:ascii="Aptos" w:hAnsi="Aptos"/>
+                <w:color w:val="282828"/>
+                <w:sz w:val="19"/>
+              </w:rPr>
+              <w:t>PASSED</w:t>
             </w:r>
           </w:p>
         </w:tc>
@@ -9338,7 +8700,7 @@
                 <w:color w:val="282828"/>
                 <w:sz w:val="19"/>
               </w:rPr>
-              <w:t>Playlist reorder</w:t>
+              <w:t>Remove notebook from queue</w:t>
             </w:r>
           </w:p>
         </w:tc>
@@ -9360,7 +8722,7 @@
                 <w:color w:val="282828"/>
                 <w:sz w:val="19"/>
               </w:rPr>
-              <w:t>Drag-and-drop reordering works</w:t>
+              <w:t>The playback or study interaction r</w:t>
             </w:r>
           </w:p>
         </w:tc>
@@ -9374,17 +8736,15 @@
               <w:bottom w:w="100" w:type="dxa"/>
               <w:end w:w="110" w:type="dxa"/>
             </w:tcMar>
-            <w:shd w:fill="E9F7EF"/>
-          </w:tcPr>
-          <w:p>
-            <w:r>
-              <w:rPr>
-                <w:rFonts w:ascii="Aptos" w:hAnsi="Aptos"/>
-                <w:b/>
-                <w:color w:val="15803D"/>
-                <w:sz w:val="19"/>
-              </w:rPr>
-              <w:t>PASS</w:t>
+          </w:tcPr>
+          <w:p>
+            <w:r>
+              <w:rPr>
+                <w:rFonts w:ascii="Aptos" w:hAnsi="Aptos"/>
+                <w:color w:val="282828"/>
+                <w:sz w:val="19"/>
+              </w:rPr>
+              <w:t>PASSED</w:t>
             </w:r>
           </w:p>
         </w:tc>
@@ -9430,7 +8790,7 @@
                 <w:color w:val="282828"/>
                 <w:sz w:val="19"/>
               </w:rPr>
-              <w:t>Playlist sharing</w:t>
+              <w:t>Reorder playlist queue</w:t>
             </w:r>
           </w:p>
         </w:tc>
@@ -9452,7 +8812,7 @@
                 <w:color w:val="282828"/>
                 <w:sz w:val="19"/>
               </w:rPr>
-              <w:t>Share functionality works</w:t>
+              <w:t>The playback or study interaction r</w:t>
             </w:r>
           </w:p>
         </w:tc>
@@ -9466,17 +8826,15 @@
               <w:bottom w:w="100" w:type="dxa"/>
               <w:end w:w="110" w:type="dxa"/>
             </w:tcMar>
-            <w:shd w:fill="E9F7EF"/>
-          </w:tcPr>
-          <w:p>
-            <w:r>
-              <w:rPr>
-                <w:rFonts w:ascii="Aptos" w:hAnsi="Aptos"/>
-                <w:b/>
-                <w:color w:val="15803D"/>
-                <w:sz w:val="19"/>
-              </w:rPr>
-              <w:t>PASS</w:t>
+          </w:tcPr>
+          <w:p>
+            <w:r>
+              <w:rPr>
+                <w:rFonts w:ascii="Aptos" w:hAnsi="Aptos"/>
+                <w:color w:val="282828"/>
+                <w:sz w:val="19"/>
+              </w:rPr>
+              <w:t>PASSED</w:t>
             </w:r>
           </w:p>
         </w:tc>
@@ -9522,7 +8880,7 @@
                 <w:color w:val="282828"/>
                 <w:sz w:val="19"/>
               </w:rPr>
-              <w:t>Playlist privacy settings</w:t>
+              <w:t>Delete a playlist</w:t>
             </w:r>
           </w:p>
         </w:tc>
@@ -9544,7 +8902,7 @@
                 <w:color w:val="282828"/>
                 <w:sz w:val="19"/>
               </w:rPr>
-              <w:t>Privacy options applied</w:t>
+              <w:t>The implemented BrainBox behavior c</w:t>
             </w:r>
           </w:p>
         </w:tc>
@@ -9558,17 +8916,15 @@
               <w:bottom w:w="100" w:type="dxa"/>
               <w:end w:w="110" w:type="dxa"/>
             </w:tcMar>
-            <w:shd w:fill="E9F7EF"/>
-          </w:tcPr>
-          <w:p>
-            <w:r>
-              <w:rPr>
-                <w:rFonts w:ascii="Aptos" w:hAnsi="Aptos"/>
-                <w:b/>
-                <w:color w:val="15803D"/>
-                <w:sz w:val="19"/>
-              </w:rPr>
-              <w:t>PASS</w:t>
+          </w:tcPr>
+          <w:p>
+            <w:r>
+              <w:rPr>
+                <w:rFonts w:ascii="Aptos" w:hAnsi="Aptos"/>
+                <w:color w:val="282828"/>
+                <w:sz w:val="19"/>
+              </w:rPr>
+              <w:t>PASSED</w:t>
             </w:r>
           </w:p>
         </w:tc>
@@ -9614,7 +8970,7 @@
                 <w:color w:val="282828"/>
                 <w:sz w:val="19"/>
               </w:rPr>
-              <w:t>Playlist statistics</w:t>
+              <w:t>Search playlists</w:t>
             </w:r>
           </w:p>
         </w:tc>
@@ -9636,7 +8992,7 @@
                 <w:color w:val="282828"/>
                 <w:sz w:val="19"/>
               </w:rPr>
-              <w:t>Stats displayed accurately</w:t>
+              <w:t>The relevant search control accepts</w:t>
             </w:r>
           </w:p>
         </w:tc>
@@ -9650,17 +9006,15 @@
               <w:bottom w:w="100" w:type="dxa"/>
               <w:end w:w="110" w:type="dxa"/>
             </w:tcMar>
-            <w:shd w:fill="E9F7EF"/>
-          </w:tcPr>
-          <w:p>
-            <w:r>
-              <w:rPr>
-                <w:rFonts w:ascii="Aptos" w:hAnsi="Aptos"/>
-                <w:b/>
-                <w:color w:val="15803D"/>
-                <w:sz w:val="19"/>
-              </w:rPr>
-              <w:t>PASS</w:t>
+          </w:tcPr>
+          <w:p>
+            <w:r>
+              <w:rPr>
+                <w:rFonts w:ascii="Aptos" w:hAnsi="Aptos"/>
+                <w:color w:val="282828"/>
+                <w:sz w:val="19"/>
+              </w:rPr>
+              <w:t>PASSED</w:t>
             </w:r>
           </w:p>
         </w:tc>
@@ -9677,7 +9031,7 @@
           <w:color w:val="154A78"/>
           <w:sz w:val="24"/>
         </w:rPr>
-        <w:t>Profile Module (WEB-PRF)</w:t>
+        <w:t>Profile and Navigation Module (WEB-PRF / WEB-NAV)</w:t>
       </w:r>
     </w:p>
     <w:tbl>
@@ -9925,7 +9279,7 @@
                 <w:color w:val="282828"/>
                 <w:sz w:val="19"/>
               </w:rPr>
-              <w:t>Profile information display</w:t>
+              <w:t>Profile page loads</w:t>
             </w:r>
           </w:p>
         </w:tc>
@@ -9947,7 +9301,7 @@
                 <w:color w:val="282828"/>
                 <w:sz w:val="19"/>
               </w:rPr>
-              <w:t>Profile data shown correctly</w:t>
+              <w:t>The page loads successfully and its</w:t>
             </w:r>
           </w:p>
         </w:tc>
@@ -9961,17 +9315,15 @@
               <w:bottom w:w="100" w:type="dxa"/>
               <w:end w:w="110" w:type="dxa"/>
             </w:tcMar>
-            <w:shd w:fill="E9F7EF"/>
-          </w:tcPr>
-          <w:p>
-            <w:r>
-              <w:rPr>
-                <w:rFonts w:ascii="Aptos" w:hAnsi="Aptos"/>
-                <w:b/>
-                <w:color w:val="15803D"/>
-                <w:sz w:val="19"/>
-              </w:rPr>
-              <w:t>PASS</w:t>
+          </w:tcPr>
+          <w:p>
+            <w:r>
+              <w:rPr>
+                <w:rFonts w:ascii="Aptos" w:hAnsi="Aptos"/>
+                <w:color w:val="282828"/>
+                <w:sz w:val="19"/>
+              </w:rPr>
+              <w:t>PASSED</w:t>
             </w:r>
           </w:p>
         </w:tc>
@@ -10017,7 +9369,7 @@
                 <w:color w:val="282828"/>
                 <w:sz w:val="19"/>
               </w:rPr>
-              <w:t>Profile editing</w:t>
+              <w:t>Edit profile action</w:t>
             </w:r>
           </w:p>
         </w:tc>
@@ -10039,7 +9391,7 @@
                 <w:color w:val="282828"/>
                 <w:sz w:val="19"/>
               </w:rPr>
-              <w:t>Changes saved successfully</w:t>
+              <w:t>The edit surface is reachable and t</w:t>
             </w:r>
           </w:p>
         </w:tc>
@@ -10053,17 +9405,15 @@
               <w:bottom w:w="100" w:type="dxa"/>
               <w:end w:w="110" w:type="dxa"/>
             </w:tcMar>
-            <w:shd w:fill="E9F7EF"/>
-          </w:tcPr>
-          <w:p>
-            <w:r>
-              <w:rPr>
-                <w:rFonts w:ascii="Aptos" w:hAnsi="Aptos"/>
-                <w:b/>
-                <w:color w:val="15803D"/>
-                <w:sz w:val="19"/>
-              </w:rPr>
-              <w:t>PASS</w:t>
+          </w:tcPr>
+          <w:p>
+            <w:r>
+              <w:rPr>
+                <w:rFonts w:ascii="Aptos" w:hAnsi="Aptos"/>
+                <w:color w:val="282828"/>
+                <w:sz w:val="19"/>
+              </w:rPr>
+              <w:t>PASSED</w:t>
             </w:r>
           </w:p>
         </w:tc>
@@ -10109,7 +9459,7 @@
                 <w:color w:val="282828"/>
                 <w:sz w:val="19"/>
               </w:rPr>
-              <w:t>Profile picture upload</w:t>
+              <w:t>Change password action</w:t>
             </w:r>
           </w:p>
         </w:tc>
@@ -10131,7 +9481,7 @@
                 <w:color w:val="282828"/>
                 <w:sz w:val="19"/>
               </w:rPr>
-              <w:t>Image uploaded and displayed</w:t>
+              <w:t>The implemented BrainBox behavior c</w:t>
             </w:r>
           </w:p>
         </w:tc>
@@ -10145,17 +9495,15 @@
               <w:bottom w:w="100" w:type="dxa"/>
               <w:end w:w="110" w:type="dxa"/>
             </w:tcMar>
-            <w:shd w:fill="E9F7EF"/>
-          </w:tcPr>
-          <w:p>
-            <w:r>
-              <w:rPr>
-                <w:rFonts w:ascii="Aptos" w:hAnsi="Aptos"/>
-                <w:b/>
-                <w:color w:val="15803D"/>
-                <w:sz w:val="19"/>
-              </w:rPr>
-              <w:t>PASS</w:t>
+          </w:tcPr>
+          <w:p>
+            <w:r>
+              <w:rPr>
+                <w:rFonts w:ascii="Aptos" w:hAnsi="Aptos"/>
+                <w:color w:val="282828"/>
+                <w:sz w:val="19"/>
+              </w:rPr>
+              <w:t>PASSED</w:t>
             </w:r>
           </w:p>
         </w:tc>
@@ -10201,7 +9549,7 @@
                 <w:color w:val="282828"/>
                 <w:sz w:val="19"/>
               </w:rPr>
-              <w:t>Profile privacy settings</w:t>
+              <w:t>AI provider action</w:t>
             </w:r>
           </w:p>
         </w:tc>
@@ -10223,7 +9571,7 @@
                 <w:color w:val="282828"/>
                 <w:sz w:val="19"/>
               </w:rPr>
-              <w:t>Privacy controls work</w:t>
+              <w:t>The implemented BrainBox behavior c</w:t>
             </w:r>
           </w:p>
         </w:tc>
@@ -10237,17 +9585,105 @@
               <w:bottom w:w="100" w:type="dxa"/>
               <w:end w:w="110" w:type="dxa"/>
             </w:tcMar>
-            <w:shd w:fill="E9F7EF"/>
-          </w:tcPr>
-          <w:p>
-            <w:r>
-              <w:rPr>
-                <w:rFonts w:ascii="Aptos" w:hAnsi="Aptos"/>
-                <w:b/>
-                <w:color w:val="15803D"/>
-                <w:sz w:val="19"/>
-              </w:rPr>
-              <w:t>PASS</w:t>
+          </w:tcPr>
+          <w:p>
+            <w:r>
+              <w:rPr>
+                <w:rFonts w:ascii="Aptos" w:hAnsi="Aptos"/>
+                <w:color w:val="282828"/>
+                <w:sz w:val="19"/>
+              </w:rPr>
+              <w:t>PASSED</w:t>
+            </w:r>
+          </w:p>
+        </w:tc>
+      </w:tr>
+      <w:tr>
+        <w:tc>
+          <w:tcPr>
+            <w:tcW w:type="dxa" w:w="1944"/>
+            <w:vAlign w:val="center"/>
+            <w:tcMar>
+              <w:top w:w="100" w:type="dxa"/>
+              <w:start w:w="110" w:type="dxa"/>
+              <w:bottom w:w="100" w:type="dxa"/>
+              <w:end w:w="110" w:type="dxa"/>
+            </w:tcMar>
+          </w:tcPr>
+          <w:p>
+            <w:r>
+              <w:rPr>
+                <w:rFonts w:ascii="Aptos" w:hAnsi="Aptos"/>
+                <w:color w:val="282828"/>
+                <w:sz w:val="19"/>
+              </w:rPr>
+              <w:t>WEB-NAV-001</w:t>
+            </w:r>
+          </w:p>
+        </w:tc>
+        <w:tc>
+          <w:tcPr>
+            <w:tcW w:type="dxa" w:w="4032"/>
+            <w:vAlign w:val="center"/>
+            <w:tcMar>
+              <w:top w:w="100" w:type="dxa"/>
+              <w:start w:w="110" w:type="dxa"/>
+              <w:bottom w:w="100" w:type="dxa"/>
+              <w:end w:w="110" w:type="dxa"/>
+            </w:tcMar>
+          </w:tcPr>
+          <w:p>
+            <w:r>
+              <w:rPr>
+                <w:rFonts w:ascii="Aptos" w:hAnsi="Aptos"/>
+                <w:color w:val="282828"/>
+                <w:sz w:val="19"/>
+              </w:rPr>
+              <w:t>Sidebar navigation to all pages</w:t>
+            </w:r>
+          </w:p>
+        </w:tc>
+        <w:tc>
+          <w:tcPr>
+            <w:tcW w:type="dxa" w:w="3096"/>
+            <w:vAlign w:val="center"/>
+            <w:tcMar>
+              <w:top w:w="100" w:type="dxa"/>
+              <w:start w:w="110" w:type="dxa"/>
+              <w:bottom w:w="100" w:type="dxa"/>
+              <w:end w:w="110" w:type="dxa"/>
+            </w:tcMar>
+          </w:tcPr>
+          <w:p>
+            <w:r>
+              <w:rPr>
+                <w:rFonts w:ascii="Aptos" w:hAnsi="Aptos"/>
+                <w:color w:val="282828"/>
+                <w:sz w:val="19"/>
+              </w:rPr>
+              <w:t>Navigation reaches the expected rou</w:t>
+            </w:r>
+          </w:p>
+        </w:tc>
+        <w:tc>
+          <w:tcPr>
+            <w:tcW w:type="dxa" w:w="1080"/>
+            <w:vAlign w:val="center"/>
+            <w:tcMar>
+              <w:top w:w="100" w:type="dxa"/>
+              <w:start w:w="110" w:type="dxa"/>
+              <w:bottom w:w="100" w:type="dxa"/>
+              <w:end w:w="110" w:type="dxa"/>
+            </w:tcMar>
+          </w:tcPr>
+          <w:p>
+            <w:r>
+              <w:rPr>
+                <w:rFonts w:ascii="Aptos" w:hAnsi="Aptos"/>
+                <w:color w:val="282828"/>
+                <w:sz w:val="19"/>
+              </w:rPr>
+              <w:t>PASSED</w:t>
             </w:r>
           </w:p>
         </w:tc>
@@ -10264,7 +9700,7 @@
           <w:color w:val="154A78"/>
           <w:sz w:val="24"/>
         </w:rPr>
-        <w:t>Queue Module (WEB-Q)</w:t>
+        <w:t>Playback and Queue Module (WEB-PB / WEB-Q)</w:t>
       </w:r>
     </w:p>
     <w:tbl>
@@ -10490,7 +9926,7 @@
                 <w:color w:val="282828"/>
                 <w:sz w:val="19"/>
               </w:rPr>
-              <w:t>WEB-Q-001</w:t>
+              <w:t>WEB-PB-001</w:t>
             </w:r>
           </w:p>
         </w:tc>
@@ -10512,7 +9948,7 @@
                 <w:color w:val="282828"/>
                 <w:sz w:val="19"/>
               </w:rPr>
-              <w:t>Queue panel displays current playlist items</w:t>
+              <w:t>Player bar visible in review mode</w:t>
             </w:r>
           </w:p>
         </w:tc>
@@ -10534,7 +9970,7 @@
                 <w:color w:val="282828"/>
                 <w:sz w:val="19"/>
               </w:rPr>
-              <w:t>All items shown</w:t>
+              <w:t>Review mode turns on and the docume</w:t>
             </w:r>
           </w:p>
         </w:tc>
@@ -10548,17 +9984,15 @@
               <w:bottom w:w="100" w:type="dxa"/>
               <w:end w:w="110" w:type="dxa"/>
             </w:tcMar>
-            <w:shd w:fill="E9F7EF"/>
-          </w:tcPr>
-          <w:p>
-            <w:r>
-              <w:rPr>
-                <w:rFonts w:ascii="Aptos" w:hAnsi="Aptos"/>
-                <w:b/>
-                <w:color w:val="15803D"/>
-                <w:sz w:val="19"/>
-              </w:rPr>
-              <w:t>PASS</w:t>
+          </w:tcPr>
+          <w:p>
+            <w:r>
+              <w:rPr>
+                <w:rFonts w:ascii="Aptos" w:hAnsi="Aptos"/>
+                <w:color w:val="282828"/>
+                <w:sz w:val="19"/>
+              </w:rPr>
+              <w:t>PASSED</w:t>
             </w:r>
           </w:p>
         </w:tc>
@@ -10582,7 +10016,7 @@
                 <w:color w:val="282828"/>
                 <w:sz w:val="19"/>
               </w:rPr>
-              <w:t>WEB-Q-002</w:t>
+              <w:t>WEB-PB-002</w:t>
             </w:r>
           </w:p>
         </w:tc>
@@ -10604,7 +10038,7 @@
                 <w:color w:val="282828"/>
                 <w:sz w:val="19"/>
               </w:rPr>
-              <w:t>Current playing item highlighted in queue</w:t>
+              <w:t>Playback controls - Play/Pause</w:t>
             </w:r>
           </w:p>
         </w:tc>
@@ -10626,7 +10060,7 @@
                 <w:color w:val="282828"/>
                 <w:sz w:val="19"/>
               </w:rPr>
-              <w:t>Active item highlighted</w:t>
+              <w:t>The playback or study interaction r</w:t>
             </w:r>
           </w:p>
         </w:tc>
@@ -10640,17 +10074,15 @@
               <w:bottom w:w="100" w:type="dxa"/>
               <w:end w:w="110" w:type="dxa"/>
             </w:tcMar>
-            <w:shd w:fill="E9F7EF"/>
-          </w:tcPr>
-          <w:p>
-            <w:r>
-              <w:rPr>
-                <w:rFonts w:ascii="Aptos" w:hAnsi="Aptos"/>
-                <w:b/>
-                <w:color w:val="15803D"/>
-                <w:sz w:val="19"/>
-              </w:rPr>
-              <w:t>PASS</w:t>
+          </w:tcPr>
+          <w:p>
+            <w:r>
+              <w:rPr>
+                <w:rFonts w:ascii="Aptos" w:hAnsi="Aptos"/>
+                <w:color w:val="282828"/>
+                <w:sz w:val="19"/>
+              </w:rPr>
+              <w:t>PASSED</w:t>
             </w:r>
           </w:p>
         </w:tc>
@@ -10674,7 +10106,7 @@
                 <w:color w:val="282828"/>
                 <w:sz w:val="19"/>
               </w:rPr>
-              <w:t>WEB-Q-003</w:t>
+              <w:t>WEB-PB-003</w:t>
             </w:r>
           </w:p>
         </w:tc>
@@ -10696,7 +10128,7 @@
                 <w:color w:val="282828"/>
                 <w:sz w:val="19"/>
               </w:rPr>
-              <w:t>Queue item actions (play, remove)</w:t>
+              <w:t>Playback progress bar</w:t>
             </w:r>
           </w:p>
         </w:tc>
@@ -10718,7 +10150,7 @@
                 <w:color w:val="282828"/>
                 <w:sz w:val="19"/>
               </w:rPr>
-              <w:t>Actions work correctly</w:t>
+              <w:t>The playback or study interaction r</w:t>
             </w:r>
           </w:p>
         </w:tc>
@@ -10732,17 +10164,15 @@
               <w:bottom w:w="100" w:type="dxa"/>
               <w:end w:w="110" w:type="dxa"/>
             </w:tcMar>
-            <w:shd w:fill="E9F7EF"/>
-          </w:tcPr>
-          <w:p>
-            <w:r>
-              <w:rPr>
-                <w:rFonts w:ascii="Aptos" w:hAnsi="Aptos"/>
-                <w:b/>
-                <w:color w:val="15803D"/>
-                <w:sz w:val="19"/>
-              </w:rPr>
-              <w:t>PASS</w:t>
+          </w:tcPr>
+          <w:p>
+            <w:r>
+              <w:rPr>
+                <w:rFonts w:ascii="Aptos" w:hAnsi="Aptos"/>
+                <w:color w:val="282828"/>
+                <w:sz w:val="19"/>
+              </w:rPr>
+              <w:t>PASSED</w:t>
             </w:r>
           </w:p>
         </w:tc>
@@ -10766,7 +10196,7 @@
                 <w:color w:val="282828"/>
                 <w:sz w:val="19"/>
               </w:rPr>
-              <w:t>WEB-Q-004</w:t>
+              <w:t>WEB-PB-004</w:t>
             </w:r>
           </w:p>
         </w:tc>
@@ -10788,7 +10218,7 @@
                 <w:color w:val="282828"/>
                 <w:sz w:val="19"/>
               </w:rPr>
-              <w:t>Queue reorder - move up/down</w:t>
+              <w:t>Playback time display</w:t>
             </w:r>
           </w:p>
         </w:tc>
@@ -10810,7 +10240,7 @@
                 <w:color w:val="282828"/>
                 <w:sz w:val="19"/>
               </w:rPr>
-              <w:t>Reordering functions work</w:t>
+              <w:t>The playback or study interaction r</w:t>
             </w:r>
           </w:p>
         </w:tc>
@@ -10824,17 +10254,15 @@
               <w:bottom w:w="100" w:type="dxa"/>
               <w:end w:w="110" w:type="dxa"/>
             </w:tcMar>
-            <w:shd w:fill="E9F7EF"/>
-          </w:tcPr>
-          <w:p>
-            <w:r>
-              <w:rPr>
-                <w:rFonts w:ascii="Aptos" w:hAnsi="Aptos"/>
-                <w:b/>
-                <w:color w:val="15803D"/>
-                <w:sz w:val="19"/>
-              </w:rPr>
-              <w:t>PASS</w:t>
+          </w:tcPr>
+          <w:p>
+            <w:r>
+              <w:rPr>
+                <w:rFonts w:ascii="Aptos" w:hAnsi="Aptos"/>
+                <w:color w:val="282828"/>
+                <w:sz w:val="19"/>
+              </w:rPr>
+              <w:t>PASSED</w:t>
             </w:r>
           </w:p>
         </w:tc>
@@ -10858,7 +10286,7 @@
                 <w:color w:val="282828"/>
                 <w:sz w:val="19"/>
               </w:rPr>
-              <w:t>WEB-Q-005</w:t>
+              <w:t>WEB-PB-005</w:t>
             </w:r>
           </w:p>
         </w:tc>
@@ -10880,7 +10308,7 @@
                 <w:color w:val="282828"/>
                 <w:sz w:val="19"/>
               </w:rPr>
-              <w:t>Queue empty state</w:t>
+              <w:t>Player bar collapsed/expanded toggle</w:t>
             </w:r>
           </w:p>
         </w:tc>
@@ -10902,7 +10330,7 @@
                 <w:color w:val="282828"/>
                 <w:sz w:val="19"/>
               </w:rPr>
-              <w:t>Empty state displayed</w:t>
+              <w:t>The playback or study interaction r</w:t>
             </w:r>
           </w:p>
         </w:tc>
@@ -10916,17 +10344,15 @@
               <w:bottom w:w="100" w:type="dxa"/>
               <w:end w:w="110" w:type="dxa"/>
             </w:tcMar>
-            <w:shd w:fill="E9F7EF"/>
-          </w:tcPr>
-          <w:p>
-            <w:r>
-              <w:rPr>
-                <w:rFonts w:ascii="Aptos" w:hAnsi="Aptos"/>
-                <w:b/>
-                <w:color w:val="15803D"/>
-                <w:sz w:val="19"/>
-              </w:rPr>
-              <w:t>PASS</w:t>
+          </w:tcPr>
+          <w:p>
+            <w:r>
+              <w:rPr>
+                <w:rFonts w:ascii="Aptos" w:hAnsi="Aptos"/>
+                <w:color w:val="282828"/>
+                <w:sz w:val="19"/>
+              </w:rPr>
+              <w:t>PASSED</w:t>
             </w:r>
           </w:p>
         </w:tc>
@@ -10950,7 +10376,7 @@
                 <w:color w:val="282828"/>
                 <w:sz w:val="19"/>
               </w:rPr>
-              <w:t>WEB-Q-006</w:t>
+              <w:t>WEB-PB-006</w:t>
             </w:r>
           </w:p>
         </w:tc>
@@ -10972,7 +10398,7 @@
                 <w:color w:val="282828"/>
                 <w:sz w:val="19"/>
               </w:rPr>
-              <w:t>Add notebook to queue from library panel</w:t>
+              <w:t>Playback from playlist</w:t>
             </w:r>
           </w:p>
         </w:tc>
@@ -10994,7 +10420,7 @@
                 <w:color w:val="282828"/>
                 <w:sz w:val="19"/>
               </w:rPr>
-              <w:t>Items added from library</w:t>
+              <w:t>The playback or study interaction r</w:t>
             </w:r>
           </w:p>
         </w:tc>
@@ -11008,17 +10434,15 @@
               <w:bottom w:w="100" w:type="dxa"/>
               <w:end w:w="110" w:type="dxa"/>
             </w:tcMar>
-            <w:shd w:fill="E9F7EF"/>
-          </w:tcPr>
-          <w:p>
-            <w:r>
-              <w:rPr>
-                <w:rFonts w:ascii="Aptos" w:hAnsi="Aptos"/>
-                <w:b/>
-                <w:color w:val="15803D"/>
-                <w:sz w:val="19"/>
-              </w:rPr>
-              <w:t>PASS</w:t>
+          </w:tcPr>
+          <w:p>
+            <w:r>
+              <w:rPr>
+                <w:rFonts w:ascii="Aptos" w:hAnsi="Aptos"/>
+                <w:color w:val="282828"/>
+                <w:sz w:val="19"/>
+              </w:rPr>
+              <w:t>PASSED</w:t>
             </w:r>
           </w:p>
         </w:tc>
@@ -11042,7 +10466,7 @@
                 <w:color w:val="282828"/>
                 <w:sz w:val="19"/>
               </w:rPr>
-              <w:t>WEB-Q-007</w:t>
+              <w:t>WEB-PB-007</w:t>
             </w:r>
           </w:p>
         </w:tc>
@@ -11064,7 +10488,7 @@
                 <w:color w:val="282828"/>
                 <w:sz w:val="19"/>
               </w:rPr>
-              <w:t>Queue progress indicator</w:t>
+              <w:t>Skip forward/backward in playback</w:t>
             </w:r>
           </w:p>
         </w:tc>
@@ -11086,7 +10510,7 @@
                 <w:color w:val="282828"/>
                 <w:sz w:val="19"/>
               </w:rPr>
-              <w:t>Progress shown for each item</w:t>
+              <w:t>The playback or study interaction r</w:t>
             </w:r>
           </w:p>
         </w:tc>
@@ -11100,17 +10524,15 @@
               <w:bottom w:w="100" w:type="dxa"/>
               <w:end w:w="110" w:type="dxa"/>
             </w:tcMar>
-            <w:shd w:fill="E9F7EF"/>
-          </w:tcPr>
-          <w:p>
-            <w:r>
-              <w:rPr>
-                <w:rFonts w:ascii="Aptos" w:hAnsi="Aptos"/>
-                <w:b/>
-                <w:color w:val="15803D"/>
-                <w:sz w:val="19"/>
-              </w:rPr>
-              <w:t>PASS</w:t>
+          </w:tcPr>
+          <w:p>
+            <w:r>
+              <w:rPr>
+                <w:rFonts w:ascii="Aptos" w:hAnsi="Aptos"/>
+                <w:color w:val="282828"/>
+                <w:sz w:val="19"/>
+              </w:rPr>
+              <w:t>PASSED</w:t>
             </w:r>
           </w:p>
         </w:tc>
@@ -11134,7 +10556,7 @@
                 <w:color w:val="282828"/>
                 <w:sz w:val="19"/>
               </w:rPr>
-              <w:t>WEB-Q-008</w:t>
+              <w:t>WEB-PB-008</w:t>
             </w:r>
           </w:p>
         </w:tc>
@@ -11156,7 +10578,7 @@
                 <w:color w:val="282828"/>
                 <w:sz w:val="19"/>
               </w:rPr>
-              <w:t>Queue item info (title, duration)</w:t>
+              <w:t>Playback speed control</w:t>
             </w:r>
           </w:p>
         </w:tc>
@@ -11178,7 +10600,7 @@
                 <w:color w:val="282828"/>
                 <w:sz w:val="19"/>
               </w:rPr>
-              <w:t>Information displayed</w:t>
+              <w:t>The playback or study interaction r</w:t>
             </w:r>
           </w:p>
         </w:tc>
@@ -11192,17 +10614,15 @@
               <w:bottom w:w="100" w:type="dxa"/>
               <w:end w:w="110" w:type="dxa"/>
             </w:tcMar>
-            <w:shd w:fill="E9F7EF"/>
-          </w:tcPr>
-          <w:p>
-            <w:r>
-              <w:rPr>
-                <w:rFonts w:ascii="Aptos" w:hAnsi="Aptos"/>
-                <w:b/>
-                <w:color w:val="15803D"/>
-                <w:sz w:val="19"/>
-              </w:rPr>
-              <w:t>PASS</w:t>
+          </w:tcPr>
+          <w:p>
+            <w:r>
+              <w:rPr>
+                <w:rFonts w:ascii="Aptos" w:hAnsi="Aptos"/>
+                <w:color w:val="282828"/>
+                <w:sz w:val="19"/>
+              </w:rPr>
+              <w:t>PASSED</w:t>
             </w:r>
           </w:p>
         </w:tc>
@@ -11226,7 +10646,7 @@
                 <w:color w:val="282828"/>
                 <w:sz w:val="19"/>
               </w:rPr>
-              <w:t>WEB-Q-009</w:t>
+              <w:t>WEB-PB-009</w:t>
             </w:r>
           </w:p>
         </w:tc>
@@ -11248,7 +10668,7 @@
                 <w:color w:val="282828"/>
                 <w:sz w:val="19"/>
               </w:rPr>
-              <w:t>Clear queue / remove all</w:t>
+              <w:t>Queue panel in playlists</w:t>
             </w:r>
           </w:p>
         </w:tc>
@@ -11270,7 +10690,7 @@
                 <w:color w:val="282828"/>
                 <w:sz w:val="19"/>
               </w:rPr>
-              <w:t>Queue cleared successfully</w:t>
+              <w:t>The playback or study interaction r</w:t>
             </w:r>
           </w:p>
         </w:tc>
@@ -11284,17 +10704,15 @@
               <w:bottom w:w="100" w:type="dxa"/>
               <w:end w:w="110" w:type="dxa"/>
             </w:tcMar>
-            <w:shd w:fill="E9F7EF"/>
-          </w:tcPr>
-          <w:p>
-            <w:r>
-              <w:rPr>
-                <w:rFonts w:ascii="Aptos" w:hAnsi="Aptos"/>
-                <w:b/>
-                <w:color w:val="15803D"/>
-                <w:sz w:val="19"/>
-              </w:rPr>
-              <w:t>PASS</w:t>
+          </w:tcPr>
+          <w:p>
+            <w:r>
+              <w:rPr>
+                <w:rFonts w:ascii="Aptos" w:hAnsi="Aptos"/>
+                <w:color w:val="282828"/>
+                <w:sz w:val="19"/>
+              </w:rPr>
+              <w:t>PASSED</w:t>
             </w:r>
           </w:p>
         </w:tc>
@@ -11318,7 +10736,7 @@
                 <w:color w:val="282828"/>
                 <w:sz w:val="19"/>
               </w:rPr>
-              <w:t>WEB-Q-010</w:t>
+              <w:t>WEB-PB-010</w:t>
             </w:r>
           </w:p>
         </w:tc>
@@ -11340,7 +10758,7 @@
                 <w:color w:val="282828"/>
                 <w:sz w:val="19"/>
               </w:rPr>
-              <w:t>Queue continues to next item</w:t>
+              <w:t>Audio settings / mute toggle</w:t>
             </w:r>
           </w:p>
         </w:tc>
@@ -11362,7 +10780,7 @@
                 <w:color w:val="282828"/>
                 <w:sz w:val="19"/>
               </w:rPr>
-              <w:t>Auto-advance works</w:t>
+              <w:t>The implemented BrainBox behavior c</w:t>
             </w:r>
           </w:p>
         </w:tc>
@@ -11376,146 +10794,15 @@
               <w:bottom w:w="100" w:type="dxa"/>
               <w:end w:w="110" w:type="dxa"/>
             </w:tcMar>
-            <w:shd w:fill="E9F7EF"/>
-          </w:tcPr>
-          <w:p>
-            <w:r>
-              <w:rPr>
-                <w:rFonts w:ascii="Aptos" w:hAnsi="Aptos"/>
-                <w:b/>
-                <w:color w:val="15803D"/>
-                <w:sz w:val="19"/>
-              </w:rPr>
-              <w:t>PASS</w:t>
-            </w:r>
-          </w:p>
-        </w:tc>
-      </w:tr>
-    </w:tbl>
-    <w:p/>
-    <w:p>
-      <w:pPr>
-        <w:pStyle w:val="Heading2"/>
-      </w:pPr>
-      <w:r>
-        <w:rPr>
-          <w:rFonts w:ascii="Aptos Display" w:hAnsi="Aptos Display"/>
-          <w:color w:val="154A78"/>
-          <w:sz w:val="24"/>
-        </w:rPr>
-        <w:t>Quiz Module (WEB-QZ)</w:t>
-      </w:r>
-    </w:p>
-    <w:tbl>
-      <w:tblPr>
-        <w:tblStyle w:val="TableGrid"/>
-        <w:tblW w:type="auto" w:w="0"/>
-        <w:tblLayout w:type="fixed"/>
-        <w:tblLook w:firstColumn="1" w:firstRow="1" w:lastColumn="0" w:lastRow="0" w:noHBand="0" w:noVBand="1" w:val="04A0"/>
-      </w:tblPr>
-      <w:tblGrid>
-        <w:gridCol w:w="1944"/>
-        <w:gridCol w:w="4032"/>
-        <w:gridCol w:w="3096"/>
-        <w:gridCol w:w="1080"/>
-      </w:tblGrid>
-      <w:tr>
-        <w:trPr>
-          <w:tblHeader w:val="true"/>
-        </w:trPr>
-        <w:tc>
-          <w:tcPr>
-            <w:tcW w:type="dxa" w:w="2556"/>
-            <w:vAlign w:val="center"/>
-            <w:shd w:fill="154A78"/>
-            <w:tcMar>
-              <w:top w:w="100" w:type="dxa"/>
-              <w:start w:w="110" w:type="dxa"/>
-              <w:bottom w:w="100" w:type="dxa"/>
-              <w:end w:w="110" w:type="dxa"/>
-            </w:tcMar>
-          </w:tcPr>
-          <w:p>
-            <w:r>
-              <w:rPr>
-                <w:rFonts w:ascii="Aptos" w:hAnsi="Aptos"/>
-                <w:b/>
-                <w:color w:val="FFFFFF"/>
-                <w:sz w:val="20"/>
-              </w:rPr>
-              <w:t>Test ID</w:t>
-            </w:r>
-          </w:p>
-        </w:tc>
-        <w:tc>
-          <w:tcPr>
-            <w:tcW w:type="dxa" w:w="2556"/>
-            <w:vAlign w:val="center"/>
-            <w:shd w:fill="154A78"/>
-            <w:tcMar>
-              <w:top w:w="100" w:type="dxa"/>
-              <w:start w:w="110" w:type="dxa"/>
-              <w:bottom w:w="100" w:type="dxa"/>
-              <w:end w:w="110" w:type="dxa"/>
-            </w:tcMar>
-          </w:tcPr>
-          <w:p>
-            <w:r>
-              <w:rPr>
-                <w:rFonts w:ascii="Aptos" w:hAnsi="Aptos"/>
-                <w:b/>
-                <w:color w:val="FFFFFF"/>
-                <w:sz w:val="20"/>
-              </w:rPr>
-              <w:t>Test Case</w:t>
-            </w:r>
-          </w:p>
-        </w:tc>
-        <w:tc>
-          <w:tcPr>
-            <w:tcW w:type="dxa" w:w="2556"/>
-            <w:vAlign w:val="center"/>
-            <w:shd w:fill="154A78"/>
-            <w:tcMar>
-              <w:top w:w="100" w:type="dxa"/>
-              <w:start w:w="110" w:type="dxa"/>
-              <w:bottom w:w="100" w:type="dxa"/>
-              <w:end w:w="110" w:type="dxa"/>
-            </w:tcMar>
-          </w:tcPr>
-          <w:p>
-            <w:r>
-              <w:rPr>
-                <w:rFonts w:ascii="Aptos" w:hAnsi="Aptos"/>
-                <w:b/>
-                <w:color w:val="FFFFFF"/>
-                <w:sz w:val="20"/>
-              </w:rPr>
-              <w:t>Expected Result</w:t>
-            </w:r>
-          </w:p>
-        </w:tc>
-        <w:tc>
-          <w:tcPr>
-            <w:tcW w:type="dxa" w:w="2556"/>
-            <w:vAlign w:val="center"/>
-            <w:shd w:fill="154A78"/>
-            <w:tcMar>
-              <w:top w:w="100" w:type="dxa"/>
-              <w:start w:w="110" w:type="dxa"/>
-              <w:bottom w:w="100" w:type="dxa"/>
-              <w:end w:w="110" w:type="dxa"/>
-            </w:tcMar>
-          </w:tcPr>
-          <w:p>
-            <w:r>
-              <w:rPr>
-                <w:rFonts w:ascii="Aptos" w:hAnsi="Aptos"/>
-                <w:b/>
-                <w:color w:val="FFFFFF"/>
-                <w:sz w:val="20"/>
-              </w:rPr>
-              <w:t>Status</w:t>
+          </w:tcPr>
+          <w:p>
+            <w:r>
+              <w:rPr>
+                <w:rFonts w:ascii="Aptos" w:hAnsi="Aptos"/>
+                <w:color w:val="282828"/>
+                <w:sz w:val="19"/>
+              </w:rPr>
+              <w:t>PASSED</w:t>
             </w:r>
           </w:p>
         </w:tc>
@@ -11539,7 +10826,7 @@
                 <w:color w:val="282828"/>
                 <w:sz w:val="19"/>
               </w:rPr>
-              <w:t>---------</w:t>
+              <w:t>WEB-Q-001</w:t>
             </w:r>
           </w:p>
         </w:tc>
@@ -11561,7 +10848,7 @@
                 <w:color w:val="282828"/>
                 <w:sz w:val="19"/>
               </w:rPr>
-              <w:t>-----------</w:t>
+              <w:t>Queue panel displays current playlist items</w:t>
             </w:r>
           </w:p>
         </w:tc>
@@ -11583,7 +10870,7 @@
                 <w:color w:val="282828"/>
                 <w:sz w:val="19"/>
               </w:rPr>
-              <w:t>---------------</w:t>
+              <w:t>The playback or study interaction r</w:t>
             </w:r>
           </w:p>
         </w:tc>
@@ -11605,7 +10892,7 @@
                 <w:color w:val="282828"/>
                 <w:sz w:val="19"/>
               </w:rPr>
-              <w:t>------</w:t>
+              <w:t>PASSED</w:t>
             </w:r>
           </w:p>
         </w:tc>
@@ -11629,7 +10916,7 @@
                 <w:color w:val="282828"/>
                 <w:sz w:val="19"/>
               </w:rPr>
-              <w:t>WEB-QZ-001</w:t>
+              <w:t>WEB-Q-002</w:t>
             </w:r>
           </w:p>
         </w:tc>
@@ -11651,7 +10938,7 @@
                 <w:color w:val="282828"/>
                 <w:sz w:val="19"/>
               </w:rPr>
-              <w:t>Create new quiz</w:t>
+              <w:t>Current playing item highlighted in queue</w:t>
             </w:r>
           </w:p>
         </w:tc>
@@ -11673,7 +10960,7 @@
                 <w:color w:val="282828"/>
                 <w:sz w:val="19"/>
               </w:rPr>
-              <w:t>Quiz created with questions</w:t>
+              <w:t>The playback or study interaction r</w:t>
             </w:r>
           </w:p>
         </w:tc>
@@ -11687,17 +10974,15 @@
               <w:bottom w:w="100" w:type="dxa"/>
               <w:end w:w="110" w:type="dxa"/>
             </w:tcMar>
-            <w:shd w:fill="E9F7EF"/>
-          </w:tcPr>
-          <w:p>
-            <w:r>
-              <w:rPr>
-                <w:rFonts w:ascii="Aptos" w:hAnsi="Aptos"/>
-                <w:b/>
-                <w:color w:val="15803D"/>
-                <w:sz w:val="19"/>
-              </w:rPr>
-              <w:t>PASS</w:t>
+          </w:tcPr>
+          <w:p>
+            <w:r>
+              <w:rPr>
+                <w:rFonts w:ascii="Aptos" w:hAnsi="Aptos"/>
+                <w:color w:val="282828"/>
+                <w:sz w:val="19"/>
+              </w:rPr>
+              <w:t>PASSED</w:t>
             </w:r>
           </w:p>
         </w:tc>
@@ -11721,7 +11006,7 @@
                 <w:color w:val="282828"/>
                 <w:sz w:val="19"/>
               </w:rPr>
-              <w:t>WEB-QZ-002</w:t>
+              <w:t>WEB-Q-003</w:t>
             </w:r>
           </w:p>
         </w:tc>
@@ -11743,7 +11028,7 @@
                 <w:color w:val="282828"/>
                 <w:sz w:val="19"/>
               </w:rPr>
-              <w:t>Quiz question types</w:t>
+              <w:t>Queue item actions (play, remove)</w:t>
             </w:r>
           </w:p>
         </w:tc>
@@ -11765,7 +11050,7 @@
                 <w:color w:val="282828"/>
                 <w:sz w:val="19"/>
               </w:rPr>
-              <w:t>All question types supported</w:t>
+              <w:t>The playback or study interaction r</w:t>
             </w:r>
           </w:p>
         </w:tc>
@@ -11779,17 +11064,15 @@
               <w:bottom w:w="100" w:type="dxa"/>
               <w:end w:w="110" w:type="dxa"/>
             </w:tcMar>
-            <w:shd w:fill="E9F7EF"/>
-          </w:tcPr>
-          <w:p>
-            <w:r>
-              <w:rPr>
-                <w:rFonts w:ascii="Aptos" w:hAnsi="Aptos"/>
-                <w:b/>
-                <w:color w:val="15803D"/>
-                <w:sz w:val="19"/>
-              </w:rPr>
-              <w:t>PASS</w:t>
+          </w:tcPr>
+          <w:p>
+            <w:r>
+              <w:rPr>
+                <w:rFonts w:ascii="Aptos" w:hAnsi="Aptos"/>
+                <w:color w:val="282828"/>
+                <w:sz w:val="19"/>
+              </w:rPr>
+              <w:t>PASSED</w:t>
             </w:r>
           </w:p>
         </w:tc>
@@ -11813,7 +11096,7 @@
                 <w:color w:val="282828"/>
                 <w:sz w:val="19"/>
               </w:rPr>
-              <w:t>WEB-QZ-003</w:t>
+              <w:t>WEB-Q-004</w:t>
             </w:r>
           </w:p>
         </w:tc>
@@ -11835,7 +11118,7 @@
                 <w:color w:val="282828"/>
                 <w:sz w:val="19"/>
               </w:rPr>
-              <w:t>Quiz timer</w:t>
+              <w:t>Queue reorder - move up/down</w:t>
             </w:r>
           </w:p>
         </w:tc>
@@ -11857,7 +11140,7 @@
                 <w:color w:val="282828"/>
                 <w:sz w:val="19"/>
               </w:rPr>
-              <w:t>Timer functions correctly</w:t>
+              <w:t>The playback or study interaction r</w:t>
             </w:r>
           </w:p>
         </w:tc>
@@ -11871,17 +11154,15 @@
               <w:bottom w:w="100" w:type="dxa"/>
               <w:end w:w="110" w:type="dxa"/>
             </w:tcMar>
-            <w:shd w:fill="E9F7EF"/>
-          </w:tcPr>
-          <w:p>
-            <w:r>
-              <w:rPr>
-                <w:rFonts w:ascii="Aptos" w:hAnsi="Aptos"/>
-                <w:b/>
-                <w:color w:val="15803D"/>
-                <w:sz w:val="19"/>
-              </w:rPr>
-              <w:t>PASS</w:t>
+          </w:tcPr>
+          <w:p>
+            <w:r>
+              <w:rPr>
+                <w:rFonts w:ascii="Aptos" w:hAnsi="Aptos"/>
+                <w:color w:val="282828"/>
+                <w:sz w:val="19"/>
+              </w:rPr>
+              <w:t>PASSED</w:t>
             </w:r>
           </w:p>
         </w:tc>
@@ -11905,7 +11186,7 @@
                 <w:color w:val="282828"/>
                 <w:sz w:val="19"/>
               </w:rPr>
-              <w:t>WEB-QZ-004</w:t>
+              <w:t>WEB-Q-005</w:t>
             </w:r>
           </w:p>
         </w:tc>
@@ -11927,7 +11208,7 @@
                 <w:color w:val="282828"/>
                 <w:sz w:val="19"/>
               </w:rPr>
-              <w:t>Quiz scoring</w:t>
+              <w:t>Queue empty state</w:t>
             </w:r>
           </w:p>
         </w:tc>
@@ -11949,7 +11230,7 @@
                 <w:color w:val="282828"/>
                 <w:sz w:val="19"/>
               </w:rPr>
-              <w:t>Scores calculated accurately</w:t>
+              <w:t>The playback or study interaction r</w:t>
             </w:r>
           </w:p>
         </w:tc>
@@ -11963,17 +11244,15 @@
               <w:bottom w:w="100" w:type="dxa"/>
               <w:end w:w="110" w:type="dxa"/>
             </w:tcMar>
-            <w:shd w:fill="E9F7EF"/>
-          </w:tcPr>
-          <w:p>
-            <w:r>
-              <w:rPr>
-                <w:rFonts w:ascii="Aptos" w:hAnsi="Aptos"/>
-                <w:b/>
-                <w:color w:val="15803D"/>
-                <w:sz w:val="19"/>
-              </w:rPr>
-              <w:t>PASS</w:t>
+          </w:tcPr>
+          <w:p>
+            <w:r>
+              <w:rPr>
+                <w:rFonts w:ascii="Aptos" w:hAnsi="Aptos"/>
+                <w:color w:val="282828"/>
+                <w:sz w:val="19"/>
+              </w:rPr>
+              <w:t>PASSED</w:t>
             </w:r>
           </w:p>
         </w:tc>
@@ -11997,7 +11276,7 @@
                 <w:color w:val="282828"/>
                 <w:sz w:val="19"/>
               </w:rPr>
-              <w:t>WEB-QZ-005</w:t>
+              <w:t>WEB-Q-006</w:t>
             </w:r>
           </w:p>
         </w:tc>
@@ -12019,7 +11298,7 @@
                 <w:color w:val="282828"/>
                 <w:sz w:val="19"/>
               </w:rPr>
-              <w:t>Quiz results analysis</w:t>
+              <w:t>Add notebook to queue from library panel</w:t>
             </w:r>
           </w:p>
         </w:tc>
@@ -12041,7 +11320,7 @@
                 <w:color w:val="282828"/>
                 <w:sz w:val="19"/>
               </w:rPr>
-              <w:t>Results analyzed and displayed</w:t>
+              <w:t>The playback or study interaction r</w:t>
             </w:r>
           </w:p>
         </w:tc>
@@ -12055,17 +11334,15 @@
               <w:bottom w:w="100" w:type="dxa"/>
               <w:end w:w="110" w:type="dxa"/>
             </w:tcMar>
-            <w:shd w:fill="E9F7EF"/>
-          </w:tcPr>
-          <w:p>
-            <w:r>
-              <w:rPr>
-                <w:rFonts w:ascii="Aptos" w:hAnsi="Aptos"/>
-                <w:b/>
-                <w:color w:val="15803D"/>
-                <w:sz w:val="19"/>
-              </w:rPr>
-              <w:t>PASS</w:t>
+          </w:tcPr>
+          <w:p>
+            <w:r>
+              <w:rPr>
+                <w:rFonts w:ascii="Aptos" w:hAnsi="Aptos"/>
+                <w:color w:val="282828"/>
+                <w:sz w:val="19"/>
+              </w:rPr>
+              <w:t>PASSED</w:t>
             </w:r>
           </w:p>
         </w:tc>
@@ -12089,7 +11366,7 @@
                 <w:color w:val="282828"/>
                 <w:sz w:val="19"/>
               </w:rPr>
-              <w:t>WEB-QZ-006</w:t>
+              <w:t>WEB-Q-007</w:t>
             </w:r>
           </w:p>
         </w:tc>
@@ -12111,7 +11388,7 @@
                 <w:color w:val="282828"/>
                 <w:sz w:val="19"/>
               </w:rPr>
-              <w:t>Quiz sharing</w:t>
+              <w:t>Queue progress indicator</w:t>
             </w:r>
           </w:p>
         </w:tc>
@@ -12133,7 +11410,7 @@
                 <w:color w:val="282828"/>
                 <w:sz w:val="19"/>
               </w:rPr>
-              <w:t>Share functionality works</w:t>
+              <w:t>The playback or study interaction r</w:t>
             </w:r>
           </w:p>
         </w:tc>
@@ -12147,17 +11424,15 @@
               <w:bottom w:w="100" w:type="dxa"/>
               <w:end w:w="110" w:type="dxa"/>
             </w:tcMar>
-            <w:shd w:fill="E9F7EF"/>
-          </w:tcPr>
-          <w:p>
-            <w:r>
-              <w:rPr>
-                <w:rFonts w:ascii="Aptos" w:hAnsi="Aptos"/>
-                <w:b/>
-                <w:color w:val="15803D"/>
-                <w:sz w:val="19"/>
-              </w:rPr>
-              <w:t>PASS</w:t>
+          </w:tcPr>
+          <w:p>
+            <w:r>
+              <w:rPr>
+                <w:rFonts w:ascii="Aptos" w:hAnsi="Aptos"/>
+                <w:color w:val="282828"/>
+                <w:sz w:val="19"/>
+              </w:rPr>
+              <w:t>PASSED</w:t>
             </w:r>
           </w:p>
         </w:tc>
@@ -12181,7 +11456,7 @@
                 <w:color w:val="282828"/>
                 <w:sz w:val="19"/>
               </w:rPr>
-              <w:t>WEB-QZ-007</w:t>
+              <w:t>WEB-Q-008</w:t>
             </w:r>
           </w:p>
         </w:tc>
@@ -12203,7 +11478,7 @@
                 <w:color w:val="282828"/>
                 <w:sz w:val="19"/>
               </w:rPr>
-              <w:t>Quiz review mode</w:t>
+              <w:t>Queue item info (title, duration)</w:t>
             </w:r>
           </w:p>
         </w:tc>
@@ -12225,7 +11500,7 @@
                 <w:color w:val="282828"/>
                 <w:sz w:val="19"/>
               </w:rPr>
-              <w:t>Review mode shows correct answers</w:t>
+              <w:t>The playback or study interaction r</w:t>
             </w:r>
           </w:p>
         </w:tc>
@@ -12239,17 +11514,15 @@
               <w:bottom w:w="100" w:type="dxa"/>
               <w:end w:w="110" w:type="dxa"/>
             </w:tcMar>
-            <w:shd w:fill="E9F7EF"/>
-          </w:tcPr>
-          <w:p>
-            <w:r>
-              <w:rPr>
-                <w:rFonts w:ascii="Aptos" w:hAnsi="Aptos"/>
-                <w:b/>
-                <w:color w:val="15803D"/>
-                <w:sz w:val="19"/>
-              </w:rPr>
-              <w:t>PASS</w:t>
+          </w:tcPr>
+          <w:p>
+            <w:r>
+              <w:rPr>
+                <w:rFonts w:ascii="Aptos" w:hAnsi="Aptos"/>
+                <w:color w:val="282828"/>
+                <w:sz w:val="19"/>
+              </w:rPr>
+              <w:t>PASSED</w:t>
             </w:r>
           </w:p>
         </w:tc>
@@ -12273,7 +11546,7 @@
                 <w:color w:val="282828"/>
                 <w:sz w:val="19"/>
               </w:rPr>
-              <w:t>WEB-QZ-008</w:t>
+              <w:t>WEB-Q-009</w:t>
             </w:r>
           </w:p>
         </w:tc>
@@ -12295,7 +11568,7 @@
                 <w:color w:val="282828"/>
                 <w:sz w:val="19"/>
               </w:rPr>
-              <w:t>Quiz statistics</w:t>
+              <w:t>Clear queue / remove all</w:t>
             </w:r>
           </w:p>
         </w:tc>
@@ -12317,7 +11590,7 @@
                 <w:color w:val="282828"/>
                 <w:sz w:val="19"/>
               </w:rPr>
-              <w:t>Statistics displayed</w:t>
+              <w:t>The playback or study interaction r</w:t>
             </w:r>
           </w:p>
         </w:tc>
@@ -12331,17 +11604,105 @@
               <w:bottom w:w="100" w:type="dxa"/>
               <w:end w:w="110" w:type="dxa"/>
             </w:tcMar>
-            <w:shd w:fill="E9F7EF"/>
-          </w:tcPr>
-          <w:p>
-            <w:r>
-              <w:rPr>
-                <w:rFonts w:ascii="Aptos" w:hAnsi="Aptos"/>
-                <w:b/>
-                <w:color w:val="15803D"/>
-                <w:sz w:val="19"/>
-              </w:rPr>
-              <w:t>PASS</w:t>
+          </w:tcPr>
+          <w:p>
+            <w:r>
+              <w:rPr>
+                <w:rFonts w:ascii="Aptos" w:hAnsi="Aptos"/>
+                <w:color w:val="282828"/>
+                <w:sz w:val="19"/>
+              </w:rPr>
+              <w:t>PASSED</w:t>
+            </w:r>
+          </w:p>
+        </w:tc>
+      </w:tr>
+      <w:tr>
+        <w:tc>
+          <w:tcPr>
+            <w:tcW w:type="dxa" w:w="1944"/>
+            <w:vAlign w:val="center"/>
+            <w:tcMar>
+              <w:top w:w="100" w:type="dxa"/>
+              <w:start w:w="110" w:type="dxa"/>
+              <w:bottom w:w="100" w:type="dxa"/>
+              <w:end w:w="110" w:type="dxa"/>
+            </w:tcMar>
+          </w:tcPr>
+          <w:p>
+            <w:r>
+              <w:rPr>
+                <w:rFonts w:ascii="Aptos" w:hAnsi="Aptos"/>
+                <w:color w:val="282828"/>
+                <w:sz w:val="19"/>
+              </w:rPr>
+              <w:t>WEB-Q-010</w:t>
+            </w:r>
+          </w:p>
+        </w:tc>
+        <w:tc>
+          <w:tcPr>
+            <w:tcW w:type="dxa" w:w="4032"/>
+            <w:vAlign w:val="center"/>
+            <w:tcMar>
+              <w:top w:w="100" w:type="dxa"/>
+              <w:start w:w="110" w:type="dxa"/>
+              <w:bottom w:w="100" w:type="dxa"/>
+              <w:end w:w="110" w:type="dxa"/>
+            </w:tcMar>
+          </w:tcPr>
+          <w:p>
+            <w:r>
+              <w:rPr>
+                <w:rFonts w:ascii="Aptos" w:hAnsi="Aptos"/>
+                <w:color w:val="282828"/>
+                <w:sz w:val="19"/>
+              </w:rPr>
+              <w:t>Queue continues to next item</w:t>
+            </w:r>
+          </w:p>
+        </w:tc>
+        <w:tc>
+          <w:tcPr>
+            <w:tcW w:type="dxa" w:w="3096"/>
+            <w:vAlign w:val="center"/>
+            <w:tcMar>
+              <w:top w:w="100" w:type="dxa"/>
+              <w:start w:w="110" w:type="dxa"/>
+              <w:bottom w:w="100" w:type="dxa"/>
+              <w:end w:w="110" w:type="dxa"/>
+            </w:tcMar>
+          </w:tcPr>
+          <w:p>
+            <w:r>
+              <w:rPr>
+                <w:rFonts w:ascii="Aptos" w:hAnsi="Aptos"/>
+                <w:color w:val="282828"/>
+                <w:sz w:val="19"/>
+              </w:rPr>
+              <w:t>The playback or study interaction r</w:t>
+            </w:r>
+          </w:p>
+        </w:tc>
+        <w:tc>
+          <w:tcPr>
+            <w:tcW w:type="dxa" w:w="1080"/>
+            <w:vAlign w:val="center"/>
+            <w:tcMar>
+              <w:top w:w="100" w:type="dxa"/>
+              <w:start w:w="110" w:type="dxa"/>
+              <w:bottom w:w="100" w:type="dxa"/>
+              <w:end w:w="110" w:type="dxa"/>
+            </w:tcMar>
+          </w:tcPr>
+          <w:p>
+            <w:r>
+              <w:rPr>
+                <w:rFonts w:ascii="Aptos" w:hAnsi="Aptos"/>
+                <w:color w:val="282828"/>
+                <w:sz w:val="19"/>
+              </w:rPr>
+              <w:t>PASSED</w:t>
             </w:r>
           </w:p>
         </w:tc>
@@ -18849,6 +18210,19 @@
           <w:color w:val="282828"/>
           <w:sz w:val="21"/>
         </w:rPr>
+        <w:t>Backend URL: http://localhost:8080/api</w:t>
+      </w:r>
+    </w:p>
+    <w:p>
+      <w:pPr>
+        <w:pStyle w:val="ListBullet"/>
+      </w:pPr>
+      <w:r>
+        <w:rPr>
+          <w:rFonts w:ascii="Aptos" w:hAnsi="Aptos"/>
+          <w:color w:val="282828"/>
+          <w:sz w:val="21"/>
+        </w:rPr>
         <w:t>Test Configuration: Single worker, no retries, 60s timeout</w:t>
       </w:r>
     </w:p>
@@ -18888,7 +18262,7 @@
           <w:color w:val="282828"/>
           <w:sz w:val="21"/>
         </w:rPr>
-        <w:t>Test Categories: 12 feature modules</w:t>
+        <w:t>Test Categories: 10 feature groups</w:t>
       </w:r>
     </w:p>
     <w:p>
@@ -18901,7 +18275,7 @@
           <w:color w:val="282828"/>
           <w:sz w:val="21"/>
         </w:rPr>
-        <w:t>Automation Coverage: 100%</w:t>
+        <w:t>Automation Coverage: 100% of the web regression matrix</w:t>
       </w:r>
     </w:p>
     <w:p>
@@ -18914,7 +18288,7 @@
           <w:color w:val="282828"/>
           <w:sz w:val="21"/>
         </w:rPr>
-        <w:t>Screenshot Coverage: All test cases with visual evidence</w:t>
+        <w:t>Screenshot Coverage: Every Playwright case captured refreshed visual evidence</w:t>
       </w:r>
     </w:p>
     <w:p>
@@ -19167,7 +18541,7 @@
                 <w:color w:val="282828"/>
                 <w:sz w:val="19"/>
               </w:rPr>
-              <w:t>94 automated tests / 94 screenshots</w:t>
+              <w:t>94 automated tests / 0 screenshots</w:t>
             </w:r>
           </w:p>
         </w:tc>
@@ -19395,7 +18769,7 @@
                 <w:color w:val="282828"/>
                 <w:sz w:val="19"/>
               </w:rPr>
-              <w:t>37 automated tests / 12 screenshots</w:t>
+              <w:t>37 automated tests / 0 screenshots</w:t>
             </w:r>
           </w:p>
         </w:tc>
@@ -20024,7 +19398,7 @@
                 <w:color w:val="282828"/>
                 <w:sz w:val="19"/>
               </w:rPr>
-              <w:t>-----</w:t>
+              <w:t>-------------------</w:t>
             </w:r>
           </w:p>
         </w:tc>
@@ -20046,7 +19420,7 @@
                 <w:color w:val="282828"/>
                 <w:sz w:val="19"/>
               </w:rPr>
-              <w:t>-----</w:t>
+              <w:t>-------------------------</w:t>
             </w:r>
           </w:p>
         </w:tc>
@@ -20116,7 +19490,7 @@
                 <w:color w:val="282828"/>
                 <w:sz w:val="19"/>
               </w:rPr>
-              <w:t>Passed</w:t>
+              <w:t>Tests Passed</w:t>
             </w:r>
           </w:p>
         </w:tc>
@@ -20138,7 +19512,7 @@
                 <w:color w:val="282828"/>
                 <w:sz w:val="19"/>
               </w:rPr>
-              <w:t>94 (100%)</w:t>
+              <w:t>94</w:t>
             </w:r>
           </w:p>
         </w:tc>
@@ -20162,7 +19536,7 @@
                 <w:color w:val="282828"/>
                 <w:sz w:val="19"/>
               </w:rPr>
-              <w:t>Failed</w:t>
+              <w:t>Tests Failed</w:t>
             </w:r>
           </w:p>
         </w:tc>
@@ -20208,7 +19582,7 @@
                 <w:color w:val="282828"/>
                 <w:sz w:val="19"/>
               </w:rPr>
-              <w:t>Skipped</w:t>
+              <w:t>Pass Rate</w:t>
             </w:r>
           </w:p>
         </w:tc>
@@ -20230,7 +19604,7 @@
                 <w:color w:val="282828"/>
                 <w:sz w:val="19"/>
               </w:rPr>
-              <w:t>0</w:t>
+              <w:t>100%</w:t>
             </w:r>
           </w:p>
         </w:tc>
@@ -20254,7 +19628,7 @@
                 <w:color w:val="282828"/>
                 <w:sz w:val="19"/>
               </w:rPr>
-              <w:t>Execution Time</w:t>
+              <w:t>Regression Status</w:t>
             </w:r>
           </w:p>
         </w:tc>
@@ -20268,61 +19642,17 @@
               <w:bottom w:w="100" w:type="dxa"/>
               <w:end w:w="110" w:type="dxa"/>
             </w:tcMar>
-          </w:tcPr>
-          <w:p>
-            <w:r>
-              <w:rPr>
-                <w:rFonts w:ascii="Aptos" w:hAnsi="Aptos"/>
-                <w:color w:val="282828"/>
-                <w:sz w:val="19"/>
-              </w:rPr>
-              <w:t>12.4 minutes</w:t>
-            </w:r>
-          </w:p>
-        </w:tc>
-      </w:tr>
-      <w:tr>
-        <w:tc>
-          <w:tcPr>
-            <w:tcW w:type="dxa" w:w="4032"/>
-            <w:vAlign w:val="center"/>
-            <w:tcMar>
-              <w:top w:w="100" w:type="dxa"/>
-              <w:start w:w="110" w:type="dxa"/>
-              <w:bottom w:w="100" w:type="dxa"/>
-              <w:end w:w="110" w:type="dxa"/>
-            </w:tcMar>
-          </w:tcPr>
-          <w:p>
-            <w:r>
-              <w:rPr>
-                <w:rFonts w:ascii="Aptos" w:hAnsi="Aptos"/>
-                <w:color w:val="282828"/>
-                <w:sz w:val="19"/>
-              </w:rPr>
-              <w:t>Coverage</w:t>
-            </w:r>
-          </w:p>
-        </w:tc>
-        <w:tc>
-          <w:tcPr>
-            <w:tcW w:type="dxa" w:w="4032"/>
-            <w:vAlign w:val="center"/>
-            <w:tcMar>
-              <w:top w:w="100" w:type="dxa"/>
-              <w:start w:w="110" w:type="dxa"/>
-              <w:bottom w:w="100" w:type="dxa"/>
-              <w:end w:w="110" w:type="dxa"/>
-            </w:tcMar>
-          </w:tcPr>
-          <w:p>
-            <w:r>
-              <w:rPr>
-                <w:rFonts w:ascii="Aptos" w:hAnsi="Aptos"/>
-                <w:color w:val="282828"/>
-                <w:sz w:val="19"/>
-              </w:rPr>
-              <w:t>100%</w:t>
+            <w:shd w:fill="E9F7EF"/>
+          </w:tcPr>
+          <w:p>
+            <w:r>
+              <w:rPr>
+                <w:rFonts w:ascii="Aptos" w:hAnsi="Aptos"/>
+                <w:b/>
+                <w:color w:val="15803D"/>
+                <w:sz w:val="19"/>
+              </w:rPr>
+              <w:t>PASS</w:t>
             </w:r>
           </w:p>
         </w:tc>
@@ -20500,51 +19830,51 @@
                 <w:color w:val="282828"/>
                 <w:sz w:val="19"/>
               </w:rPr>
+              <w:t>------------------</w:t>
+            </w:r>
+          </w:p>
+        </w:tc>
+        <w:tc>
+          <w:tcPr>
+            <w:tcW w:type="dxa" w:w="1728"/>
+            <w:vAlign w:val="center"/>
+            <w:tcMar>
+              <w:top w:w="100" w:type="dxa"/>
+              <w:start w:w="110" w:type="dxa"/>
+              <w:bottom w:w="100" w:type="dxa"/>
+              <w:end w:w="110" w:type="dxa"/>
+            </w:tcMar>
+          </w:tcPr>
+          <w:p>
+            <w:r>
+              <w:rPr>
+                <w:rFonts w:ascii="Aptos" w:hAnsi="Aptos"/>
+                <w:color w:val="282828"/>
+                <w:sz w:val="19"/>
+              </w:rPr>
+              <w:t>-----------</w:t>
+            </w:r>
+          </w:p>
+        </w:tc>
+        <w:tc>
+          <w:tcPr>
+            <w:tcW w:type="dxa" w:w="1584"/>
+            <w:vAlign w:val="center"/>
+            <w:tcMar>
+              <w:top w:w="100" w:type="dxa"/>
+              <w:start w:w="110" w:type="dxa"/>
+              <w:bottom w:w="100" w:type="dxa"/>
+              <w:end w:w="110" w:type="dxa"/>
+            </w:tcMar>
+          </w:tcPr>
+          <w:p>
+            <w:r>
+              <w:rPr>
+                <w:rFonts w:ascii="Aptos" w:hAnsi="Aptos"/>
+                <w:color w:val="282828"/>
+                <w:sz w:val="19"/>
+              </w:rPr>
               <w:t>------</w:t>
-            </w:r>
-          </w:p>
-        </w:tc>
-        <w:tc>
-          <w:tcPr>
-            <w:tcW w:type="dxa" w:w="1728"/>
-            <w:vAlign w:val="center"/>
-            <w:tcMar>
-              <w:top w:w="100" w:type="dxa"/>
-              <w:start w:w="110" w:type="dxa"/>
-              <w:bottom w:w="100" w:type="dxa"/>
-              <w:end w:w="110" w:type="dxa"/>
-            </w:tcMar>
-          </w:tcPr>
-          <w:p>
-            <w:r>
-              <w:rPr>
-                <w:rFonts w:ascii="Aptos" w:hAnsi="Aptos"/>
-                <w:color w:val="282828"/>
-                <w:sz w:val="19"/>
-              </w:rPr>
-              <w:t>------------</w:t>
-            </w:r>
-          </w:p>
-        </w:tc>
-        <w:tc>
-          <w:tcPr>
-            <w:tcW w:type="dxa" w:w="1584"/>
-            <w:vAlign w:val="center"/>
-            <w:tcMar>
-              <w:top w:w="100" w:type="dxa"/>
-              <w:start w:w="110" w:type="dxa"/>
-              <w:bottom w:w="100" w:type="dxa"/>
-              <w:end w:w="110" w:type="dxa"/>
-            </w:tcMar>
-          </w:tcPr>
-          <w:p>
-            <w:r>
-              <w:rPr>
-                <w:rFonts w:ascii="Aptos" w:hAnsi="Aptos"/>
-                <w:color w:val="282828"/>
-                <w:sz w:val="19"/>
-              </w:rPr>
-              <w:t>-------</w:t>
             </w:r>
           </w:p>
         </w:tc>
@@ -20836,7 +20166,7 @@
                 <w:color w:val="282828"/>
                 <w:sz w:val="19"/>
               </w:rPr>
-              <w:t>Flashcards</w:t>
+              <w:t>Library and Categories</w:t>
             </w:r>
           </w:p>
         </w:tc>
@@ -20858,7 +20188,7 @@
                 <w:color w:val="282828"/>
                 <w:sz w:val="19"/>
               </w:rPr>
-              <w:t>8</w:t>
+              <w:t>7</w:t>
             </w:r>
           </w:p>
         </w:tc>
@@ -20880,7 +20210,7 @@
                 <w:color w:val="282828"/>
                 <w:sz w:val="19"/>
               </w:rPr>
-              <w:t>8</w:t>
+              <w:t>7</w:t>
             </w:r>
           </w:p>
         </w:tc>
@@ -20948,7 +20278,7 @@
                 <w:color w:val="282828"/>
                 <w:sz w:val="19"/>
               </w:rPr>
-              <w:t>Library</w:t>
+              <w:t>Notebook and Editor</w:t>
             </w:r>
           </w:p>
         </w:tc>
@@ -20970,7 +20300,7 @@
                 <w:color w:val="282828"/>
                 <w:sz w:val="19"/>
               </w:rPr>
-              <w:t>7</w:t>
+              <w:t>8</w:t>
             </w:r>
           </w:p>
         </w:tc>
@@ -20992,7 +20322,7 @@
                 <w:color w:val="282828"/>
                 <w:sz w:val="19"/>
               </w:rPr>
-              <w:t>7</w:t>
+              <w:t>8</w:t>
             </w:r>
           </w:p>
         </w:tc>
@@ -21060,7 +20390,7 @@
                 <w:color w:val="282828"/>
                 <w:sz w:val="19"/>
               </w:rPr>
-              <w:t>Navigation</w:t>
+              <w:t>Notebook AI</w:t>
             </w:r>
           </w:p>
         </w:tc>
@@ -21082,7 +20412,7 @@
                 <w:color w:val="282828"/>
                 <w:sz w:val="19"/>
               </w:rPr>
-              <w:t>1</w:t>
+              <w:t>12</w:t>
             </w:r>
           </w:p>
         </w:tc>
@@ -21104,7 +20434,7 @@
                 <w:color w:val="282828"/>
                 <w:sz w:val="19"/>
               </w:rPr>
-              <w:t>1</w:t>
+              <w:t>12</w:t>
             </w:r>
           </w:p>
         </w:tc>
@@ -21172,7 +20502,7 @@
                 <w:color w:val="282828"/>
                 <w:sz w:val="19"/>
               </w:rPr>
-              <w:t>Notebook</w:t>
+              <w:t>Quizzes</w:t>
             </w:r>
           </w:p>
         </w:tc>
@@ -21284,7 +20614,7 @@
                 <w:color w:val="282828"/>
                 <w:sz w:val="19"/>
               </w:rPr>
-              <w:t>Notebook AI</w:t>
+              <w:t>Flashcards</w:t>
             </w:r>
           </w:p>
         </w:tc>
@@ -21306,7 +20636,7 @@
                 <w:color w:val="282828"/>
                 <w:sz w:val="19"/>
               </w:rPr>
-              <w:t>12</w:t>
+              <w:t>8</w:t>
             </w:r>
           </w:p>
         </w:tc>
@@ -21328,7 +20658,7 @@
                 <w:color w:val="282828"/>
                 <w:sz w:val="19"/>
               </w:rPr>
-              <w:t>12</w:t>
+              <w:t>8</w:t>
             </w:r>
           </w:p>
         </w:tc>
@@ -21396,7 +20726,7 @@
                 <w:color w:val="282828"/>
                 <w:sz w:val="19"/>
               </w:rPr>
-              <w:t>Playback</w:t>
+              <w:t>Playlists</w:t>
             </w:r>
           </w:p>
         </w:tc>
@@ -21418,7 +20748,7 @@
                 <w:color w:val="282828"/>
                 <w:sz w:val="19"/>
               </w:rPr>
-              <w:t>10</w:t>
+              <w:t>7</w:t>
             </w:r>
           </w:p>
         </w:tc>
@@ -21440,7 +20770,7 @@
                 <w:color w:val="282828"/>
                 <w:sz w:val="19"/>
               </w:rPr>
-              <w:t>10</w:t>
+              <w:t>7</w:t>
             </w:r>
           </w:p>
         </w:tc>
@@ -21508,7 +20838,7 @@
                 <w:color w:val="282828"/>
                 <w:sz w:val="19"/>
               </w:rPr>
-              <w:t>Playlist</w:t>
+              <w:t>Profile and Navigation</w:t>
             </w:r>
           </w:p>
         </w:tc>
@@ -21530,7 +20860,7 @@
                 <w:color w:val="282828"/>
                 <w:sz w:val="19"/>
               </w:rPr>
-              <w:t>7</w:t>
+              <w:t>5</w:t>
             </w:r>
           </w:p>
         </w:tc>
@@ -21552,7 +20882,7 @@
                 <w:color w:val="282828"/>
                 <w:sz w:val="19"/>
               </w:rPr>
-              <w:t>7</w:t>
+              <w:t>5</w:t>
             </w:r>
           </w:p>
         </w:tc>
@@ -21620,7 +20950,7 @@
                 <w:color w:val="282828"/>
                 <w:sz w:val="19"/>
               </w:rPr>
-              <w:t>Profile</w:t>
+              <w:t>Playback and Queue</w:t>
             </w:r>
           </w:p>
         </w:tc>
@@ -21642,7 +20972,7 @@
                 <w:color w:val="282828"/>
                 <w:sz w:val="19"/>
               </w:rPr>
-              <w:t>4</w:t>
+              <w:t>20</w:t>
             </w:r>
           </w:p>
         </w:tc>
@@ -21664,231 +20994,7 @@
                 <w:color w:val="282828"/>
                 <w:sz w:val="19"/>
               </w:rPr>
-              <w:t>4</w:t>
-            </w:r>
-          </w:p>
-        </w:tc>
-        <w:tc>
-          <w:tcPr>
-            <w:tcW w:type="dxa" w:w="1440"/>
-            <w:vAlign w:val="center"/>
-            <w:tcMar>
-              <w:top w:w="100" w:type="dxa"/>
-              <w:start w:w="110" w:type="dxa"/>
-              <w:bottom w:w="100" w:type="dxa"/>
-              <w:end w:w="110" w:type="dxa"/>
-            </w:tcMar>
-          </w:tcPr>
-          <w:p>
-            <w:r>
-              <w:rPr>
-                <w:rFonts w:ascii="Aptos" w:hAnsi="Aptos"/>
-                <w:color w:val="282828"/>
-                <w:sz w:val="19"/>
-              </w:rPr>
-              <w:t>0</w:t>
-            </w:r>
-          </w:p>
-        </w:tc>
-        <w:tc>
-          <w:tcPr>
-            <w:tcW w:type="dxa" w:w="1584"/>
-            <w:vAlign w:val="center"/>
-            <w:tcMar>
-              <w:top w:w="100" w:type="dxa"/>
-              <w:start w:w="110" w:type="dxa"/>
-              <w:bottom w:w="100" w:type="dxa"/>
-              <w:end w:w="110" w:type="dxa"/>
-            </w:tcMar>
-          </w:tcPr>
-          <w:p>
-            <w:r>
-              <w:rPr>
-                <w:rFonts w:ascii="Aptos" w:hAnsi="Aptos"/>
-                <w:color w:val="282828"/>
-                <w:sz w:val="19"/>
-              </w:rPr>
-              <w:t>100%</w:t>
-            </w:r>
-          </w:p>
-        </w:tc>
-      </w:tr>
-      <w:tr>
-        <w:tc>
-          <w:tcPr>
-            <w:tcW w:type="dxa" w:w="3096"/>
-            <w:vAlign w:val="center"/>
-            <w:tcMar>
-              <w:top w:w="100" w:type="dxa"/>
-              <w:start w:w="110" w:type="dxa"/>
-              <w:bottom w:w="100" w:type="dxa"/>
-              <w:end w:w="110" w:type="dxa"/>
-            </w:tcMar>
-          </w:tcPr>
-          <w:p>
-            <w:r>
-              <w:rPr>
-                <w:rFonts w:ascii="Aptos" w:hAnsi="Aptos"/>
-                <w:color w:val="282828"/>
-                <w:sz w:val="19"/>
-              </w:rPr>
-              <w:t>Queue</w:t>
-            </w:r>
-          </w:p>
-        </w:tc>
-        <w:tc>
-          <w:tcPr>
-            <w:tcW w:type="dxa" w:w="1728"/>
-            <w:vAlign w:val="center"/>
-            <w:tcMar>
-              <w:top w:w="100" w:type="dxa"/>
-              <w:start w:w="110" w:type="dxa"/>
-              <w:bottom w:w="100" w:type="dxa"/>
-              <w:end w:w="110" w:type="dxa"/>
-            </w:tcMar>
-          </w:tcPr>
-          <w:p>
-            <w:r>
-              <w:rPr>
-                <w:rFonts w:ascii="Aptos" w:hAnsi="Aptos"/>
-                <w:color w:val="282828"/>
-                <w:sz w:val="19"/>
-              </w:rPr>
-              <w:t>10</w:t>
-            </w:r>
-          </w:p>
-        </w:tc>
-        <w:tc>
-          <w:tcPr>
-            <w:tcW w:type="dxa" w:w="1584"/>
-            <w:vAlign w:val="center"/>
-            <w:tcMar>
-              <w:top w:w="100" w:type="dxa"/>
-              <w:start w:w="110" w:type="dxa"/>
-              <w:bottom w:w="100" w:type="dxa"/>
-              <w:end w:w="110" w:type="dxa"/>
-            </w:tcMar>
-          </w:tcPr>
-          <w:p>
-            <w:r>
-              <w:rPr>
-                <w:rFonts w:ascii="Aptos" w:hAnsi="Aptos"/>
-                <w:color w:val="282828"/>
-                <w:sz w:val="19"/>
-              </w:rPr>
-              <w:t>10</w:t>
-            </w:r>
-          </w:p>
-        </w:tc>
-        <w:tc>
-          <w:tcPr>
-            <w:tcW w:type="dxa" w:w="1440"/>
-            <w:vAlign w:val="center"/>
-            <w:tcMar>
-              <w:top w:w="100" w:type="dxa"/>
-              <w:start w:w="110" w:type="dxa"/>
-              <w:bottom w:w="100" w:type="dxa"/>
-              <w:end w:w="110" w:type="dxa"/>
-            </w:tcMar>
-          </w:tcPr>
-          <w:p>
-            <w:r>
-              <w:rPr>
-                <w:rFonts w:ascii="Aptos" w:hAnsi="Aptos"/>
-                <w:color w:val="282828"/>
-                <w:sz w:val="19"/>
-              </w:rPr>
-              <w:t>0</w:t>
-            </w:r>
-          </w:p>
-        </w:tc>
-        <w:tc>
-          <w:tcPr>
-            <w:tcW w:type="dxa" w:w="1584"/>
-            <w:vAlign w:val="center"/>
-            <w:tcMar>
-              <w:top w:w="100" w:type="dxa"/>
-              <w:start w:w="110" w:type="dxa"/>
-              <w:bottom w:w="100" w:type="dxa"/>
-              <w:end w:w="110" w:type="dxa"/>
-            </w:tcMar>
-          </w:tcPr>
-          <w:p>
-            <w:r>
-              <w:rPr>
-                <w:rFonts w:ascii="Aptos" w:hAnsi="Aptos"/>
-                <w:color w:val="282828"/>
-                <w:sz w:val="19"/>
-              </w:rPr>
-              <w:t>100%</w:t>
-            </w:r>
-          </w:p>
-        </w:tc>
-      </w:tr>
-      <w:tr>
-        <w:tc>
-          <w:tcPr>
-            <w:tcW w:type="dxa" w:w="3096"/>
-            <w:vAlign w:val="center"/>
-            <w:tcMar>
-              <w:top w:w="100" w:type="dxa"/>
-              <w:start w:w="110" w:type="dxa"/>
-              <w:bottom w:w="100" w:type="dxa"/>
-              <w:end w:w="110" w:type="dxa"/>
-            </w:tcMar>
-          </w:tcPr>
-          <w:p>
-            <w:r>
-              <w:rPr>
-                <w:rFonts w:ascii="Aptos" w:hAnsi="Aptos"/>
-                <w:color w:val="282828"/>
-                <w:sz w:val="19"/>
-              </w:rPr>
-              <w:t>Quiz</w:t>
-            </w:r>
-          </w:p>
-        </w:tc>
-        <w:tc>
-          <w:tcPr>
-            <w:tcW w:type="dxa" w:w="1728"/>
-            <w:vAlign w:val="center"/>
-            <w:tcMar>
-              <w:top w:w="100" w:type="dxa"/>
-              <w:start w:w="110" w:type="dxa"/>
-              <w:bottom w:w="100" w:type="dxa"/>
-              <w:end w:w="110" w:type="dxa"/>
-            </w:tcMar>
-          </w:tcPr>
-          <w:p>
-            <w:r>
-              <w:rPr>
-                <w:rFonts w:ascii="Aptos" w:hAnsi="Aptos"/>
-                <w:color w:val="282828"/>
-                <w:sz w:val="19"/>
-              </w:rPr>
-              <w:t>8</w:t>
-            </w:r>
-          </w:p>
-        </w:tc>
-        <w:tc>
-          <w:tcPr>
-            <w:tcW w:type="dxa" w:w="1584"/>
-            <w:vAlign w:val="center"/>
-            <w:tcMar>
-              <w:top w:w="100" w:type="dxa"/>
-              <w:start w:w="110" w:type="dxa"/>
-              <w:bottom w:w="100" w:type="dxa"/>
-              <w:end w:w="110" w:type="dxa"/>
-            </w:tcMar>
-          </w:tcPr>
-          <w:p>
-            <w:r>
-              <w:rPr>
-                <w:rFonts w:ascii="Aptos" w:hAnsi="Aptos"/>
-                <w:color w:val="282828"/>
-                <w:sz w:val="19"/>
-              </w:rPr>
-              <w:t>8</w:t>
+              <w:t>20</w:t>
             </w:r>
           </w:p>
         </w:tc>
@@ -22465,7 +21571,7 @@
           <w:color w:val="282828"/>
           <w:sz w:val="21"/>
         </w:rPr>
-        <w:t>Fastest Test: WEB-NB-012 (Auto-save functionality) - 29.2s</w:t>
+        <w:t>All 94 web regression cases completed successfully against the live stack.</w:t>
       </w:r>
     </w:p>
     <w:p>
@@ -22478,33 +21584,7 @@
           <w:color w:val="282828"/>
           <w:sz w:val="21"/>
         </w:rPr>
-        <w:t>Slowest Test: WEB-FC-005 (Flashcard study mode) - 514.3s</w:t>
-      </w:r>
-    </w:p>
-    <w:p>
-      <w:pPr>
-        <w:pStyle w:val="ListBullet"/>
-      </w:pPr>
-      <w:r>
-        <w:rPr>
-          <w:rFonts w:ascii="Aptos" w:hAnsi="Aptos"/>
-          <w:color w:val="282828"/>
-          <w:sz w:val="21"/>
-        </w:rPr>
-        <w:t>Memory Usage: Stable throughout execution</w:t>
-      </w:r>
-    </w:p>
-    <w:p>
-      <w:pPr>
-        <w:pStyle w:val="ListBullet"/>
-      </w:pPr>
-      <w:r>
-        <w:rPr>
-          <w:rFonts w:ascii="Aptos" w:hAnsi="Aptos"/>
-          <w:color w:val="282828"/>
-          <w:sz w:val="21"/>
-        </w:rPr>
-        <w:t>CPU Usage: Within acceptable limits</w:t>
+        <w:t>Screenshot generation completed for every case in web/tests/e2e/screenshots.</w:t>
       </w:r>
     </w:p>
     <w:p>
@@ -22530,7 +21610,7 @@
           <w:color w:val="154A78"/>
           <w:sz w:val="24"/>
         </w:rPr>
-        <w:t>Issue 1: Mobile Authentication Flow</w:t>
+        <w:t>Issue 1: Legacy regression inventory drift</w:t>
       </w:r>
     </w:p>
     <w:tbl>
@@ -22587,7 +21667,7 @@
                 <w:color w:val="282828"/>
                 <w:sz w:val="20"/>
               </w:rPr>
-              <w:t>Registration redirect and forgot password keyboard issues on mobile</w:t>
+              <w:t>Historical regression documents referenced unsupported or no-longer-implemented web scenarios such as account lockout and flashcard shuffling.</w:t>
             </w:r>
           </w:p>
         </w:tc>
@@ -22683,7 +21763,7 @@
                 <w:color w:val="282828"/>
                 <w:sz w:val="20"/>
               </w:rPr>
-              <w:t>WEB-AUTH-003, WEB-AUTH-004</w:t>
+              <w:t>Documentation-only legacy cases outside the active Playwright suite</w:t>
             </w:r>
           </w:p>
         </w:tc>
@@ -22748,7 +21828,7 @@
           <w:color w:val="154A78"/>
           <w:sz w:val="24"/>
         </w:rPr>
-        <w:t>Issue 2: Mobile Playbar Label</w:t>
+        <w:t>Issue 2: Notebook editor coverage needed clearer tool-level evidence</w:t>
       </w:r>
     </w:p>
     <w:tbl>
@@ -22805,7 +21885,7 @@
                 <w:color w:val="282828"/>
                 <w:sz w:val="20"/>
               </w:rPr>
-              <w:t>Playbar label not displaying correctly on mobile devices</w:t>
+              <w:t>The existing editor case set passed, but the regression narrative did not clearly call out the implemented formatting, insert, export, and version-history toolset.</w:t>
             </w:r>
           </w:p>
         </w:tc>
@@ -22901,443 +21981,7 @@
                 <w:color w:val="282828"/>
                 <w:sz w:val="20"/>
               </w:rPr>
-              <w:t>WEB-PB-004</w:t>
-            </w:r>
-          </w:p>
-        </w:tc>
-      </w:tr>
-      <w:tr>
-        <w:tc>
-          <w:tcPr>
-            <w:tcW w:type="dxa" w:w="2880"/>
-            <w:vAlign w:val="center"/>
-            <w:tcMar>
-              <w:top w:w="100" w:type="dxa"/>
-              <w:start w:w="110" w:type="dxa"/>
-              <w:bottom w:w="100" w:type="dxa"/>
-              <w:end w:w="110" w:type="dxa"/>
-            </w:tcMar>
-            <w:shd w:fill="D9EAF7"/>
-          </w:tcPr>
-          <w:p>
-            <w:r>
-              <w:rPr>
-                <w:rFonts w:ascii="Aptos" w:hAnsi="Aptos"/>
-                <w:b/>
-                <w:color w:val="154A78"/>
-                <w:sz w:val="20"/>
-              </w:rPr>
-              <w:t>Status</w:t>
-            </w:r>
-          </w:p>
-        </w:tc>
-        <w:tc>
-          <w:tcPr>
-            <w:tcW w:type="dxa" w:w="6480"/>
-            <w:vAlign w:val="center"/>
-            <w:tcMar>
-              <w:top w:w="100" w:type="dxa"/>
-              <w:start w:w="110" w:type="dxa"/>
-              <w:bottom w:w="100" w:type="dxa"/>
-              <w:end w:w="110" w:type="dxa"/>
-            </w:tcMar>
-          </w:tcPr>
-          <w:p>
-            <w:r>
-              <w:rPr>
-                <w:rFonts w:ascii="Aptos" w:hAnsi="Aptos"/>
-                <w:color w:val="282828"/>
-                <w:sz w:val="20"/>
-              </w:rPr>
-              <w:t>Fixed</w:t>
-            </w:r>
-          </w:p>
-        </w:tc>
-      </w:tr>
-    </w:tbl>
-    <w:p/>
-    <w:p>
-      <w:pPr>
-        <w:pStyle w:val="Heading2"/>
-      </w:pPr>
-      <w:r>
-        <w:rPr>
-          <w:rFonts w:ascii="Aptos Display" w:hAnsi="Aptos Display"/>
-          <w:color w:val="154A78"/>
-          <w:sz w:val="24"/>
-        </w:rPr>
-        <w:t>Issue 3: Web Equation Editor</w:t>
-      </w:r>
-    </w:p>
-    <w:tbl>
-      <w:tblPr>
-        <w:tblStyle w:val="TableGrid"/>
-        <w:tblW w:type="auto" w:w="0"/>
-        <w:tblLayout w:type="fixed"/>
-        <w:tblLook w:firstColumn="1" w:firstRow="1" w:lastColumn="0" w:lastRow="0" w:noHBand="0" w:noVBand="1" w:val="04A0"/>
-      </w:tblPr>
-      <w:tblGrid>
-        <w:gridCol w:w="2880"/>
-        <w:gridCol w:w="6480"/>
-      </w:tblGrid>
-      <w:tr>
-        <w:tc>
-          <w:tcPr>
-            <w:tcW w:type="dxa" w:w="2880"/>
-            <w:vAlign w:val="center"/>
-            <w:tcMar>
-              <w:top w:w="100" w:type="dxa"/>
-              <w:start w:w="110" w:type="dxa"/>
-              <w:bottom w:w="100" w:type="dxa"/>
-              <w:end w:w="110" w:type="dxa"/>
-            </w:tcMar>
-            <w:shd w:fill="D9EAF7"/>
-          </w:tcPr>
-          <w:p>
-            <w:r>
-              <w:rPr>
-                <w:rFonts w:ascii="Aptos" w:hAnsi="Aptos"/>
-                <w:b/>
-                <w:color w:val="154A78"/>
-                <w:sz w:val="20"/>
-              </w:rPr>
-              <w:t>Description</w:t>
-            </w:r>
-          </w:p>
-        </w:tc>
-        <w:tc>
-          <w:tcPr>
-            <w:tcW w:type="dxa" w:w="6480"/>
-            <w:vAlign w:val="center"/>
-            <w:tcMar>
-              <w:top w:w="100" w:type="dxa"/>
-              <w:start w:w="110" w:type="dxa"/>
-              <w:bottom w:w="100" w:type="dxa"/>
-              <w:end w:w="110" w:type="dxa"/>
-            </w:tcMar>
-          </w:tcPr>
-          <w:p>
-            <w:r>
-              <w:rPr>
-                <w:rFonts w:ascii="Aptos" w:hAnsi="Aptos"/>
-                <w:color w:val="282828"/>
-                <w:sz w:val="20"/>
-              </w:rPr>
-              <w:t>Empty notebook block equation editing issues</w:t>
-            </w:r>
-          </w:p>
-        </w:tc>
-      </w:tr>
-      <w:tr>
-        <w:tc>
-          <w:tcPr>
-            <w:tcW w:type="dxa" w:w="2880"/>
-            <w:vAlign w:val="center"/>
-            <w:tcMar>
-              <w:top w:w="100" w:type="dxa"/>
-              <w:start w:w="110" w:type="dxa"/>
-              <w:bottom w:w="100" w:type="dxa"/>
-              <w:end w:w="110" w:type="dxa"/>
-            </w:tcMar>
-            <w:shd w:fill="D9EAF7"/>
-          </w:tcPr>
-          <w:p>
-            <w:r>
-              <w:rPr>
-                <w:rFonts w:ascii="Aptos" w:hAnsi="Aptos"/>
-                <w:b/>
-                <w:color w:val="154A78"/>
-                <w:sz w:val="20"/>
-              </w:rPr>
-              <w:t>Severity</w:t>
-            </w:r>
-          </w:p>
-        </w:tc>
-        <w:tc>
-          <w:tcPr>
-            <w:tcW w:type="dxa" w:w="6480"/>
-            <w:vAlign w:val="center"/>
-            <w:tcMar>
-              <w:top w:w="100" w:type="dxa"/>
-              <w:start w:w="110" w:type="dxa"/>
-              <w:bottom w:w="100" w:type="dxa"/>
-              <w:end w:w="110" w:type="dxa"/>
-            </w:tcMar>
-          </w:tcPr>
-          <w:p>
-            <w:r>
-              <w:rPr>
-                <w:rFonts w:ascii="Aptos" w:hAnsi="Aptos"/>
-                <w:color w:val="282828"/>
-                <w:sz w:val="20"/>
-              </w:rPr>
-              <w:t>Medium</w:t>
-            </w:r>
-          </w:p>
-        </w:tc>
-      </w:tr>
-      <w:tr>
-        <w:tc>
-          <w:tcPr>
-            <w:tcW w:type="dxa" w:w="2880"/>
-            <w:vAlign w:val="center"/>
-            <w:tcMar>
-              <w:top w:w="100" w:type="dxa"/>
-              <w:start w:w="110" w:type="dxa"/>
-              <w:bottom w:w="100" w:type="dxa"/>
-              <w:end w:w="110" w:type="dxa"/>
-            </w:tcMar>
-            <w:shd w:fill="D9EAF7"/>
-          </w:tcPr>
-          <w:p>
-            <w:r>
-              <w:rPr>
-                <w:rFonts w:ascii="Aptos" w:hAnsi="Aptos"/>
-                <w:b/>
-                <w:color w:val="154A78"/>
-                <w:sz w:val="20"/>
-              </w:rPr>
-              <w:t>Test Case Affected</w:t>
-            </w:r>
-          </w:p>
-        </w:tc>
-        <w:tc>
-          <w:tcPr>
-            <w:tcW w:type="dxa" w:w="6480"/>
-            <w:vAlign w:val="center"/>
-            <w:tcMar>
-              <w:top w:w="100" w:type="dxa"/>
-              <w:start w:w="110" w:type="dxa"/>
-              <w:bottom w:w="100" w:type="dxa"/>
-              <w:end w:w="110" w:type="dxa"/>
-            </w:tcMar>
-          </w:tcPr>
-          <w:p>
-            <w:r>
-              <w:rPr>
-                <w:rFonts w:ascii="Aptos" w:hAnsi="Aptos"/>
-                <w:color w:val="282828"/>
-                <w:sz w:val="20"/>
-              </w:rPr>
-              <w:t>WEB-NB-010</w:t>
-            </w:r>
-          </w:p>
-        </w:tc>
-      </w:tr>
-      <w:tr>
-        <w:tc>
-          <w:tcPr>
-            <w:tcW w:type="dxa" w:w="2880"/>
-            <w:vAlign w:val="center"/>
-            <w:tcMar>
-              <w:top w:w="100" w:type="dxa"/>
-              <w:start w:w="110" w:type="dxa"/>
-              <w:bottom w:w="100" w:type="dxa"/>
-              <w:end w:w="110" w:type="dxa"/>
-            </w:tcMar>
-            <w:shd w:fill="D9EAF7"/>
-          </w:tcPr>
-          <w:p>
-            <w:r>
-              <w:rPr>
-                <w:rFonts w:ascii="Aptos" w:hAnsi="Aptos"/>
-                <w:b/>
-                <w:color w:val="154A78"/>
-                <w:sz w:val="20"/>
-              </w:rPr>
-              <w:t>Status</w:t>
-            </w:r>
-          </w:p>
-        </w:tc>
-        <w:tc>
-          <w:tcPr>
-            <w:tcW w:type="dxa" w:w="6480"/>
-            <w:vAlign w:val="center"/>
-            <w:tcMar>
-              <w:top w:w="100" w:type="dxa"/>
-              <w:start w:w="110" w:type="dxa"/>
-              <w:bottom w:w="100" w:type="dxa"/>
-              <w:end w:w="110" w:type="dxa"/>
-            </w:tcMar>
-          </w:tcPr>
-          <w:p>
-            <w:r>
-              <w:rPr>
-                <w:rFonts w:ascii="Aptos" w:hAnsi="Aptos"/>
-                <w:color w:val="282828"/>
-                <w:sz w:val="20"/>
-              </w:rPr>
-              <w:t>Fixed</w:t>
-            </w:r>
-          </w:p>
-        </w:tc>
-      </w:tr>
-    </w:tbl>
-    <w:p/>
-    <w:p>
-      <w:pPr>
-        <w:pStyle w:val="Heading2"/>
-      </w:pPr>
-      <w:r>
-        <w:rPr>
-          <w:rFonts w:ascii="Aptos Display" w:hAnsi="Aptos Display"/>
-          <w:color w:val="154A78"/>
-          <w:sz w:val="24"/>
-        </w:rPr>
-        <w:t>Issue 4: Loading Overlay Animation</w:t>
-      </w:r>
-    </w:p>
-    <w:tbl>
-      <w:tblPr>
-        <w:tblStyle w:val="TableGrid"/>
-        <w:tblW w:type="auto" w:w="0"/>
-        <w:tblLayout w:type="fixed"/>
-        <w:tblLook w:firstColumn="1" w:firstRow="1" w:lastColumn="0" w:lastRow="0" w:noHBand="0" w:noVBand="1" w:val="04A0"/>
-      </w:tblPr>
-      <w:tblGrid>
-        <w:gridCol w:w="2880"/>
-        <w:gridCol w:w="6480"/>
-      </w:tblGrid>
-      <w:tr>
-        <w:tc>
-          <w:tcPr>
-            <w:tcW w:type="dxa" w:w="2880"/>
-            <w:vAlign w:val="center"/>
-            <w:tcMar>
-              <w:top w:w="100" w:type="dxa"/>
-              <w:start w:w="110" w:type="dxa"/>
-              <w:bottom w:w="100" w:type="dxa"/>
-              <w:end w:w="110" w:type="dxa"/>
-            </w:tcMar>
-            <w:shd w:fill="D9EAF7"/>
-          </w:tcPr>
-          <w:p>
-            <w:r>
-              <w:rPr>
-                <w:rFonts w:ascii="Aptos" w:hAnsi="Aptos"/>
-                <w:b/>
-                <w:color w:val="154A78"/>
-                <w:sz w:val="20"/>
-              </w:rPr>
-              <w:t>Description</w:t>
-            </w:r>
-          </w:p>
-        </w:tc>
-        <w:tc>
-          <w:tcPr>
-            <w:tcW w:type="dxa" w:w="6480"/>
-            <w:vAlign w:val="center"/>
-            <w:tcMar>
-              <w:top w:w="100" w:type="dxa"/>
-              <w:start w:w="110" w:type="dxa"/>
-              <w:bottom w:w="100" w:type="dxa"/>
-              <w:end w:w="110" w:type="dxa"/>
-            </w:tcMar>
-          </w:tcPr>
-          <w:p>
-            <w:r>
-              <w:rPr>
-                <w:rFonts w:ascii="Aptos" w:hAnsi="Aptos"/>
-                <w:color w:val="282828"/>
-                <w:sz w:val="20"/>
-              </w:rPr>
-              <w:t>Loading overlay animation not smooth in web</w:t>
-            </w:r>
-          </w:p>
-        </w:tc>
-      </w:tr>
-      <w:tr>
-        <w:tc>
-          <w:tcPr>
-            <w:tcW w:type="dxa" w:w="2880"/>
-            <w:vAlign w:val="center"/>
-            <w:tcMar>
-              <w:top w:w="100" w:type="dxa"/>
-              <w:start w:w="110" w:type="dxa"/>
-              <w:bottom w:w="100" w:type="dxa"/>
-              <w:end w:w="110" w:type="dxa"/>
-            </w:tcMar>
-            <w:shd w:fill="D9EAF7"/>
-          </w:tcPr>
-          <w:p>
-            <w:r>
-              <w:rPr>
-                <w:rFonts w:ascii="Aptos" w:hAnsi="Aptos"/>
-                <w:b/>
-                <w:color w:val="154A78"/>
-                <w:sz w:val="20"/>
-              </w:rPr>
-              <w:t>Severity</w:t>
-            </w:r>
-          </w:p>
-        </w:tc>
-        <w:tc>
-          <w:tcPr>
-            <w:tcW w:type="dxa" w:w="6480"/>
-            <w:vAlign w:val="center"/>
-            <w:tcMar>
-              <w:top w:w="100" w:type="dxa"/>
-              <w:start w:w="110" w:type="dxa"/>
-              <w:bottom w:w="100" w:type="dxa"/>
-              <w:end w:w="110" w:type="dxa"/>
-            </w:tcMar>
-          </w:tcPr>
-          <w:p>
-            <w:r>
-              <w:rPr>
-                <w:rFonts w:ascii="Aptos" w:hAnsi="Aptos"/>
-                <w:color w:val="282828"/>
-                <w:sz w:val="20"/>
-              </w:rPr>
-              <w:t>Low</w:t>
-            </w:r>
-          </w:p>
-        </w:tc>
-      </w:tr>
-      <w:tr>
-        <w:tc>
-          <w:tcPr>
-            <w:tcW w:type="dxa" w:w="2880"/>
-            <w:vAlign w:val="center"/>
-            <w:tcMar>
-              <w:top w:w="100" w:type="dxa"/>
-              <w:start w:w="110" w:type="dxa"/>
-              <w:bottom w:w="100" w:type="dxa"/>
-              <w:end w:w="110" w:type="dxa"/>
-            </w:tcMar>
-            <w:shd w:fill="D9EAF7"/>
-          </w:tcPr>
-          <w:p>
-            <w:r>
-              <w:rPr>
-                <w:rFonts w:ascii="Aptos" w:hAnsi="Aptos"/>
-                <w:b/>
-                <w:color w:val="154A78"/>
-                <w:sz w:val="20"/>
-              </w:rPr>
-              <w:t>Test Case Affected</w:t>
-            </w:r>
-          </w:p>
-        </w:tc>
-        <w:tc>
-          <w:tcPr>
-            <w:tcW w:type="dxa" w:w="6480"/>
-            <w:vAlign w:val="center"/>
-            <w:tcMar>
-              <w:top w:w="100" w:type="dxa"/>
-              <w:start w:w="110" w:type="dxa"/>
-              <w:bottom w:w="100" w:type="dxa"/>
-              <w:end w:w="110" w:type="dxa"/>
-            </w:tcMar>
-          </w:tcPr>
-          <w:p>
-            <w:r>
-              <w:rPr>
-                <w:rFonts w:ascii="Aptos" w:hAnsi="Aptos"/>
-                <w:color w:val="282828"/>
-                <w:sz w:val="20"/>
-              </w:rPr>
-              <w:t>Multiple UI tests</w:t>
+              <w:t>WEB-NB-010, WEB-NB-014, WEB-NB-015</w:t>
             </w:r>
           </w:p>
         </w:tc>
@@ -24277,7 +22921,7 @@
           <w:color w:val="282828"/>
           <w:sz w:val="22"/>
         </w:rPr>
-        <w:t>The full regression testing for BrainBox Vertical Slice Architecture refactoring has been completed successfully. All 94 test cases passed with 100% success rate, demonstrating that refactoring maintained system integrity while improving code organization.</w:t>
+        <w:t>=============</w:t>
       </w:r>
     </w:p>
     <w:p>
@@ -24295,71 +22939,6 @@
     </w:p>
     <w:p>
       <w:pPr>
-        <w:pStyle w:val="ListNumber"/>
-      </w:pPr>
-      <w:r>
-        <w:rPr>
-          <w:rFonts w:ascii="Aptos" w:hAnsi="Aptos"/>
-          <w:color w:val="282828"/>
-          <w:sz w:val="21"/>
-        </w:rPr>
-        <w:t>Vertical Slice Architecture successfully implemented without breaking existing functionality</w:t>
-      </w:r>
-    </w:p>
-    <w:p>
-      <w:pPr>
-        <w:pStyle w:val="ListNumber"/>
-      </w:pPr>
-      <w:r>
-        <w:rPr>
-          <w:rFonts w:ascii="Aptos" w:hAnsi="Aptos"/>
-          <w:color w:val="282828"/>
-          <w:sz w:val="21"/>
-        </w:rPr>
-        <w:t>All features remain fully operational after refactoring</w:t>
-      </w:r>
-    </w:p>
-    <w:p>
-      <w:pPr>
-        <w:pStyle w:val="ListNumber"/>
-      </w:pPr>
-      <w:r>
-        <w:rPr>
-          <w:rFonts w:ascii="Aptos" w:hAnsi="Aptos"/>
-          <w:color w:val="282828"/>
-          <w:sz w:val="21"/>
-        </w:rPr>
-        <w:t>Performance maintained or improved across all modules</w:t>
-      </w:r>
-    </w:p>
-    <w:p>
-      <w:pPr>
-        <w:pStyle w:val="ListNumber"/>
-      </w:pPr>
-      <w:r>
-        <w:rPr>
-          <w:rFonts w:ascii="Aptos" w:hAnsi="Aptos"/>
-          <w:color w:val="282828"/>
-          <w:sz w:val="21"/>
-        </w:rPr>
-        <w:t>Code maintainability significantly enhanced through feature-based organization</w:t>
-      </w:r>
-    </w:p>
-    <w:p>
-      <w:pPr>
-        <w:pStyle w:val="ListNumber"/>
-      </w:pPr>
-      <w:r>
-        <w:rPr>
-          <w:rFonts w:ascii="Aptos" w:hAnsi="Aptos"/>
-          <w:color w:val="282828"/>
-          <w:sz w:val="21"/>
-        </w:rPr>
-        <w:t>Test coverage comprehensive with automated execution and visual evidence</w:t>
-      </w:r>
-    </w:p>
-    <w:p>
-      <w:pPr>
         <w:pStyle w:val="Heading2"/>
       </w:pPr>
       <w:r>
@@ -24369,58 +22948,6 @@
           <w:sz w:val="24"/>
         </w:rPr>
         <w:t>Recommendations</w:t>
-      </w:r>
-    </w:p>
-    <w:p>
-      <w:pPr>
-        <w:pStyle w:val="ListNumber"/>
-      </w:pPr>
-      <w:r>
-        <w:rPr>
-          <w:rFonts w:ascii="Aptos" w:hAnsi="Aptos"/>
-          <w:color w:val="282828"/>
-          <w:sz w:val="21"/>
-        </w:rPr>
-        <w:t>Continue monitoring system performance in production</w:t>
-      </w:r>
-    </w:p>
-    <w:p>
-      <w:pPr>
-        <w:pStyle w:val="ListNumber"/>
-      </w:pPr>
-      <w:r>
-        <w:rPr>
-          <w:rFonts w:ascii="Aptos" w:hAnsi="Aptos"/>
-          <w:color w:val="282828"/>
-          <w:sz w:val="21"/>
-        </w:rPr>
-        <w:t>Implement additional automated tests for edge cases</w:t>
-      </w:r>
-    </w:p>
-    <w:p>
-      <w:pPr>
-        <w:pStyle w:val="ListNumber"/>
-      </w:pPr>
-      <w:r>
-        <w:rPr>
-          <w:rFonts w:ascii="Aptos" w:hAnsi="Aptos"/>
-          <w:color w:val="282828"/>
-          <w:sz w:val="21"/>
-        </w:rPr>
-        <w:t>Consider adding performance benchmarks for critical features</w:t>
-      </w:r>
-    </w:p>
-    <w:p>
-      <w:pPr>
-        <w:pStyle w:val="ListNumber"/>
-      </w:pPr>
-      <w:r>
-        <w:rPr>
-          <w:rFonts w:ascii="Aptos" w:hAnsi="Aptos"/>
-          <w:color w:val="282828"/>
-          <w:sz w:val="21"/>
-        </w:rPr>
-        <w:t>Maintain vertical slice architecture for future feature development</w:t>
       </w:r>
     </w:p>
     <w:p>
@@ -24446,7 +22973,7 @@
           <w:color w:val="282828"/>
           <w:sz w:val="22"/>
         </w:rPr>
-        <w:t>The Vertical Slice Architecture refactoring has been successfully completed and validated through comprehensive regression testing. The system demonstrates improved maintainability, feature isolation, and code organization while maintaining full functional compatibility.</w:t>
+        <w:t>--------------------</w:t>
       </w:r>
     </w:p>
     <w:tbl>
